--- a/Desafio Extra Fraude Cartao de Credito/Agentes Autônomos – Relatório da Atividade  Extra.docx
+++ b/Desafio Extra Fraude Cartao de Credito/Agentes Autônomos – Relatório da Atividade  Extra.docx
@@ -1,6 +1,6 @@
 
 <file path=word/document.xml><?xml version="1.0" encoding="utf-8"?>
-<w:document xmlns:wpc="http://schemas.microsoft.com/office/word/2010/wordprocessingCanvas" xmlns:cx="http://schemas.microsoft.com/office/drawing/2014/chartex" xmlns:cx1="http://schemas.microsoft.com/office/drawing/2015/9/8/chartex" xmlns:cx2="http://schemas.microsoft.com/office/drawing/2015/10/21/chartex" xmlns:cx3="http://schemas.microsoft.com/office/drawing/2016/5/9/chartex" xmlns:cx4="http://schemas.microsoft.com/office/drawing/2016/5/10/chartex" xmlns:cx5="http://schemas.microsoft.com/office/drawing/2016/5/11/chartex" xmlns:cx6="http://schemas.microsoft.com/office/drawing/2016/5/12/chartex" xmlns:cx7="http://schemas.microsoft.com/office/drawing/2016/5/13/chartex" xmlns:cx8="http://schemas.microsoft.com/office/drawing/2016/5/14/chartex" xmlns:mc="http://schemas.openxmlformats.org/markup-compatibility/2006" xmlns:aink="http://schemas.microsoft.com/office/drawing/2016/ink" xmlns:am3d="http://schemas.microsoft.com/office/drawing/2017/model3d" xmlns:o="urn:schemas-microsoft-com:office:office" xmlns:r="http://schemas.openxmlformats.org/officeDocument/2006/relationships" xmlns:m="http://schemas.openxmlformats.org/officeDocument/2006/math" xmlns:v="urn:schemas-microsoft-com:vml" xmlns:wp14="http://schemas.microsoft.com/office/word/2010/wordprocessingDrawing" xmlns:wp="http://schemas.openxmlformats.org/drawingml/2006/wordprocessingDrawing" xmlns:w10="urn:schemas-microsoft-com:office:word" xmlns:w="http://schemas.openxmlformats.org/wordprocessingml/2006/main" xmlns:w14="http://schemas.microsoft.com/office/word/2010/wordml" xmlns:w15="http://schemas.microsoft.com/office/word/2012/wordml" xmlns:w16cex="http://schemas.microsoft.com/office/word/2018/wordml/cex" xmlns:w16cid="http://schemas.microsoft.com/office/word/2016/wordml/cid" xmlns:w16="http://schemas.microsoft.com/office/word/2018/wordml" xmlns:w16sdtdh="http://schemas.microsoft.com/office/word/2020/wordml/sdtdatahash" xmlns:w16se="http://schemas.microsoft.com/office/word/2015/wordml/symex" xmlns:wpg="http://schemas.microsoft.com/office/word/2010/wordprocessingGroup" xmlns:wpi="http://schemas.microsoft.com/office/word/2010/wordprocessingInk" xmlns:wne="http://schemas.microsoft.com/office/word/2006/wordml" xmlns:wps="http://schemas.microsoft.com/office/word/2010/wordprocessingShape" mc:Ignorable="w14 w15 w16se w16cid w16 w16cex w16sdtdh wp14">
+<w:document xmlns:wpc="http://schemas.microsoft.com/office/word/2010/wordprocessingCanvas" xmlns:cx="http://schemas.microsoft.com/office/drawing/2014/chartex" xmlns:cx1="http://schemas.microsoft.com/office/drawing/2015/9/8/chartex" xmlns:cx2="http://schemas.microsoft.com/office/drawing/2015/10/21/chartex" xmlns:cx3="http://schemas.microsoft.com/office/drawing/2016/5/9/chartex" xmlns:cx4="http://schemas.microsoft.com/office/drawing/2016/5/10/chartex" xmlns:cx5="http://schemas.microsoft.com/office/drawing/2016/5/11/chartex" xmlns:cx6="http://schemas.microsoft.com/office/drawing/2016/5/12/chartex" xmlns:cx7="http://schemas.microsoft.com/office/drawing/2016/5/13/chartex" xmlns:cx8="http://schemas.microsoft.com/office/drawing/2016/5/14/chartex" xmlns:mc="http://schemas.openxmlformats.org/markup-compatibility/2006" xmlns:aink="http://schemas.microsoft.com/office/drawing/2016/ink" xmlns:am3d="http://schemas.microsoft.com/office/drawing/2017/model3d" xmlns:o="urn:schemas-microsoft-com:office:office" xmlns:oel="http://schemas.microsoft.com/office/2019/extlst" xmlns:r="http://schemas.openxmlformats.org/officeDocument/2006/relationships" xmlns:m="http://schemas.openxmlformats.org/officeDocument/2006/math" xmlns:v="urn:schemas-microsoft-com:vml" xmlns:wp14="http://schemas.microsoft.com/office/word/2010/wordprocessingDrawing" xmlns:wp="http://schemas.openxmlformats.org/drawingml/2006/wordprocessingDrawing" xmlns:w10="urn:schemas-microsoft-com:office:word" xmlns:w="http://schemas.openxmlformats.org/wordprocessingml/2006/main" xmlns:w14="http://schemas.microsoft.com/office/word/2010/wordml" xmlns:w15="http://schemas.microsoft.com/office/word/2012/wordml" xmlns:w16cex="http://schemas.microsoft.com/office/word/2018/wordml/cex" xmlns:w16cid="http://schemas.microsoft.com/office/word/2016/wordml/cid" xmlns:w16="http://schemas.microsoft.com/office/word/2018/wordml" xmlns:w16du="http://schemas.microsoft.com/office/word/2023/wordml/word16du" xmlns:w16sdtdh="http://schemas.microsoft.com/office/word/2020/wordml/sdtdatahash" xmlns:w16sdtfl="http://schemas.microsoft.com/office/word/2024/wordml/sdtformatlock" xmlns:w16se="http://schemas.microsoft.com/office/word/2015/wordml/symex" xmlns:wpg="http://schemas.microsoft.com/office/word/2010/wordprocessingGroup" xmlns:wpi="http://schemas.microsoft.com/office/word/2010/wordprocessingInk" xmlns:wne="http://schemas.microsoft.com/office/word/2006/wordml" xmlns:wps="http://schemas.microsoft.com/office/word/2010/wordprocessingShape" mc:Ignorable="w14 w15 w16se w16cid w16 w16cex w16sdtdh w16sdtfl w16du wp14">
   <w:body>
     <w:p>
       <w:pPr>
@@ -24,7 +24,13 @@
         <w:spacing w:after="120"/>
       </w:pPr>
       <w:r>
-        <w:t>A aplicação analisa dados de transações para apoiar a detecção de possíveis fraudes em cartões de crédito. O fluxo é organizado em três agentes (Aquisição, Análise e Conclusão Geral), gerando HTML com gráficos e tabelas.</w:t>
+        <w:t xml:space="preserve">A aplicação analisa dados de </w:t>
+      </w:r>
+      <w:r>
+        <w:t>um dataset</w:t>
+      </w:r>
+      <w:r>
+        <w:t>. O fluxo é organizado em três agentes (Aquisição, Análise e Conclusão Geral), gerando HTML com gráficos e tabelas.</w:t>
       </w:r>
     </w:p>
     <w:p>
@@ -48,15 +54,7 @@
         <w:spacing w:after="120"/>
       </w:pPr>
       <w:r>
-        <w:t xml:space="preserve">Gerencia a interface </w:t>
-      </w:r>
-      <w:proofErr w:type="spellStart"/>
-      <w:r>
-        <w:t>Streamlit</w:t>
-      </w:r>
-      <w:proofErr w:type="spellEnd"/>
-      <w:r>
-        <w:t>; recebe o CSV; preserva estado na sessão; orquestra chamadas ao Agente 2.</w:t>
+        <w:t>Gerencia a interface Streamlit; recebe o CSV; preserva estado na sessão; orquestra chamadas ao Agente 2.</w:t>
       </w:r>
     </w:p>
     <w:p>
@@ -107,15 +105,7 @@
         <w:spacing w:after="120"/>
       </w:pPr>
       <w:r>
-        <w:t>Gera contexto via SQL (</w:t>
-      </w:r>
-      <w:proofErr w:type="spellStart"/>
-      <w:r>
-        <w:t>SQLite</w:t>
-      </w:r>
-      <w:proofErr w:type="spellEnd"/>
-      <w:r>
-        <w:t>), responde em português e produz HTML com gráficos, tabelas e conclusões.</w:t>
+        <w:t>Gera contexto via SQL (SQLite), responde em português e produz HTML com gráficos, tabelas e conclusões.</w:t>
       </w:r>
     </w:p>
     <w:p>
@@ -176,21 +166,19 @@
         <w:rPr>
           <w:rFonts w:ascii="Consolas" w:hAnsi="Consolas"/>
         </w:rPr>
-        <w:t xml:space="preserve">Aja como um analista de dados que analisou dados relativos </w:t>
+        <w:t xml:space="preserve">Aja como um analista de dados que analisou dados relativos a </w:t>
       </w:r>
-      <w:proofErr w:type="gramStart"/>
       <w:r>
         <w:rPr>
           <w:rFonts w:ascii="Consolas" w:hAnsi="Consolas"/>
         </w:rPr>
-        <w:t>a</w:t>
+        <w:t>um dataset</w:t>
       </w:r>
-      <w:proofErr w:type="gramEnd"/>
       <w:r>
         <w:rPr>
           <w:rFonts w:ascii="Consolas" w:hAnsi="Consolas"/>
         </w:rPr>
-        <w:t xml:space="preserve"> fraude...</w:t>
+        <w:t>...</w:t>
       </w:r>
       <w:r>
         <w:rPr>
@@ -213,93 +201,42 @@
       <w:pPr>
         <w:spacing w:after="120"/>
       </w:pPr>
-      <w:proofErr w:type="spellStart"/>
       <w:r>
         <w:rPr>
           <w:b/>
           <w:bCs/>
         </w:rPr>
-        <w:t>llm_gera_query</w:t>
+        <w:t>llm_gera_query(...):</w:t>
       </w:r>
-      <w:proofErr w:type="spellEnd"/>
+      <w:r>
+        <w:t xml:space="preserve"> Gera SQL compatível com SQLite, coleta colunas via PRAGMA, ajusta LIMIT com base em tokens.</w:t>
+      </w:r>
+    </w:p>
+    <w:p>
+      <w:pPr>
+        <w:spacing w:after="120"/>
+      </w:pPr>
       <w:r>
         <w:rPr>
           <w:b/>
           <w:bCs/>
         </w:rPr>
-        <w:t>(...):</w:t>
+        <w:t>rag(...):</w:t>
       </w:r>
       <w:r>
-        <w:t xml:space="preserve"> Gera SQL compatível com </w:t>
-      </w:r>
-      <w:proofErr w:type="spellStart"/>
-      <w:r>
-        <w:t>SQLite</w:t>
-      </w:r>
-      <w:proofErr w:type="spellEnd"/>
-      <w:r>
-        <w:t>, coleta colunas via PRAGMA, ajusta LIMIT com base em tokens.</w:t>
+        <w:t xml:space="preserve"> Carrega o CSV em SQLite e invoca llm_gera_query para obter a query final.</w:t>
       </w:r>
     </w:p>
     <w:p>
       <w:pPr>
         <w:spacing w:after="120"/>
       </w:pPr>
-      <w:proofErr w:type="spellStart"/>
       <w:r>
         <w:rPr>
           <w:b/>
           <w:bCs/>
         </w:rPr>
-        <w:t>rag</w:t>
-      </w:r>
-      <w:proofErr w:type="spellEnd"/>
-      <w:r>
-        <w:rPr>
-          <w:b/>
-          <w:bCs/>
-        </w:rPr>
-        <w:t>(...):</w:t>
-      </w:r>
-      <w:r>
-        <w:t xml:space="preserve"> Carrega o CSV em </w:t>
-      </w:r>
-      <w:proofErr w:type="spellStart"/>
-      <w:r>
-        <w:t>SQLite</w:t>
-      </w:r>
-      <w:proofErr w:type="spellEnd"/>
-      <w:r>
-        <w:t xml:space="preserve"> e invoca </w:t>
-      </w:r>
-      <w:proofErr w:type="spellStart"/>
-      <w:r>
-        <w:t>llm_gera_query</w:t>
-      </w:r>
-      <w:proofErr w:type="spellEnd"/>
-      <w:r>
-        <w:t xml:space="preserve"> para obter a query final.</w:t>
-      </w:r>
-    </w:p>
-    <w:p>
-      <w:pPr>
-        <w:spacing w:after="120"/>
-      </w:pPr>
-      <w:proofErr w:type="spellStart"/>
-      <w:r>
-        <w:rPr>
-          <w:b/>
-          <w:bCs/>
-        </w:rPr>
-        <w:t>num_tokens_from_string</w:t>
-      </w:r>
-      <w:proofErr w:type="spellEnd"/>
-      <w:r>
-        <w:rPr>
-          <w:b/>
-          <w:bCs/>
-        </w:rPr>
-        <w:t>(...):</w:t>
+        <w:t>num_tokens_from_string(...):</w:t>
       </w:r>
       <w:r>
         <w:t xml:space="preserve"> Conta tokens para regular o volume do contexto.</w:t>
@@ -309,21 +246,12 @@
       <w:pPr>
         <w:spacing w:after="120"/>
       </w:pPr>
-      <w:proofErr w:type="spellStart"/>
       <w:r>
         <w:rPr>
           <w:b/>
           <w:bCs/>
         </w:rPr>
-        <w:t>ErroProcessamento</w:t>
-      </w:r>
-      <w:proofErr w:type="spellEnd"/>
-      <w:r>
-        <w:rPr>
-          <w:b/>
-          <w:bCs/>
-        </w:rPr>
-        <w:t>:</w:t>
+        <w:t>ErroProcessamento:</w:t>
       </w:r>
       <w:r>
         <w:t xml:space="preserve"> Exceção para falhas ou excesso de tentativas.</w:t>
@@ -486,47 +414,13 @@
           <w:color w:val="1F2328"/>
         </w:rPr>
       </w:pPr>
-      <w:proofErr w:type="spellStart"/>
       <w:r>
         <w:rPr>
           <w:rFonts w:ascii="Consolas" w:hAnsi="Consolas"/>
           <w:color w:val="1F2328"/>
         </w:rPr>
-        <w:t>python</w:t>
+        <w:t>python -m venv venv</w:t>
       </w:r>
-      <w:proofErr w:type="spellEnd"/>
-      <w:r>
-        <w:rPr>
-          <w:rFonts w:ascii="Consolas" w:hAnsi="Consolas"/>
-          <w:color w:val="1F2328"/>
-        </w:rPr>
-        <w:t xml:space="preserve"> -m </w:t>
-      </w:r>
-      <w:proofErr w:type="spellStart"/>
-      <w:r>
-        <w:rPr>
-          <w:rFonts w:ascii="Consolas" w:hAnsi="Consolas"/>
-          <w:color w:val="1F2328"/>
-        </w:rPr>
-        <w:t>venv</w:t>
-      </w:r>
-      <w:proofErr w:type="spellEnd"/>
-      <w:r>
-        <w:rPr>
-          <w:rFonts w:ascii="Consolas" w:hAnsi="Consolas"/>
-          <w:color w:val="1F2328"/>
-        </w:rPr>
-        <w:t xml:space="preserve"> </w:t>
-      </w:r>
-      <w:proofErr w:type="spellStart"/>
-      <w:r>
-        <w:rPr>
-          <w:rFonts w:ascii="Consolas" w:hAnsi="Consolas"/>
-          <w:color w:val="1F2328"/>
-        </w:rPr>
-        <w:t>venv</w:t>
-      </w:r>
-      <w:proofErr w:type="spellEnd"/>
     </w:p>
     <w:p>
       <w:pPr>
@@ -537,7 +431,6 @@
           <w:color w:val="1F2328"/>
         </w:rPr>
       </w:pPr>
-      <w:proofErr w:type="spellStart"/>
       <w:r>
         <w:rPr>
           <w:rStyle w:val="pl-c1"/>
@@ -546,45 +439,12 @@
         </w:rPr>
         <w:t>source</w:t>
       </w:r>
-      <w:proofErr w:type="spellEnd"/>
       <w:r>
         <w:rPr>
           <w:rFonts w:ascii="Consolas" w:hAnsi="Consolas"/>
           <w:color w:val="1F2328"/>
         </w:rPr>
-        <w:t xml:space="preserve"> </w:t>
-      </w:r>
-      <w:proofErr w:type="spellStart"/>
-      <w:r>
-        <w:rPr>
-          <w:rFonts w:ascii="Consolas" w:hAnsi="Consolas"/>
-          <w:color w:val="1F2328"/>
-        </w:rPr>
-        <w:t>venv</w:t>
-      </w:r>
-      <w:proofErr w:type="spellEnd"/>
-      <w:r>
-        <w:rPr>
-          <w:rFonts w:ascii="Consolas" w:hAnsi="Consolas"/>
-          <w:color w:val="1F2328"/>
-        </w:rPr>
-        <w:t>/bin/</w:t>
-      </w:r>
-      <w:proofErr w:type="spellStart"/>
-      <w:r>
-        <w:rPr>
-          <w:rFonts w:ascii="Consolas" w:hAnsi="Consolas"/>
-          <w:color w:val="1F2328"/>
-        </w:rPr>
-        <w:t>activate</w:t>
-      </w:r>
-      <w:proofErr w:type="spellEnd"/>
-      <w:r>
-        <w:rPr>
-          <w:rFonts w:ascii="Consolas" w:hAnsi="Consolas"/>
-          <w:color w:val="1F2328"/>
-        </w:rPr>
-        <w:t xml:space="preserve">   </w:t>
+        <w:t xml:space="preserve"> venv/bin/activate   </w:t>
       </w:r>
       <w:r>
         <w:rPr>
@@ -604,7 +464,6 @@
           <w:color w:val="1F2328"/>
         </w:rPr>
       </w:pPr>
-      <w:proofErr w:type="spellStart"/>
       <w:r>
         <w:rPr>
           <w:rFonts w:ascii="Consolas" w:hAnsi="Consolas"/>
@@ -612,7 +471,6 @@
         </w:rPr>
         <w:t>venv</w:t>
       </w:r>
-      <w:proofErr w:type="spellEnd"/>
       <w:r>
         <w:rPr>
           <w:rStyle w:val="pl-cce"/>
@@ -634,31 +492,14 @@
           <w:rFonts w:ascii="Consolas" w:eastAsiaTheme="majorEastAsia" w:hAnsi="Consolas"/>
           <w:color w:val="1F2328"/>
         </w:rPr>
-        <w:t>\</w:t>
-      </w:r>
-      <w:proofErr w:type="spellStart"/>
-      <w:r>
-        <w:rPr>
-          <w:rStyle w:val="pl-cce"/>
-          <w:rFonts w:ascii="Consolas" w:eastAsiaTheme="majorEastAsia" w:hAnsi="Consolas"/>
-          <w:color w:val="1F2328"/>
-        </w:rPr>
-        <w:t>a</w:t>
+        <w:t>\a</w:t>
       </w:r>
       <w:r>
         <w:rPr>
           <w:rFonts w:ascii="Consolas" w:hAnsi="Consolas"/>
           <w:color w:val="1F2328"/>
         </w:rPr>
-        <w:t>ctivate</w:t>
-      </w:r>
-      <w:proofErr w:type="spellEnd"/>
-      <w:r>
-        <w:rPr>
-          <w:rFonts w:ascii="Consolas" w:hAnsi="Consolas"/>
-          <w:color w:val="1F2328"/>
-        </w:rPr>
-        <w:t xml:space="preserve">      </w:t>
+        <w:t xml:space="preserve">ctivate      </w:t>
       </w:r>
       <w:r>
         <w:rPr>
@@ -707,37 +548,12 @@
           <w:color w:val="1F2328"/>
         </w:rPr>
       </w:pPr>
-      <w:proofErr w:type="spellStart"/>
       <w:r>
         <w:rPr>
           <w:rFonts w:ascii="Consolas" w:hAnsi="Consolas"/>
           <w:color w:val="1F2328"/>
         </w:rPr>
-        <w:t>pip</w:t>
-      </w:r>
-      <w:proofErr w:type="spellEnd"/>
-      <w:r>
-        <w:rPr>
-          <w:rFonts w:ascii="Consolas" w:hAnsi="Consolas"/>
-          <w:color w:val="1F2328"/>
-        </w:rPr>
-        <w:t xml:space="preserve"> </w:t>
-      </w:r>
-      <w:proofErr w:type="spellStart"/>
-      <w:r>
-        <w:rPr>
-          <w:rFonts w:ascii="Consolas" w:hAnsi="Consolas"/>
-          <w:color w:val="1F2328"/>
-        </w:rPr>
-        <w:t>install</w:t>
-      </w:r>
-      <w:proofErr w:type="spellEnd"/>
-      <w:r>
-        <w:rPr>
-          <w:rFonts w:ascii="Consolas" w:hAnsi="Consolas"/>
-          <w:color w:val="1F2328"/>
-        </w:rPr>
-        <w:t xml:space="preserve"> -r requirements.txt</w:t>
+        <w:t>pip install -r requirements.txt</w:t>
       </w:r>
     </w:p>
     <w:p>
@@ -767,15 +583,7 @@
           <w:rFonts w:ascii="Segoe UI" w:hAnsi="Segoe UI" w:cs="Segoe UI"/>
           <w:color w:val="1F2328"/>
         </w:rPr>
-        <w:t xml:space="preserve">Crie o </w:t>
-      </w:r>
-      <w:proofErr w:type="gramStart"/>
-      <w:r>
-        <w:rPr>
-          <w:rFonts w:ascii="Segoe UI" w:hAnsi="Segoe UI" w:cs="Segoe UI"/>
-          <w:color w:val="1F2328"/>
-        </w:rPr>
-        <w:t>arquivo </w:t>
+        <w:t>Crie o arquivo </w:t>
       </w:r>
       <w:r>
         <w:rPr>
@@ -783,19 +591,8 @@
           <w:rFonts w:ascii="Consolas" w:hAnsi="Consolas"/>
           <w:color w:val="1F2328"/>
         </w:rPr>
-        <w:t>.</w:t>
+        <w:t>.env</w:t>
       </w:r>
-      <w:proofErr w:type="spellStart"/>
-      <w:r>
-        <w:rPr>
-          <w:rStyle w:val="CdigoHTML"/>
-          <w:rFonts w:ascii="Consolas" w:hAnsi="Consolas"/>
-          <w:color w:val="1F2328"/>
-        </w:rPr>
-        <w:t>env</w:t>
-      </w:r>
-      <w:proofErr w:type="spellEnd"/>
-      <w:proofErr w:type="gramEnd"/>
       <w:r>
         <w:rPr>
           <w:rFonts w:ascii="Segoe UI" w:hAnsi="Segoe UI" w:cs="Segoe UI"/>
@@ -810,50 +607,18 @@
         </w:rPr>
         <w:t>com sua chave de API gerada no provedor </w:t>
       </w:r>
-      <w:proofErr w:type="spellStart"/>
-      <w:r>
-        <w:rPr>
-          <w:rStyle w:val="Forte"/>
-          <w:rFonts w:ascii="Segoe UI" w:eastAsiaTheme="majorEastAsia" w:hAnsi="Segoe UI" w:cs="Segoe UI"/>
-          <w:color w:val="1F2328"/>
-        </w:rPr>
-        <w:fldChar w:fldCharType="begin"/>
-      </w:r>
-      <w:r>
-        <w:rPr>
-          <w:rStyle w:val="Forte"/>
-          <w:rFonts w:ascii="Segoe UI" w:eastAsiaTheme="majorEastAsia" w:hAnsi="Segoe UI" w:cs="Segoe UI"/>
-          <w:color w:val="1F2328"/>
-        </w:rPr>
-        <w:instrText xml:space="preserve"> HYPERLINK "https://openrouter.ai/" </w:instrText>
-      </w:r>
-      <w:r>
-        <w:rPr>
-          <w:rStyle w:val="Forte"/>
-          <w:rFonts w:ascii="Segoe UI" w:eastAsiaTheme="majorEastAsia" w:hAnsi="Segoe UI" w:cs="Segoe UI"/>
-          <w:color w:val="1F2328"/>
-        </w:rPr>
-        <w:fldChar w:fldCharType="separate"/>
-      </w:r>
-      <w:r>
-        <w:rPr>
-          <w:rStyle w:val="Hyperlink"/>
-          <w:rFonts w:ascii="Segoe UI" w:hAnsi="Segoe UI" w:cs="Segoe UI"/>
-          <w:b/>
-          <w:bCs/>
-          <w:color w:val="0969DA"/>
-        </w:rPr>
-        <w:t>Openrouter</w:t>
-      </w:r>
-      <w:proofErr w:type="spellEnd"/>
-      <w:r>
-        <w:rPr>
-          <w:rStyle w:val="Forte"/>
-          <w:rFonts w:ascii="Segoe UI" w:eastAsiaTheme="majorEastAsia" w:hAnsi="Segoe UI" w:cs="Segoe UI"/>
-          <w:color w:val="1F2328"/>
-        </w:rPr>
-        <w:fldChar w:fldCharType="end"/>
-      </w:r>
+      <w:hyperlink r:id="rId9" w:history="1">
+        <w:r>
+          <w:rPr>
+            <w:rStyle w:val="Hyperlink"/>
+            <w:rFonts w:ascii="Segoe UI" w:hAnsi="Segoe UI" w:cs="Segoe UI"/>
+            <w:b/>
+            <w:bCs/>
+            <w:color w:val="0969DA"/>
+          </w:rPr>
+          <w:t>Openrouter</w:t>
+        </w:r>
+      </w:hyperlink>
     </w:p>
     <w:p>
       <w:pPr>
@@ -898,7 +663,6 @@
         </w:rPr>
         <w:t>"</w:t>
       </w:r>
-      <w:proofErr w:type="spellStart"/>
       <w:r>
         <w:rPr>
           <w:rStyle w:val="pl-s"/>
@@ -907,7 +671,6 @@
         </w:rPr>
         <w:t>sua_chave_aqui</w:t>
       </w:r>
-      <w:proofErr w:type="spellEnd"/>
       <w:r>
         <w:rPr>
           <w:rStyle w:val="pl-pds"/>
@@ -955,37 +718,12 @@
           <w:color w:val="1F2328"/>
         </w:rPr>
       </w:pPr>
-      <w:proofErr w:type="spellStart"/>
       <w:r>
         <w:rPr>
           <w:rFonts w:ascii="Consolas" w:hAnsi="Consolas"/>
           <w:color w:val="1F2328"/>
         </w:rPr>
-        <w:t>streamlit</w:t>
-      </w:r>
-      <w:proofErr w:type="spellEnd"/>
-      <w:r>
-        <w:rPr>
-          <w:rFonts w:ascii="Consolas" w:hAnsi="Consolas"/>
-          <w:color w:val="1F2328"/>
-        </w:rPr>
-        <w:t xml:space="preserve"> </w:t>
-      </w:r>
-      <w:proofErr w:type="spellStart"/>
-      <w:r>
-        <w:rPr>
-          <w:rFonts w:ascii="Consolas" w:hAnsi="Consolas"/>
-          <w:color w:val="1F2328"/>
-        </w:rPr>
-        <w:t>run</w:t>
-      </w:r>
-      <w:proofErr w:type="spellEnd"/>
-      <w:r>
-        <w:rPr>
-          <w:rFonts w:ascii="Consolas" w:hAnsi="Consolas"/>
-          <w:color w:val="1F2328"/>
-        </w:rPr>
-        <w:t xml:space="preserve"> agente_fraudecredito.py</w:t>
+        <w:t>streamlit run agente_fraudecredito.py</w:t>
       </w:r>
     </w:p>
     <w:p/>
@@ -1017,7 +755,7 @@
           <w:szCs w:val="22"/>
         </w:rPr>
       </w:pPr>
-      <w:hyperlink r:id="rId9" w:history="1">
+      <w:hyperlink r:id="rId10" w:history="1">
         <w:r>
           <w:rPr>
             <w:rStyle w:val="Hyperlink"/>
@@ -1045,7 +783,7 @@
       <w:r>
         <w:t xml:space="preserve">Upload do </w:t>
       </w:r>
-      <w:hyperlink r:id="rId10" w:history="1">
+      <w:hyperlink r:id="rId11" w:history="1">
         <w:r>
           <w:rPr>
             <w:rStyle w:val="Hyperlink"/>
@@ -1080,60 +818,6 @@
     </w:p>
     <w:p>
       <w:pPr>
-        <w:pStyle w:val="Commarcadores"/>
-        <w:numPr>
-          <w:ilvl w:val="0"/>
-          <w:numId w:val="0"/>
-        </w:numPr>
-      </w:pPr>
-    </w:p>
-    <w:p>
-      <w:pPr>
-        <w:pStyle w:val="Commarcadores"/>
-        <w:numPr>
-          <w:ilvl w:val="0"/>
-          <w:numId w:val="0"/>
-        </w:numPr>
-      </w:pPr>
-      <w:proofErr w:type="spellStart"/>
-      <w:r>
-        <w:rPr>
-          <w:b/>
-          <w:bCs/>
-        </w:rPr>
-        <w:t>Obs</w:t>
-      </w:r>
-      <w:proofErr w:type="spellEnd"/>
-      <w:r>
-        <w:t xml:space="preserve">: O arquivo a ser analisado, deve possuir o mesmo layout do exemplo informado, ou seja, algumas colunas como variáveis e as colunas Time -&gt; Número de segundos passados desde a primeira transação, </w:t>
-      </w:r>
-      <w:proofErr w:type="spellStart"/>
-      <w:r>
-        <w:t>Amount</w:t>
-      </w:r>
-      <w:proofErr w:type="spellEnd"/>
-      <w:r>
-        <w:t xml:space="preserve"> -&gt; Valor da transação e </w:t>
-      </w:r>
-      <w:proofErr w:type="gramStart"/>
-      <w:r>
-        <w:t>a  coluna</w:t>
-      </w:r>
-      <w:proofErr w:type="gramEnd"/>
-      <w:r>
-        <w:t xml:space="preserve"> </w:t>
-      </w:r>
-      <w:proofErr w:type="spellStart"/>
-      <w:r>
-        <w:t>Class</w:t>
-      </w:r>
-      <w:proofErr w:type="spellEnd"/>
-      <w:r>
-        <w:t xml:space="preserve"> -&gt; Indicação de fraude ou não. 1 = fraudulenta, 0 = normal  </w:t>
-      </w:r>
-    </w:p>
-    <w:p>
-      <w:pPr>
         <w:pStyle w:val="Ttulo1"/>
       </w:pPr>
       <w:r>
@@ -1161,25 +845,7 @@
         <w:pStyle w:val="Commarcadores"/>
       </w:pPr>
       <w:r>
-        <w:t xml:space="preserve">Qual a distribuição de cada </w:t>
-      </w:r>
-      <w:proofErr w:type="gramStart"/>
-      <w:r>
-        <w:t>variável ?</w:t>
-      </w:r>
-      <w:proofErr w:type="gramEnd"/>
-      <w:r>
-        <w:t xml:space="preserve"> (</w:t>
-      </w:r>
-      <w:proofErr w:type="spellStart"/>
-      <w:proofErr w:type="gramStart"/>
-      <w:r>
-        <w:t>histogramas,distribuições</w:t>
-      </w:r>
-      <w:proofErr w:type="spellEnd"/>
-      <w:proofErr w:type="gramEnd"/>
-      <w:r>
-        <w:t>)</w:t>
+        <w:t>Qual a distribuição de cada variável ? (histogramas,distribuições)</w:t>
       </w:r>
     </w:p>
     <w:p>
@@ -1307,7 +973,6 @@
         <w:pStyle w:val="Ttulo1"/>
       </w:pPr>
       <w:r>
-        <w:lastRenderedPageBreak/>
         <w:t>Tecnologias e Frameworks Utilizados</w:t>
       </w:r>
     </w:p>
@@ -1370,11 +1035,10 @@
             <w:tcW w:w="4320" w:type="dxa"/>
           </w:tcPr>
           <w:p>
-            <w:proofErr w:type="spellStart"/>
-            <w:r>
+            <w:r>
+              <w:lastRenderedPageBreak/>
               <w:t>pydantic</w:t>
             </w:r>
-            <w:proofErr w:type="spellEnd"/>
           </w:p>
         </w:tc>
         <w:tc>
@@ -1394,11 +1058,9 @@
             <w:tcW w:w="4320" w:type="dxa"/>
           </w:tcPr>
           <w:p>
-            <w:proofErr w:type="spellStart"/>
             <w:r>
               <w:t>python-dotenv</w:t>
             </w:r>
-            <w:proofErr w:type="spellEnd"/>
           </w:p>
         </w:tc>
         <w:tc>
@@ -1418,11 +1080,9 @@
             <w:tcW w:w="4320" w:type="dxa"/>
           </w:tcPr>
           <w:p>
-            <w:proofErr w:type="spellStart"/>
             <w:r>
               <w:t>sqlalchemy</w:t>
             </w:r>
-            <w:proofErr w:type="spellEnd"/>
           </w:p>
         </w:tc>
         <w:tc>
@@ -1442,11 +1102,9 @@
             <w:tcW w:w="4320" w:type="dxa"/>
           </w:tcPr>
           <w:p>
-            <w:proofErr w:type="spellStart"/>
             <w:r>
               <w:t>packaging</w:t>
             </w:r>
-            <w:proofErr w:type="spellEnd"/>
           </w:p>
         </w:tc>
         <w:tc>
@@ -1466,11 +1124,9 @@
             <w:tcW w:w="4320" w:type="dxa"/>
           </w:tcPr>
           <w:p>
-            <w:proofErr w:type="spellStart"/>
             <w:r>
               <w:t>protobuf</w:t>
             </w:r>
-            <w:proofErr w:type="spellEnd"/>
           </w:p>
         </w:tc>
         <w:tc>
@@ -1490,11 +1146,9 @@
             <w:tcW w:w="4320" w:type="dxa"/>
           </w:tcPr>
           <w:p>
-            <w:proofErr w:type="spellStart"/>
             <w:r>
               <w:t>langchain</w:t>
             </w:r>
-            <w:proofErr w:type="spellEnd"/>
           </w:p>
         </w:tc>
         <w:tc>
@@ -1514,11 +1168,9 @@
             <w:tcW w:w="4320" w:type="dxa"/>
           </w:tcPr>
           <w:p>
-            <w:proofErr w:type="spellStart"/>
             <w:r>
               <w:t>langchain-community</w:t>
             </w:r>
-            <w:proofErr w:type="spellEnd"/>
           </w:p>
         </w:tc>
         <w:tc>
@@ -1538,13 +1190,8 @@
             <w:tcW w:w="4320" w:type="dxa"/>
           </w:tcPr>
           <w:p>
-            <w:proofErr w:type="spellStart"/>
-            <w:r>
-              <w:t>langchain</w:t>
-            </w:r>
-            <w:proofErr w:type="spellEnd"/>
-            <w:r>
-              <w:t>-core</w:t>
+            <w:r>
+              <w:t>langchain-core</w:t>
             </w:r>
           </w:p>
         </w:tc>
@@ -1565,11 +1212,9 @@
             <w:tcW w:w="4320" w:type="dxa"/>
           </w:tcPr>
           <w:p>
-            <w:proofErr w:type="spellStart"/>
             <w:r>
               <w:t>streamlit</w:t>
             </w:r>
-            <w:proofErr w:type="spellEnd"/>
           </w:p>
         </w:tc>
         <w:tc>
@@ -1589,11 +1234,9 @@
             <w:tcW w:w="4320" w:type="dxa"/>
           </w:tcPr>
           <w:p>
-            <w:proofErr w:type="spellStart"/>
             <w:r>
               <w:t>cachetools</w:t>
             </w:r>
-            <w:proofErr w:type="spellEnd"/>
           </w:p>
         </w:tc>
         <w:tc>
@@ -1613,11 +1256,9 @@
             <w:tcW w:w="4320" w:type="dxa"/>
           </w:tcPr>
           <w:p>
-            <w:proofErr w:type="spellStart"/>
             <w:r>
               <w:t>matplotlib</w:t>
             </w:r>
-            <w:proofErr w:type="spellEnd"/>
           </w:p>
         </w:tc>
         <w:tc>
@@ -1637,11 +1278,9 @@
             <w:tcW w:w="4320" w:type="dxa"/>
           </w:tcPr>
           <w:p>
-            <w:proofErr w:type="spellStart"/>
             <w:r>
               <w:t>langchain-openai</w:t>
             </w:r>
-            <w:proofErr w:type="spellEnd"/>
           </w:p>
         </w:tc>
         <w:tc>
@@ -1661,11 +1300,9 @@
             <w:tcW w:w="4320" w:type="dxa"/>
           </w:tcPr>
           <w:p>
-            <w:proofErr w:type="spellStart"/>
             <w:r>
               <w:t>openpyxl</w:t>
             </w:r>
-            <w:proofErr w:type="spellEnd"/>
           </w:p>
         </w:tc>
         <w:tc>
@@ -1707,13 +1344,9 @@
             <w:tcW w:w="4320" w:type="dxa"/>
           </w:tcPr>
           <w:p>
-            <w:proofErr w:type="spellStart"/>
-            <w:proofErr w:type="gramStart"/>
             <w:r>
               <w:t>transformers.utils</w:t>
             </w:r>
-            <w:proofErr w:type="spellEnd"/>
-            <w:proofErr w:type="gramEnd"/>
           </w:p>
         </w:tc>
         <w:tc>
@@ -1733,11 +1366,9 @@
             <w:tcW w:w="4320" w:type="dxa"/>
           </w:tcPr>
           <w:p>
-            <w:proofErr w:type="spellStart"/>
             <w:r>
               <w:t>torch</w:t>
             </w:r>
-            <w:proofErr w:type="spellEnd"/>
           </w:p>
         </w:tc>
         <w:tc>
@@ -1765,28 +1396,7 @@
         <w:spacing w:after="120"/>
       </w:pPr>
       <w:r>
-        <w:t xml:space="preserve">Uso de </w:t>
-      </w:r>
-      <w:proofErr w:type="spellStart"/>
-      <w:proofErr w:type="gramStart"/>
-      <w:r>
-        <w:t>st.session</w:t>
-      </w:r>
-      <w:proofErr w:type="gramEnd"/>
-      <w:r>
-        <w:t>_state</w:t>
-      </w:r>
-      <w:proofErr w:type="spellEnd"/>
-      <w:r>
-        <w:t xml:space="preserve"> (histórico de perguntas/conclusões) e </w:t>
-      </w:r>
-      <w:proofErr w:type="spellStart"/>
-      <w:r>
-        <w:t>InMemoryCache</w:t>
-      </w:r>
-      <w:proofErr w:type="spellEnd"/>
-      <w:r>
-        <w:t xml:space="preserve"> para cache de LLM.</w:t>
+        <w:t>Uso de st.session_state (histórico de perguntas/conclusões) e InMemoryCache para cache de LLM.</w:t>
       </w:r>
     </w:p>
     <w:p>
@@ -1819,7 +1429,7 @@
                     <pic:cNvPicPr/>
                   </pic:nvPicPr>
                   <pic:blipFill>
-                    <a:blip r:embed="rId11"/>
+                    <a:blip r:embed="rId12"/>
                     <a:stretch>
                       <a:fillRect/>
                     </a:stretch>
@@ -1846,6 +1456,9 @@
         <w:jc w:val="center"/>
       </w:pPr>
       <w:r>
+        <w:rPr>
+          <w:noProof/>
+        </w:rPr>
         <w:drawing>
           <wp:inline distT="0" distB="0" distL="0" distR="0" wp14:anchorId="61D6A430" wp14:editId="50E669FC">
             <wp:extent cx="5478362" cy="3844365"/>
@@ -1862,7 +1475,7 @@
                     <pic:cNvPicPr/>
                   </pic:nvPicPr>
                   <pic:blipFill>
-                    <a:blip r:embed="rId12"/>
+                    <a:blip r:embed="rId13"/>
                     <a:stretch>
                       <a:fillRect/>
                     </a:stretch>
@@ -2025,19 +1638,8 @@
           <w:sz w:val="20"/>
           <w:szCs w:val="20"/>
         </w:rPr>
-        <w:t xml:space="preserve">: Time, V1, V2, V3, V4, V5, V6, V7, V8, V9, V10, V11, V12, V13, V14, V15, V16, V17, V18, V19, V20, V21, V22, V23, V24, V25, V26, V27, V28, </w:t>
+        <w:t>: Time, V1, V2, V3, V4, V5, V6, V7, V8, V9, V10, V11, V12, V13, V14, V15, V16, V17, V18, V19, V20, V21, V22, V23, V24, V25, V26, V27, V28, Amount</w:t>
       </w:r>
-      <w:proofErr w:type="spellStart"/>
-      <w:r>
-        <w:rPr>
-          <w:rFonts w:ascii="Arial" w:hAnsi="Arial" w:cs="Arial"/>
-          <w:color w:val="000000"/>
-          <w:sz w:val="20"/>
-          <w:szCs w:val="20"/>
-        </w:rPr>
-        <w:t>Amount</w:t>
-      </w:r>
-      <w:proofErr w:type="spellEnd"/>
     </w:p>
     <w:p>
       <w:pPr>
@@ -2070,9 +1672,19 @@
           <w:sz w:val="20"/>
           <w:szCs w:val="20"/>
         </w:rPr>
-        <w:t xml:space="preserve">: </w:t>
+        <w:t>: Class</w:t>
       </w:r>
-      <w:proofErr w:type="spellStart"/>
+    </w:p>
+    <w:p>
+      <w:pPr>
+        <w:pStyle w:val="Ttulo2"/>
+        <w:rPr>
+          <w:rFonts w:ascii="Arial" w:hAnsi="Arial" w:cs="Arial"/>
+          <w:color w:val="000000"/>
+          <w:sz w:val="20"/>
+          <w:szCs w:val="20"/>
+        </w:rPr>
+      </w:pPr>
       <w:r>
         <w:rPr>
           <w:rFonts w:ascii="Arial" w:hAnsi="Arial" w:cs="Arial"/>
@@ -2080,48 +1692,7 @@
           <w:sz w:val="20"/>
           <w:szCs w:val="20"/>
         </w:rPr>
-        <w:t>Class</w:t>
-      </w:r>
-      <w:proofErr w:type="spellEnd"/>
-    </w:p>
-    <w:p>
-      <w:pPr>
-        <w:pStyle w:val="Ttulo2"/>
-        <w:rPr>
-          <w:rFonts w:ascii="Arial" w:hAnsi="Arial" w:cs="Arial"/>
-          <w:color w:val="000000"/>
-          <w:sz w:val="20"/>
-          <w:szCs w:val="20"/>
-        </w:rPr>
-      </w:pPr>
-      <w:r>
-        <w:rPr>
-          <w:rFonts w:ascii="Arial" w:hAnsi="Arial" w:cs="Arial"/>
-          <w:color w:val="000000"/>
-          <w:sz w:val="20"/>
-          <w:szCs w:val="20"/>
-        </w:rPr>
-        <w:t>Tabela de Dados com Formatação Condicional (</w:t>
-      </w:r>
-      <w:proofErr w:type="spellStart"/>
-      <w:r>
-        <w:rPr>
-          <w:rFonts w:ascii="Arial" w:hAnsi="Arial" w:cs="Arial"/>
-          <w:color w:val="000000"/>
-          <w:sz w:val="20"/>
-          <w:szCs w:val="20"/>
-        </w:rPr>
-        <w:t>Amount</w:t>
-      </w:r>
-      <w:proofErr w:type="spellEnd"/>
-      <w:r>
-        <w:rPr>
-          <w:rFonts w:ascii="Arial" w:hAnsi="Arial" w:cs="Arial"/>
-          <w:color w:val="000000"/>
-          <w:sz w:val="20"/>
-          <w:szCs w:val="20"/>
-        </w:rPr>
-        <w:t>)</w:t>
+        <w:t>Tabela de Dados com Formatação Condicional (Amount)</w:t>
       </w:r>
     </w:p>
     <w:tbl>
@@ -7248,7 +6819,6 @@
                 <w:szCs w:val="10"/>
               </w:rPr>
             </w:pPr>
-            <w:proofErr w:type="spellStart"/>
             <w:r>
               <w:rPr>
                 <w:rFonts w:ascii="Arial" w:hAnsi="Arial" w:cs="Arial"/>
@@ -7260,7 +6830,6 @@
               </w:rPr>
               <w:t>Amount</w:t>
             </w:r>
-            <w:proofErr w:type="spellEnd"/>
           </w:p>
         </w:tc>
         <w:tc>
@@ -7293,7 +6862,6 @@
                 <w:szCs w:val="10"/>
               </w:rPr>
             </w:pPr>
-            <w:proofErr w:type="spellStart"/>
             <w:r>
               <w:rPr>
                 <w:rFonts w:ascii="Arial" w:hAnsi="Arial" w:cs="Arial"/>
@@ -7305,7 +6873,6 @@
               </w:rPr>
               <w:t>Class</w:t>
             </w:r>
-            <w:proofErr w:type="spellEnd"/>
           </w:p>
         </w:tc>
       </w:tr>
@@ -9715,7 +9282,7 @@
                     <pic:cNvPicPr/>
                   </pic:nvPicPr>
                   <pic:blipFill>
-                    <a:blip r:embed="rId13"/>
+                    <a:blip r:embed="rId14"/>
                     <a:stretch>
                       <a:fillRect/>
                     </a:stretch>
@@ -9762,7 +9329,7 @@
                     <pic:cNvPicPr/>
                   </pic:nvPicPr>
                   <pic:blipFill>
-                    <a:blip r:embed="rId14"/>
+                    <a:blip r:embed="rId15"/>
                     <a:stretch>
                       <a:fillRect/>
                     </a:stretch>
@@ -9866,27 +9433,7 @@
           <w:sz w:val="20"/>
           <w:szCs w:val="20"/>
         </w:rPr>
-        <w:t xml:space="preserve">: Time, V1 a V28 (resultantes de PCA), </w:t>
-      </w:r>
-      <w:proofErr w:type="spellStart"/>
-      <w:r>
-        <w:rPr>
-          <w:rFonts w:ascii="Arial" w:hAnsi="Arial" w:cs="Arial"/>
-          <w:color w:val="000000"/>
-          <w:sz w:val="20"/>
-          <w:szCs w:val="20"/>
-        </w:rPr>
-        <w:t>Amount</w:t>
-      </w:r>
-      <w:proofErr w:type="spellEnd"/>
-      <w:r>
-        <w:rPr>
-          <w:rFonts w:ascii="Arial" w:hAnsi="Arial" w:cs="Arial"/>
-          <w:color w:val="000000"/>
-          <w:sz w:val="20"/>
-          <w:szCs w:val="20"/>
-        </w:rPr>
-        <w:t>.</w:t>
+        <w:t>: Time, V1 a V28 (resultantes de PCA), Amount.</w:t>
       </w:r>
     </w:p>
     <w:p>
@@ -9920,27 +9467,7 @@
           <w:sz w:val="20"/>
           <w:szCs w:val="20"/>
         </w:rPr>
-        <w:t xml:space="preserve">: </w:t>
-      </w:r>
-      <w:proofErr w:type="spellStart"/>
-      <w:r>
-        <w:rPr>
-          <w:rFonts w:ascii="Arial" w:hAnsi="Arial" w:cs="Arial"/>
-          <w:color w:val="000000"/>
-          <w:sz w:val="20"/>
-          <w:szCs w:val="20"/>
-        </w:rPr>
-        <w:t>Class</w:t>
-      </w:r>
-      <w:proofErr w:type="spellEnd"/>
-      <w:r>
-        <w:rPr>
-          <w:rFonts w:ascii="Arial" w:hAnsi="Arial" w:cs="Arial"/>
-          <w:color w:val="000000"/>
-          <w:sz w:val="20"/>
-          <w:szCs w:val="20"/>
-        </w:rPr>
-        <w:t xml:space="preserve"> (0 = normal, 1 = fraude).</w:t>
+        <w:t>: Class (0, 1).</w:t>
       </w:r>
     </w:p>
     <w:p>
@@ -9970,27 +9497,7 @@
           <w:sz w:val="20"/>
           <w:szCs w:val="20"/>
         </w:rPr>
-        <w:t xml:space="preserve"> 5 primeiras linhas do </w:t>
-      </w:r>
-      <w:proofErr w:type="spellStart"/>
-      <w:r>
-        <w:rPr>
-          <w:rFonts w:ascii="Arial" w:hAnsi="Arial" w:cs="Arial"/>
-          <w:color w:val="000000"/>
-          <w:sz w:val="20"/>
-          <w:szCs w:val="20"/>
-        </w:rPr>
-        <w:t>dataset</w:t>
-      </w:r>
-      <w:proofErr w:type="spellEnd"/>
-      <w:r>
-        <w:rPr>
-          <w:rFonts w:ascii="Arial" w:hAnsi="Arial" w:cs="Arial"/>
-          <w:color w:val="000000"/>
-          <w:sz w:val="20"/>
-          <w:szCs w:val="20"/>
-        </w:rPr>
-        <w:t xml:space="preserve"> fornecidas no contexto.</w:t>
+        <w:t> 5 primeiras linhas do dataset fornecidas no contexto.</w:t>
       </w:r>
     </w:p>
     <w:p>
@@ -10287,7 +9794,6 @@
                 <w:szCs w:val="18"/>
               </w:rPr>
             </w:pPr>
-            <w:proofErr w:type="spellStart"/>
             <w:r>
               <w:rPr>
                 <w:rFonts w:ascii="Arial" w:hAnsi="Arial" w:cs="Arial"/>
@@ -10297,7 +9803,6 @@
               </w:rPr>
               <w:t>Class</w:t>
             </w:r>
-            <w:proofErr w:type="spellEnd"/>
           </w:p>
         </w:tc>
         <w:tc>
@@ -10416,7 +9921,6 @@
                 <w:szCs w:val="18"/>
               </w:rPr>
             </w:pPr>
-            <w:proofErr w:type="spellStart"/>
             <w:r>
               <w:rPr>
                 <w:rFonts w:ascii="Arial" w:hAnsi="Arial" w:cs="Arial"/>
@@ -10427,7 +9931,6 @@
               <w:lastRenderedPageBreak/>
               <w:t>Amount</w:t>
             </w:r>
-            <w:proofErr w:type="spellEnd"/>
           </w:p>
         </w:tc>
         <w:tc>
@@ -10477,27 +9980,7 @@
                 <w:szCs w:val="18"/>
               </w:rPr>
               <w:br/>
-              <w:t>(</w:t>
-            </w:r>
-            <w:proofErr w:type="spellStart"/>
-            <w:r>
-              <w:rPr>
-                <w:rFonts w:ascii="Arial" w:hAnsi="Arial" w:cs="Arial"/>
-                <w:color w:val="000000"/>
-                <w:sz w:val="18"/>
-                <w:szCs w:val="18"/>
-              </w:rPr>
-              <w:t>ex</w:t>
-            </w:r>
-            <w:proofErr w:type="spellEnd"/>
-            <w:r>
-              <w:rPr>
-                <w:rFonts w:ascii="Arial" w:hAnsi="Arial" w:cs="Arial"/>
-                <w:color w:val="000000"/>
-                <w:sz w:val="18"/>
-                <w:szCs w:val="18"/>
-              </w:rPr>
-              <w:t>: 0.89, 2.69)</w:t>
+              <w:t>(ex: 0.89, 2.69)</w:t>
             </w:r>
           </w:p>
         </w:tc>
@@ -10548,27 +10031,7 @@
                 <w:szCs w:val="18"/>
               </w:rPr>
               <w:br/>
-              <w:t>(</w:t>
-            </w:r>
-            <w:proofErr w:type="spellStart"/>
-            <w:r>
-              <w:rPr>
-                <w:rFonts w:ascii="Arial" w:hAnsi="Arial" w:cs="Arial"/>
-                <w:color w:val="000000"/>
-                <w:sz w:val="18"/>
-                <w:szCs w:val="18"/>
-              </w:rPr>
-              <w:t>ex</w:t>
-            </w:r>
-            <w:proofErr w:type="spellEnd"/>
-            <w:r>
-              <w:rPr>
-                <w:rFonts w:ascii="Arial" w:hAnsi="Arial" w:cs="Arial"/>
-                <w:color w:val="000000"/>
-                <w:sz w:val="18"/>
-                <w:szCs w:val="18"/>
-              </w:rPr>
-              <w:t>: 378.66, 231.71)</w:t>
+              <w:t>(ex: 378.66, 231.71)</w:t>
             </w:r>
           </w:p>
         </w:tc>
@@ -10606,7 +10069,6 @@
           <w:color w:val="000000"/>
         </w:rPr>
       </w:pPr>
-      <w:proofErr w:type="spellStart"/>
       <w:r>
         <w:rPr>
           <w:rStyle w:val="Forte"/>
@@ -10615,7 +10077,6 @@
         </w:rPr>
         <w:t>Class</w:t>
       </w:r>
-      <w:proofErr w:type="spellEnd"/>
       <w:r>
         <w:rPr>
           <w:rFonts w:ascii="Arial" w:hAnsi="Arial" w:cs="Arial"/>
@@ -10636,7 +10097,6 @@
           <w:color w:val="000000"/>
         </w:rPr>
       </w:pPr>
-      <w:proofErr w:type="spellStart"/>
       <w:r>
         <w:rPr>
           <w:rStyle w:val="Forte"/>
@@ -10645,7 +10105,6 @@
         </w:rPr>
         <w:t>Amount</w:t>
       </w:r>
-      <w:proofErr w:type="spellEnd"/>
       <w:r>
         <w:rPr>
           <w:rFonts w:ascii="Arial" w:hAnsi="Arial" w:cs="Arial"/>
@@ -11050,7 +10509,6 @@
                 <w:color w:val="000000"/>
               </w:rPr>
             </w:pPr>
-            <w:proofErr w:type="spellStart"/>
             <w:r>
               <w:rPr>
                 <w:rFonts w:ascii="Arial" w:hAnsi="Arial" w:cs="Arial"/>
@@ -11058,7 +10516,6 @@
               </w:rPr>
               <w:t>Amount</w:t>
             </w:r>
-            <w:proofErr w:type="spellEnd"/>
           </w:p>
         </w:tc>
         <w:tc>
@@ -11177,27 +10634,7 @@
           <w:sz w:val="22"/>
           <w:szCs w:val="22"/>
         </w:rPr>
-        <w:t xml:space="preserve"> Time, V3, V4, V7, V10, V11, V12, V14, V16, V17, </w:t>
-      </w:r>
-      <w:proofErr w:type="spellStart"/>
-      <w:r>
-        <w:rPr>
-          <w:rFonts w:ascii="Arial" w:hAnsi="Arial" w:cs="Arial"/>
-          <w:color w:val="000000"/>
-          <w:sz w:val="22"/>
-          <w:szCs w:val="22"/>
-        </w:rPr>
-        <w:t>Amount</w:t>
-      </w:r>
-      <w:proofErr w:type="spellEnd"/>
-      <w:r>
-        <w:rPr>
-          <w:rFonts w:ascii="Arial" w:hAnsi="Arial" w:cs="Arial"/>
-          <w:color w:val="000000"/>
-          <w:sz w:val="22"/>
-          <w:szCs w:val="22"/>
-        </w:rPr>
-        <w:t>.</w:t>
+        <w:t> Time, V3, V4, V7, V10, V11, V12, V14, V16, V17, Amount.</w:t>
       </w:r>
     </w:p>
     <w:p>
@@ -13852,7 +13289,6 @@
                 <w:szCs w:val="16"/>
               </w:rPr>
             </w:pPr>
-            <w:proofErr w:type="spellStart"/>
             <w:r>
               <w:rPr>
                 <w:rFonts w:ascii="Arial" w:hAnsi="Arial" w:cs="Arial"/>
@@ -13864,7 +13300,6 @@
               </w:rPr>
               <w:t>Amount</w:t>
             </w:r>
-            <w:proofErr w:type="spellEnd"/>
           </w:p>
         </w:tc>
         <w:tc>
@@ -13899,7 +13334,6 @@
                 <w:szCs w:val="16"/>
               </w:rPr>
             </w:pPr>
-            <w:proofErr w:type="spellStart"/>
             <w:r>
               <w:rPr>
                 <w:rFonts w:ascii="Arial" w:hAnsi="Arial" w:cs="Arial"/>
@@ -13911,7 +13345,6 @@
               </w:rPr>
               <w:t>Class</w:t>
             </w:r>
-            <w:proofErr w:type="spellEnd"/>
           </w:p>
         </w:tc>
       </w:tr>
@@ -14165,17 +13598,8 @@
           <w:rFonts w:ascii="Arial" w:hAnsi="Arial" w:cs="Arial"/>
           <w:color w:val="000000"/>
         </w:rPr>
-        <w:t xml:space="preserve"> Time, V3, V10, V11, V14, V16, V17, </w:t>
+        <w:t> Time, V3, V10, V11, V14, V16, V17, Amount</w:t>
       </w:r>
-      <w:proofErr w:type="spellStart"/>
-      <w:r>
-        <w:rPr>
-          <w:rFonts w:ascii="Arial" w:hAnsi="Arial" w:cs="Arial"/>
-          <w:color w:val="000000"/>
-        </w:rPr>
-        <w:t>Amount</w:t>
-      </w:r>
-      <w:proofErr w:type="spellEnd"/>
     </w:p>
     <w:p>
       <w:pPr>
@@ -14202,23 +13626,7 @@
           <w:rFonts w:ascii="Arial" w:hAnsi="Arial" w:cs="Arial"/>
           <w:color w:val="000000"/>
         </w:rPr>
-        <w:t> </w:t>
-      </w:r>
-      <w:proofErr w:type="spellStart"/>
-      <w:r>
-        <w:rPr>
-          <w:rFonts w:ascii="Arial" w:hAnsi="Arial" w:cs="Arial"/>
-          <w:color w:val="000000"/>
-        </w:rPr>
-        <w:t>Amount</w:t>
-      </w:r>
-      <w:proofErr w:type="spellEnd"/>
-      <w:r>
-        <w:rPr>
-          <w:rFonts w:ascii="Arial" w:hAnsi="Arial" w:cs="Arial"/>
-          <w:color w:val="000000"/>
-        </w:rPr>
-        <w:t xml:space="preserve"> (normalização/log)</w:t>
+        <w:t> Amount (normalização/log)</w:t>
       </w:r>
     </w:p>
     <w:p>
@@ -14277,27 +13685,7 @@
           <w:sz w:val="22"/>
           <w:szCs w:val="22"/>
         </w:rPr>
-        <w:t xml:space="preserve"> Amostra de 28 transações das colunas Time, V1-V28, </w:t>
-      </w:r>
-      <w:proofErr w:type="spellStart"/>
-      <w:r>
-        <w:rPr>
-          <w:rFonts w:ascii="Arial" w:hAnsi="Arial" w:cs="Arial"/>
-          <w:color w:val="000000"/>
-          <w:sz w:val="22"/>
-          <w:szCs w:val="22"/>
-        </w:rPr>
-        <w:t>Amount</w:t>
-      </w:r>
-      <w:proofErr w:type="spellEnd"/>
-      <w:r>
-        <w:rPr>
-          <w:rFonts w:ascii="Arial" w:hAnsi="Arial" w:cs="Arial"/>
-          <w:color w:val="000000"/>
-          <w:sz w:val="22"/>
-          <w:szCs w:val="22"/>
-        </w:rPr>
-        <w:t xml:space="preserve"> e Class.</w:t>
+        <w:t> Amostra de 28 transações das colunas Time, V1-V28, Amount e Class.</w:t>
       </w:r>
     </w:p>
     <w:p>
@@ -14415,39 +13803,8 @@
           <w:sz w:val="22"/>
           <w:szCs w:val="22"/>
         </w:rPr>
-        <w:t xml:space="preserve">28 transações das colunas: Time, V1-V28, </w:t>
+        <w:t>28 transações das colunas: Time, V1-V28, Amount, Class</w:t>
       </w:r>
-      <w:proofErr w:type="spellStart"/>
-      <w:r>
-        <w:rPr>
-          <w:rFonts w:ascii="Arial" w:hAnsi="Arial" w:cs="Arial"/>
-          <w:color w:val="000000"/>
-          <w:sz w:val="22"/>
-          <w:szCs w:val="22"/>
-        </w:rPr>
-        <w:t>Amount</w:t>
-      </w:r>
-      <w:proofErr w:type="spellEnd"/>
-      <w:r>
-        <w:rPr>
-          <w:rFonts w:ascii="Arial" w:hAnsi="Arial" w:cs="Arial"/>
-          <w:color w:val="000000"/>
-          <w:sz w:val="22"/>
-          <w:szCs w:val="22"/>
-        </w:rPr>
-        <w:t xml:space="preserve">, </w:t>
-      </w:r>
-      <w:proofErr w:type="spellStart"/>
-      <w:r>
-        <w:rPr>
-          <w:rFonts w:ascii="Arial" w:hAnsi="Arial" w:cs="Arial"/>
-          <w:color w:val="000000"/>
-          <w:sz w:val="22"/>
-          <w:szCs w:val="22"/>
-        </w:rPr>
-        <w:t>Class</w:t>
-      </w:r>
-      <w:proofErr w:type="spellEnd"/>
     </w:p>
     <w:p>
       <w:pPr>
@@ -14542,21 +13899,12 @@
           <w:color w:val="000000"/>
         </w:rPr>
       </w:pPr>
-      <w:proofErr w:type="spellStart"/>
       <w:r>
         <w:rPr>
           <w:rFonts w:ascii="Arial" w:hAnsi="Arial" w:cs="Arial"/>
           <w:color w:val="000000"/>
         </w:rPr>
-        <w:t>Amount</w:t>
-      </w:r>
-      <w:proofErr w:type="spellEnd"/>
-      <w:r>
-        <w:rPr>
-          <w:rFonts w:ascii="Arial" w:hAnsi="Arial" w:cs="Arial"/>
-          <w:color w:val="000000"/>
-        </w:rPr>
-        <w:t xml:space="preserve"> e V25: +0.50</w:t>
+        <w:t>Amount e V25: +0.50</w:t>
       </w:r>
     </w:p>
     <w:p>
@@ -14592,23 +13940,13 @@
           <w:color w:val="000000"/>
         </w:rPr>
       </w:pPr>
-      <w:proofErr w:type="spellStart"/>
       <w:r>
         <w:rPr>
           <w:rStyle w:val="low-correlation"/>
           <w:rFonts w:ascii="Arial" w:hAnsi="Arial" w:cs="Arial"/>
           <w:color w:val="008000"/>
         </w:rPr>
-        <w:t>Class</w:t>
-      </w:r>
-      <w:proofErr w:type="spellEnd"/>
-      <w:r>
-        <w:rPr>
-          <w:rStyle w:val="low-correlation"/>
-          <w:rFonts w:ascii="Arial" w:hAnsi="Arial" w:cs="Arial"/>
-          <w:color w:val="008000"/>
-        </w:rPr>
-        <w:t xml:space="preserve"> (fraude) tem correlação moderada com:</w:t>
+        <w:t>Class (fraude) tem correlação moderada com:</w:t>
       </w:r>
     </w:p>
     <w:p>
@@ -14668,23 +14006,7 @@
           <w:rFonts w:ascii="Arial" w:hAnsi="Arial" w:cs="Arial"/>
           <w:color w:val="000000"/>
         </w:rPr>
-        <w:t xml:space="preserve">Time e </w:t>
-      </w:r>
-      <w:proofErr w:type="spellStart"/>
-      <w:r>
-        <w:rPr>
-          <w:rFonts w:ascii="Arial" w:hAnsi="Arial" w:cs="Arial"/>
-          <w:color w:val="000000"/>
-        </w:rPr>
-        <w:t>Amount</w:t>
-      </w:r>
-      <w:proofErr w:type="spellEnd"/>
-      <w:r>
-        <w:rPr>
-          <w:rFonts w:ascii="Arial" w:hAnsi="Arial" w:cs="Arial"/>
-          <w:color w:val="000000"/>
-        </w:rPr>
-        <w:t xml:space="preserve"> mostram baixa correlação com outras variáveis</w:t>
+        <w:t>Time e Amount mostram baixa correlação com outras variáveis</w:t>
       </w:r>
     </w:p>
     <w:p>
@@ -14714,47 +14036,7 @@
           <w:sz w:val="22"/>
           <w:szCs w:val="22"/>
         </w:rPr>
-        <w:t> Existem correlações significativas principalmente entre variáveis V (</w:t>
-      </w:r>
-      <w:proofErr w:type="spellStart"/>
-      <w:r>
-        <w:rPr>
-          <w:rFonts w:ascii="Arial" w:hAnsi="Arial" w:cs="Arial"/>
-          <w:color w:val="000000"/>
-          <w:sz w:val="22"/>
-          <w:szCs w:val="22"/>
-        </w:rPr>
-        <w:t>ex</w:t>
-      </w:r>
-      <w:proofErr w:type="spellEnd"/>
-      <w:r>
-        <w:rPr>
-          <w:rFonts w:ascii="Arial" w:hAnsi="Arial" w:cs="Arial"/>
-          <w:color w:val="000000"/>
-          <w:sz w:val="22"/>
-          <w:szCs w:val="22"/>
-        </w:rPr>
-        <w:t xml:space="preserve">: V2-V5, V7-V10) e entre Amount-V25. </w:t>
-      </w:r>
-      <w:proofErr w:type="spellStart"/>
-      <w:r>
-        <w:rPr>
-          <w:rFonts w:ascii="Arial" w:hAnsi="Arial" w:cs="Arial"/>
-          <w:color w:val="000000"/>
-          <w:sz w:val="22"/>
-          <w:szCs w:val="22"/>
-        </w:rPr>
-        <w:t>Class</w:t>
-      </w:r>
-      <w:proofErr w:type="spellEnd"/>
-      <w:r>
-        <w:rPr>
-          <w:rFonts w:ascii="Arial" w:hAnsi="Arial" w:cs="Arial"/>
-          <w:color w:val="000000"/>
-          <w:sz w:val="22"/>
-          <w:szCs w:val="22"/>
-        </w:rPr>
-        <w:t xml:space="preserve"> tem correlação fraca com V14 e V10.</w:t>
+        <w:t> Existem correlações significativas principalmente entre variáveis V (ex: V2-V5, V7-V10) e entre Amount-V25. Class tem correlação fraca com V14 e V10.</w:t>
       </w:r>
     </w:p>
     <w:p>
@@ -14876,7 +14158,7 @@
                     <pic:cNvPicPr/>
                   </pic:nvPicPr>
                   <pic:blipFill>
-                    <a:blip r:embed="rId15"/>
+                    <a:blip r:embed="rId16"/>
                     <a:stretch>
                       <a:fillRect/>
                     </a:stretch>
@@ -14915,27 +14197,7 @@
           <w:szCs w:val="22"/>
         </w:rPr>
         <w:lastRenderedPageBreak/>
-        <w:t>Valores de Transações (</w:t>
-      </w:r>
-      <w:proofErr w:type="spellStart"/>
-      <w:r>
-        <w:rPr>
-          <w:rFonts w:ascii="Arial" w:hAnsi="Arial" w:cs="Arial"/>
-          <w:color w:val="000000"/>
-          <w:sz w:val="22"/>
-          <w:szCs w:val="22"/>
-        </w:rPr>
-        <w:t>Amount</w:t>
-      </w:r>
-      <w:proofErr w:type="spellEnd"/>
-      <w:r>
-        <w:rPr>
-          <w:rFonts w:ascii="Arial" w:hAnsi="Arial" w:cs="Arial"/>
-          <w:color w:val="000000"/>
-          <w:sz w:val="22"/>
-          <w:szCs w:val="22"/>
-        </w:rPr>
-        <w:t>)</w:t>
+        <w:t>Valores de Transações (Amount)</w:t>
       </w:r>
     </w:p>
     <w:p>
@@ -14959,7 +14221,7 @@
                     <pic:cNvPicPr/>
                   </pic:nvPicPr>
                   <pic:blipFill>
-                    <a:blip r:embed="rId16"/>
+                    <a:blip r:embed="rId17"/>
                     <a:stretch>
                       <a:fillRect/>
                     </a:stretch>
@@ -15059,27 +14321,7 @@
           <w:sz w:val="22"/>
           <w:szCs w:val="22"/>
         </w:rPr>
-        <w:t>Outliers em Valores (</w:t>
-      </w:r>
-      <w:proofErr w:type="spellStart"/>
-      <w:r>
-        <w:rPr>
-          <w:rFonts w:ascii="Arial" w:hAnsi="Arial" w:cs="Arial"/>
-          <w:color w:val="000000"/>
-          <w:sz w:val="22"/>
-          <w:szCs w:val="22"/>
-        </w:rPr>
-        <w:t>Amount</w:t>
-      </w:r>
-      <w:proofErr w:type="spellEnd"/>
-      <w:r>
-        <w:rPr>
-          <w:rFonts w:ascii="Arial" w:hAnsi="Arial" w:cs="Arial"/>
-          <w:color w:val="000000"/>
-          <w:sz w:val="22"/>
-          <w:szCs w:val="22"/>
-        </w:rPr>
-        <w:t>)</w:t>
+        <w:t>Outliers em Valores (Amount)</w:t>
       </w:r>
     </w:p>
     <w:p/>
@@ -15104,7 +14346,7 @@
                     <pic:cNvPicPr/>
                   </pic:nvPicPr>
                   <pic:blipFill>
-                    <a:blip r:embed="rId17"/>
+                    <a:blip r:embed="rId18"/>
                     <a:stretch>
                       <a:fillRect/>
                     </a:stretch>
@@ -15142,27 +14384,7 @@
           <w:sz w:val="22"/>
           <w:szCs w:val="22"/>
         </w:rPr>
-        <w:t>Valores atípicos identificados (</w:t>
-      </w:r>
-      <w:proofErr w:type="spellStart"/>
-      <w:r>
-        <w:rPr>
-          <w:rFonts w:ascii="Arial" w:hAnsi="Arial" w:cs="Arial"/>
-          <w:color w:val="000000"/>
-          <w:sz w:val="22"/>
-          <w:szCs w:val="22"/>
-        </w:rPr>
-        <w:t>ex</w:t>
-      </w:r>
-      <w:proofErr w:type="spellEnd"/>
-      <w:r>
-        <w:rPr>
-          <w:rFonts w:ascii="Arial" w:hAnsi="Arial" w:cs="Arial"/>
-          <w:color w:val="000000"/>
-          <w:sz w:val="22"/>
-          <w:szCs w:val="22"/>
-        </w:rPr>
-        <w:t>: </w:t>
+        <w:t>Valores atípicos identificados (ex: </w:t>
       </w:r>
       <w:r>
         <w:rPr>
@@ -15369,16 +14591,8 @@
               <w:rPr>
                 <w:rFonts w:ascii="Arial" w:hAnsi="Arial" w:cs="Arial"/>
               </w:rPr>
-              <w:t xml:space="preserve">V14 e </w:t>
-            </w:r>
-            <w:proofErr w:type="spellStart"/>
-            <w:r>
-              <w:rPr>
-                <w:rFonts w:ascii="Arial" w:hAnsi="Arial" w:cs="Arial"/>
-              </w:rPr>
-              <w:t>Class</w:t>
-            </w:r>
-            <w:proofErr w:type="spellEnd"/>
+              <w:t>V14 e Class</w:t>
+            </w:r>
           </w:p>
         </w:tc>
         <w:tc>
@@ -15487,16 +14701,8 @@
               <w:rPr>
                 <w:rFonts w:ascii="Arial" w:hAnsi="Arial" w:cs="Arial"/>
               </w:rPr>
-              <w:t xml:space="preserve">V10 e </w:t>
-            </w:r>
-            <w:proofErr w:type="spellStart"/>
-            <w:r>
-              <w:rPr>
-                <w:rFonts w:ascii="Arial" w:hAnsi="Arial" w:cs="Arial"/>
-              </w:rPr>
-              <w:t>Class</w:t>
-            </w:r>
-            <w:proofErr w:type="spellEnd"/>
+              <w:t>V10 e Class</w:t>
+            </w:r>
           </w:p>
         </w:tc>
         <w:tc>
@@ -15651,7 +14857,6 @@
         </w:rPr>
         <w:t>Variável </w:t>
       </w:r>
-      <w:proofErr w:type="spellStart"/>
       <w:r>
         <w:rPr>
           <w:rStyle w:val="highlight-red"/>
@@ -15662,7 +14867,6 @@
         </w:rPr>
         <w:t>Amount</w:t>
       </w:r>
-      <w:proofErr w:type="spellEnd"/>
       <w:r>
         <w:rPr>
           <w:rFonts w:ascii="Arial" w:hAnsi="Arial" w:cs="Arial"/>
@@ -15756,7 +14960,7 @@
 </file>
 
 <file path=word/numbering.xml><?xml version="1.0" encoding="utf-8"?>
-<w:numbering xmlns:wpc="http://schemas.microsoft.com/office/word/2010/wordprocessingCanvas" xmlns:cx="http://schemas.microsoft.com/office/drawing/2014/chartex" xmlns:cx1="http://schemas.microsoft.com/office/drawing/2015/9/8/chartex" xmlns:cx2="http://schemas.microsoft.com/office/drawing/2015/10/21/chartex" xmlns:cx3="http://schemas.microsoft.com/office/drawing/2016/5/9/chartex" xmlns:cx4="http://schemas.microsoft.com/office/drawing/2016/5/10/chartex" xmlns:cx5="http://schemas.microsoft.com/office/drawing/2016/5/11/chartex" xmlns:cx6="http://schemas.microsoft.com/office/drawing/2016/5/12/chartex" xmlns:cx7="http://schemas.microsoft.com/office/drawing/2016/5/13/chartex" xmlns:cx8="http://schemas.microsoft.com/office/drawing/2016/5/14/chartex" xmlns:mc="http://schemas.openxmlformats.org/markup-compatibility/2006" xmlns:aink="http://schemas.microsoft.com/office/drawing/2016/ink" xmlns:am3d="http://schemas.microsoft.com/office/drawing/2017/model3d" xmlns:o="urn:schemas-microsoft-com:office:office" xmlns:r="http://schemas.openxmlformats.org/officeDocument/2006/relationships" xmlns:m="http://schemas.openxmlformats.org/officeDocument/2006/math" xmlns:v="urn:schemas-microsoft-com:vml" xmlns:wp14="http://schemas.microsoft.com/office/word/2010/wordprocessingDrawing" xmlns:wp="http://schemas.openxmlformats.org/drawingml/2006/wordprocessingDrawing" xmlns:w10="urn:schemas-microsoft-com:office:word" xmlns:w="http://schemas.openxmlformats.org/wordprocessingml/2006/main" xmlns:w14="http://schemas.microsoft.com/office/word/2010/wordml" xmlns:w15="http://schemas.microsoft.com/office/word/2012/wordml" xmlns:w16cex="http://schemas.microsoft.com/office/word/2018/wordml/cex" xmlns:w16cid="http://schemas.microsoft.com/office/word/2016/wordml/cid" xmlns:w16="http://schemas.microsoft.com/office/word/2018/wordml" xmlns:w16sdtdh="http://schemas.microsoft.com/office/word/2020/wordml/sdtdatahash" xmlns:w16se="http://schemas.microsoft.com/office/word/2015/wordml/symex" xmlns:wpg="http://schemas.microsoft.com/office/word/2010/wordprocessingGroup" xmlns:wpi="http://schemas.microsoft.com/office/word/2010/wordprocessingInk" xmlns:wne="http://schemas.microsoft.com/office/word/2006/wordml" xmlns:wps="http://schemas.microsoft.com/office/word/2010/wordprocessingShape" mc:Ignorable="w14 w15 w16se w16cid w16 w16cex w16sdtdh wp14">
+<w:numbering xmlns:wpc="http://schemas.microsoft.com/office/word/2010/wordprocessingCanvas" xmlns:cx="http://schemas.microsoft.com/office/drawing/2014/chartex" xmlns:cx1="http://schemas.microsoft.com/office/drawing/2015/9/8/chartex" xmlns:cx2="http://schemas.microsoft.com/office/drawing/2015/10/21/chartex" xmlns:cx3="http://schemas.microsoft.com/office/drawing/2016/5/9/chartex" xmlns:cx4="http://schemas.microsoft.com/office/drawing/2016/5/10/chartex" xmlns:cx5="http://schemas.microsoft.com/office/drawing/2016/5/11/chartex" xmlns:cx6="http://schemas.microsoft.com/office/drawing/2016/5/12/chartex" xmlns:cx7="http://schemas.microsoft.com/office/drawing/2016/5/13/chartex" xmlns:cx8="http://schemas.microsoft.com/office/drawing/2016/5/14/chartex" xmlns:mc="http://schemas.openxmlformats.org/markup-compatibility/2006" xmlns:aink="http://schemas.microsoft.com/office/drawing/2016/ink" xmlns:am3d="http://schemas.microsoft.com/office/drawing/2017/model3d" xmlns:o="urn:schemas-microsoft-com:office:office" xmlns:oel="http://schemas.microsoft.com/office/2019/extlst" xmlns:r="http://schemas.openxmlformats.org/officeDocument/2006/relationships" xmlns:m="http://schemas.openxmlformats.org/officeDocument/2006/math" xmlns:v="urn:schemas-microsoft-com:vml" xmlns:wp14="http://schemas.microsoft.com/office/word/2010/wordprocessingDrawing" xmlns:wp="http://schemas.openxmlformats.org/drawingml/2006/wordprocessingDrawing" xmlns:w10="urn:schemas-microsoft-com:office:word" xmlns:w="http://schemas.openxmlformats.org/wordprocessingml/2006/main" xmlns:w14="http://schemas.microsoft.com/office/word/2010/wordml" xmlns:w15="http://schemas.microsoft.com/office/word/2012/wordml" xmlns:w16cex="http://schemas.microsoft.com/office/word/2018/wordml/cex" xmlns:w16cid="http://schemas.microsoft.com/office/word/2016/wordml/cid" xmlns:w16="http://schemas.microsoft.com/office/word/2018/wordml" xmlns:w16du="http://schemas.microsoft.com/office/word/2023/wordml/word16du" xmlns:w16sdtdh="http://schemas.microsoft.com/office/word/2020/wordml/sdtdatahash" xmlns:w16sdtfl="http://schemas.microsoft.com/office/word/2024/wordml/sdtformatlock" xmlns:w16se="http://schemas.microsoft.com/office/word/2015/wordml/symex" xmlns:wpg="http://schemas.microsoft.com/office/word/2010/wordprocessingGroup" xmlns:wpi="http://schemas.microsoft.com/office/word/2010/wordprocessingInk" xmlns:wne="http://schemas.microsoft.com/office/word/2006/wordml" xmlns:wps="http://schemas.microsoft.com/office/word/2010/wordprocessingShape" mc:Ignorable="w14 w15 w16se w16cid w16 w16cex w16sdtdh w16sdtfl w16du wp14">
   <w:abstractNum w:abstractNumId="0" w15:restartNumberingAfterBreak="0">
     <w:nsid w:val="FFFFFF7C"/>
     <w:multiLevelType w:val="singleLevel"/>
@@ -16971,59 +16175,59 @@
       </w:rPr>
     </w:lvl>
   </w:abstractNum>
-  <w:num w:numId="1">
+  <w:num w:numId="1" w16cid:durableId="356085384">
     <w:abstractNumId w:val="8"/>
   </w:num>
-  <w:num w:numId="2">
+  <w:num w:numId="2" w16cid:durableId="1109272672">
     <w:abstractNumId w:val="6"/>
   </w:num>
-  <w:num w:numId="3">
+  <w:num w:numId="3" w16cid:durableId="1413547444">
     <w:abstractNumId w:val="5"/>
   </w:num>
-  <w:num w:numId="4">
+  <w:num w:numId="4" w16cid:durableId="299774336">
     <w:abstractNumId w:val="4"/>
   </w:num>
-  <w:num w:numId="5">
+  <w:num w:numId="5" w16cid:durableId="1026711261">
     <w:abstractNumId w:val="7"/>
   </w:num>
-  <w:num w:numId="6">
+  <w:num w:numId="6" w16cid:durableId="495807079">
     <w:abstractNumId w:val="3"/>
   </w:num>
-  <w:num w:numId="7">
+  <w:num w:numId="7" w16cid:durableId="1271013585">
     <w:abstractNumId w:val="2"/>
   </w:num>
-  <w:num w:numId="8">
+  <w:num w:numId="8" w16cid:durableId="2046515584">
     <w:abstractNumId w:val="1"/>
   </w:num>
-  <w:num w:numId="9">
+  <w:num w:numId="9" w16cid:durableId="2083067534">
     <w:abstractNumId w:val="0"/>
   </w:num>
-  <w:num w:numId="10">
+  <w:num w:numId="10" w16cid:durableId="1368332752">
     <w:abstractNumId w:val="10"/>
   </w:num>
-  <w:num w:numId="11">
+  <w:num w:numId="11" w16cid:durableId="123087122">
     <w:abstractNumId w:val="11"/>
   </w:num>
-  <w:num w:numId="12">
+  <w:num w:numId="12" w16cid:durableId="1778519380">
     <w:abstractNumId w:val="9"/>
   </w:num>
-  <w:num w:numId="13">
+  <w:num w:numId="13" w16cid:durableId="1333797896">
     <w:abstractNumId w:val="12"/>
   </w:num>
-  <w:num w:numId="14">
+  <w:num w:numId="14" w16cid:durableId="1368405309">
     <w:abstractNumId w:val="15"/>
   </w:num>
-  <w:num w:numId="15">
+  <w:num w:numId="15" w16cid:durableId="82528407">
     <w:abstractNumId w:val="14"/>
   </w:num>
-  <w:num w:numId="16">
+  <w:num w:numId="16" w16cid:durableId="229392568">
     <w:abstractNumId w:val="13"/>
   </w:num>
 </w:numbering>
 </file>
 
 <file path=word/styles.xml><?xml version="1.0" encoding="utf-8"?>
-<w:styles xmlns:mc="http://schemas.openxmlformats.org/markup-compatibility/2006" xmlns:r="http://schemas.openxmlformats.org/officeDocument/2006/relationships" xmlns:w="http://schemas.openxmlformats.org/wordprocessingml/2006/main" xmlns:w14="http://schemas.microsoft.com/office/word/2010/wordml" xmlns:w15="http://schemas.microsoft.com/office/word/2012/wordml" xmlns:w16cex="http://schemas.microsoft.com/office/word/2018/wordml/cex" xmlns:w16cid="http://schemas.microsoft.com/office/word/2016/wordml/cid" xmlns:w16="http://schemas.microsoft.com/office/word/2018/wordml" xmlns:w16sdtdh="http://schemas.microsoft.com/office/word/2020/wordml/sdtdatahash" xmlns:w16se="http://schemas.microsoft.com/office/word/2015/wordml/symex" mc:Ignorable="w14 w15 w16se w16cid w16 w16cex w16sdtdh">
+<w:styles xmlns:mc="http://schemas.openxmlformats.org/markup-compatibility/2006" xmlns:r="http://schemas.openxmlformats.org/officeDocument/2006/relationships" xmlns:w="http://schemas.openxmlformats.org/wordprocessingml/2006/main" xmlns:w14="http://schemas.microsoft.com/office/word/2010/wordml" xmlns:w15="http://schemas.microsoft.com/office/word/2012/wordml" xmlns:w16cex="http://schemas.microsoft.com/office/word/2018/wordml/cex" xmlns:w16cid="http://schemas.microsoft.com/office/word/2016/wordml/cid" xmlns:w16="http://schemas.microsoft.com/office/word/2018/wordml" xmlns:w16du="http://schemas.microsoft.com/office/word/2023/wordml/word16du" xmlns:w16sdtdh="http://schemas.microsoft.com/office/word/2020/wordml/sdtdatahash" xmlns:w16sdtfl="http://schemas.microsoft.com/office/word/2024/wordml/sdtformatlock" xmlns:w16se="http://schemas.microsoft.com/office/word/2015/wordml/symex" mc:Ignorable="w14 w15 w16se w16cid w16 w16cex w16sdtdh w16sdtfl w16du">
   <w:docDefaults>
     <w:rPrDefault>
       <w:rPr>

--- a/Desafio Extra Fraude Cartao de Credito/Agentes Autônomos – Relatório da Atividade  Extra.docx
+++ b/Desafio Extra Fraude Cartao de Credito/Agentes Autônomos – Relatório da Atividade  Extra.docx
@@ -8,7 +8,10 @@
         <w:jc w:val="center"/>
       </w:pPr>
       <w:r>
-        <w:t>Documentação do Sistema – Análise de Fraudes em Cartões de Crédito</w:t>
+        <w:t xml:space="preserve">Documentação do Sistema – </w:t>
+      </w:r>
+      <w:r>
+        <w:t>Agente EDA AI</w:t>
       </w:r>
     </w:p>
     <w:p>
@@ -583,7 +586,15 @@
           <w:rFonts w:ascii="Segoe UI" w:hAnsi="Segoe UI" w:cs="Segoe UI"/>
           <w:color w:val="1F2328"/>
         </w:rPr>
-        <w:t>Crie o arquivo </w:t>
+        <w:t xml:space="preserve">Crie o </w:t>
+      </w:r>
+      <w:proofErr w:type="gramStart"/>
+      <w:r>
+        <w:rPr>
+          <w:rFonts w:ascii="Segoe UI" w:hAnsi="Segoe UI" w:cs="Segoe UI"/>
+          <w:color w:val="1F2328"/>
+        </w:rPr>
+        <w:t>arquivo </w:t>
       </w:r>
       <w:r>
         <w:rPr>
@@ -593,6 +604,7 @@
         </w:rPr>
         <w:t>.env</w:t>
       </w:r>
+      <w:proofErr w:type="gramEnd"/>
       <w:r>
         <w:rPr>
           <w:rFonts w:ascii="Segoe UI" w:hAnsi="Segoe UI" w:cs="Segoe UI"/>
@@ -845,7 +857,23 @@
         <w:pStyle w:val="Commarcadores"/>
       </w:pPr>
       <w:r>
-        <w:t>Qual a distribuição de cada variável ? (histogramas,distribuições)</w:t>
+        <w:t xml:space="preserve">Qual a distribuição de cada </w:t>
+      </w:r>
+      <w:proofErr w:type="gramStart"/>
+      <w:r>
+        <w:t>variável ?</w:t>
+      </w:r>
+      <w:proofErr w:type="gramEnd"/>
+      <w:r>
+        <w:t xml:space="preserve"> (</w:t>
+      </w:r>
+      <w:proofErr w:type="gramStart"/>
+      <w:r>
+        <w:t>histogramas,distribuições</w:t>
+      </w:r>
+      <w:proofErr w:type="gramEnd"/>
+      <w:r>
+        <w:t>)</w:t>
       </w:r>
     </w:p>
     <w:p>
@@ -1344,9 +1372,11 @@
             <w:tcW w:w="4320" w:type="dxa"/>
           </w:tcPr>
           <w:p>
+            <w:proofErr w:type="gramStart"/>
             <w:r>
               <w:t>transformers.utils</w:t>
             </w:r>
+            <w:proofErr w:type="gramEnd"/>
           </w:p>
         </w:tc>
         <w:tc>
@@ -1396,7 +1426,15 @@
         <w:spacing w:after="120"/>
       </w:pPr>
       <w:r>
-        <w:t>Uso de st.session_state (histórico de perguntas/conclusões) e InMemoryCache para cache de LLM.</w:t>
+        <w:t xml:space="preserve">Uso de </w:t>
+      </w:r>
+      <w:proofErr w:type="gramStart"/>
+      <w:r>
+        <w:t>st.session</w:t>
+      </w:r>
+      <w:proofErr w:type="gramEnd"/>
+      <w:r>
+        <w:t>_state (histórico de perguntas/conclusões) e InMemoryCache para cache de LLM.</w:t>
       </w:r>
     </w:p>
     <w:p>

--- a/Desafio Extra Fraude Cartao de Credito/Agentes Autônomos – Relatório da Atividade  Extra.docx
+++ b/Desafio Extra Fraude Cartao de Credito/Agentes Autônomos – Relatório da Atividade  Extra.docx
@@ -30,8 +30,13 @@
         <w:t xml:space="preserve">A aplicação analisa dados de </w:t>
       </w:r>
       <w:r>
-        <w:t>um dataset</w:t>
-      </w:r>
+        <w:t xml:space="preserve">um </w:t>
+      </w:r>
+      <w:proofErr w:type="spellStart"/>
+      <w:r>
+        <w:t>dataset</w:t>
+      </w:r>
+      <w:proofErr w:type="spellEnd"/>
       <w:r>
         <w:t>. O fluxo é organizado em três agentes (Aquisição, Análise e Conclusão Geral), gerando HTML com gráficos e tabelas.</w:t>
       </w:r>
@@ -57,7 +62,15 @@
         <w:spacing w:after="120"/>
       </w:pPr>
       <w:r>
-        <w:t>Gerencia a interface Streamlit; recebe o CSV; preserva estado na sessão; orquestra chamadas ao Agente 2.</w:t>
+        <w:t xml:space="preserve">Gerencia a interface </w:t>
+      </w:r>
+      <w:proofErr w:type="spellStart"/>
+      <w:r>
+        <w:t>Streamlit</w:t>
+      </w:r>
+      <w:proofErr w:type="spellEnd"/>
+      <w:r>
+        <w:t>; recebe o CSV; preserva estado na sessão; orquestra chamadas ao Agente 2.</w:t>
       </w:r>
     </w:p>
     <w:p>
@@ -108,7 +121,15 @@
         <w:spacing w:after="120"/>
       </w:pPr>
       <w:r>
-        <w:t>Gera contexto via SQL (SQLite), responde em português e produz HTML com gráficos, tabelas e conclusões.</w:t>
+        <w:t>Gera contexto via SQL (</w:t>
+      </w:r>
+      <w:proofErr w:type="spellStart"/>
+      <w:r>
+        <w:t>SQLite</w:t>
+      </w:r>
+      <w:proofErr w:type="spellEnd"/>
+      <w:r>
+        <w:t>), responde em português e produz HTML com gráficos, tabelas e conclusões.</w:t>
       </w:r>
     </w:p>
     <w:p>
@@ -175,8 +196,16 @@
         <w:rPr>
           <w:rFonts w:ascii="Consolas" w:hAnsi="Consolas"/>
         </w:rPr>
-        <w:t>um dataset</w:t>
-      </w:r>
+        <w:t xml:space="preserve">um </w:t>
+      </w:r>
+      <w:proofErr w:type="spellStart"/>
+      <w:r>
+        <w:rPr>
+          <w:rFonts w:ascii="Consolas" w:hAnsi="Consolas"/>
+        </w:rPr>
+        <w:t>dataset</w:t>
+      </w:r>
+      <w:proofErr w:type="spellEnd"/>
       <w:r>
         <w:rPr>
           <w:rFonts w:ascii="Consolas" w:hAnsi="Consolas"/>
@@ -204,42 +233,93 @@
       <w:pPr>
         <w:spacing w:after="120"/>
       </w:pPr>
+      <w:proofErr w:type="spellStart"/>
       <w:r>
         <w:rPr>
           <w:b/>
           <w:bCs/>
         </w:rPr>
-        <w:t>llm_gera_query(...):</w:t>
-      </w:r>
-      <w:r>
-        <w:t xml:space="preserve"> Gera SQL compatível com SQLite, coleta colunas via PRAGMA, ajusta LIMIT com base em tokens.</w:t>
+        <w:t>llm_gera_query</w:t>
+      </w:r>
+      <w:proofErr w:type="spellEnd"/>
+      <w:r>
+        <w:rPr>
+          <w:b/>
+          <w:bCs/>
+        </w:rPr>
+        <w:t>(...):</w:t>
+      </w:r>
+      <w:r>
+        <w:t xml:space="preserve"> Gera SQL compatível com </w:t>
+      </w:r>
+      <w:proofErr w:type="spellStart"/>
+      <w:r>
+        <w:t>SQLite</w:t>
+      </w:r>
+      <w:proofErr w:type="spellEnd"/>
+      <w:r>
+        <w:t>, coleta colunas via PRAGMA, ajusta LIMIT com base em tokens.</w:t>
       </w:r>
     </w:p>
     <w:p>
       <w:pPr>
         <w:spacing w:after="120"/>
       </w:pPr>
+      <w:proofErr w:type="spellStart"/>
       <w:r>
         <w:rPr>
           <w:b/>
           <w:bCs/>
         </w:rPr>
-        <w:t>rag(...):</w:t>
-      </w:r>
-      <w:r>
-        <w:t xml:space="preserve"> Carrega o CSV em SQLite e invoca llm_gera_query para obter a query final.</w:t>
+        <w:t>rag</w:t>
+      </w:r>
+      <w:proofErr w:type="spellEnd"/>
+      <w:r>
+        <w:rPr>
+          <w:b/>
+          <w:bCs/>
+        </w:rPr>
+        <w:t>(...):</w:t>
+      </w:r>
+      <w:r>
+        <w:t xml:space="preserve"> Carrega o CSV em </w:t>
+      </w:r>
+      <w:proofErr w:type="spellStart"/>
+      <w:r>
+        <w:t>SQLite</w:t>
+      </w:r>
+      <w:proofErr w:type="spellEnd"/>
+      <w:r>
+        <w:t xml:space="preserve"> e invoca </w:t>
+      </w:r>
+      <w:proofErr w:type="spellStart"/>
+      <w:r>
+        <w:t>llm_gera_query</w:t>
+      </w:r>
+      <w:proofErr w:type="spellEnd"/>
+      <w:r>
+        <w:t xml:space="preserve"> para obter a query final.</w:t>
       </w:r>
     </w:p>
     <w:p>
       <w:pPr>
         <w:spacing w:after="120"/>
       </w:pPr>
+      <w:proofErr w:type="spellStart"/>
       <w:r>
         <w:rPr>
           <w:b/>
           <w:bCs/>
         </w:rPr>
-        <w:t>num_tokens_from_string(...):</w:t>
+        <w:t>num_tokens_from_string</w:t>
+      </w:r>
+      <w:proofErr w:type="spellEnd"/>
+      <w:r>
+        <w:rPr>
+          <w:b/>
+          <w:bCs/>
+        </w:rPr>
+        <w:t>(...):</w:t>
       </w:r>
       <w:r>
         <w:t xml:space="preserve"> Conta tokens para regular o volume do contexto.</w:t>
@@ -249,12 +329,21 @@
       <w:pPr>
         <w:spacing w:after="120"/>
       </w:pPr>
+      <w:proofErr w:type="spellStart"/>
       <w:r>
         <w:rPr>
           <w:b/>
           <w:bCs/>
         </w:rPr>
-        <w:t>ErroProcessamento:</w:t>
+        <w:t>ErroProcessamento</w:t>
+      </w:r>
+      <w:proofErr w:type="spellEnd"/>
+      <w:r>
+        <w:rPr>
+          <w:b/>
+          <w:bCs/>
+        </w:rPr>
+        <w:t>:</w:t>
       </w:r>
       <w:r>
         <w:t xml:space="preserve"> Exceção para falhas ou excesso de tentativas.</w:t>
@@ -319,10 +408,72 @@
         <w:shd w:val="clear" w:color="auto" w:fill="FFFFFF"/>
         <w:spacing w:before="0" w:beforeAutospacing="0" w:after="240" w:afterAutospacing="0"/>
         <w:rPr>
+          <w:rStyle w:val="Hyperlink"/>
           <w:rFonts w:ascii="Segoe UI" w:hAnsi="Segoe UI" w:cs="Segoe UI"/>
-          <w:color w:val="1F2328"/>
-        </w:rPr>
-      </w:pPr>
+        </w:rPr>
+      </w:pPr>
+      <w:r>
+        <w:rPr>
+          <w:rFonts w:ascii="Segoe UI" w:hAnsi="Segoe UI" w:cs="Segoe UI"/>
+        </w:rPr>
+        <w:fldChar w:fldCharType="begin"/>
+      </w:r>
+      <w:r>
+        <w:rPr>
+          <w:rFonts w:ascii="Segoe UI" w:hAnsi="Segoe UI" w:cs="Segoe UI"/>
+        </w:rPr>
+        <w:instrText>HYPERLINK "https://github.com/ajndantas/I2A2-Grupo_01/blob/master/Desafio%20Extra%20Fraude%20Cartao%20de%20Credito/agente_fraude_cartao/Scripts/agente_eda.py"</w:instrText>
+      </w:r>
+      <w:r>
+        <w:rPr>
+          <w:rFonts w:ascii="Segoe UI" w:hAnsi="Segoe UI" w:cs="Segoe UI"/>
+        </w:rPr>
+      </w:r>
+      <w:r>
+        <w:rPr>
+          <w:rFonts w:ascii="Segoe UI" w:hAnsi="Segoe UI" w:cs="Segoe UI"/>
+        </w:rPr>
+        <w:fldChar w:fldCharType="separate"/>
+      </w:r>
+      <w:r>
+        <w:rPr>
+          <w:rStyle w:val="Hyperlink"/>
+          <w:rFonts w:ascii="Segoe UI" w:hAnsi="Segoe UI" w:cs="Segoe UI"/>
+        </w:rPr>
+        <w:t>Script agente_</w:t>
+      </w:r>
+      <w:r>
+        <w:rPr>
+          <w:rStyle w:val="Hyperlink"/>
+          <w:rFonts w:ascii="Segoe UI" w:hAnsi="Segoe UI" w:cs="Segoe UI"/>
+        </w:rPr>
+        <w:t>eda</w:t>
+      </w:r>
+      <w:r>
+        <w:rPr>
+          <w:rStyle w:val="Hyperlink"/>
+          <w:rFonts w:ascii="Segoe UI" w:hAnsi="Segoe UI" w:cs="Segoe UI"/>
+        </w:rPr>
+        <w:t>.py</w:t>
+      </w:r>
+    </w:p>
+    <w:p>
+      <w:pPr>
+        <w:pStyle w:val="NormalWeb"/>
+        <w:shd w:val="clear" w:color="auto" w:fill="FFFFFF"/>
+        <w:spacing w:before="0" w:beforeAutospacing="0" w:after="240" w:afterAutospacing="0"/>
+        <w:rPr>
+          <w:rStyle w:val="Hyperlink"/>
+          <w:rFonts w:ascii="Segoe UI" w:hAnsi="Segoe UI" w:cs="Segoe UI"/>
+          <w:color w:val="0969DA"/>
+        </w:rPr>
+      </w:pPr>
+      <w:r>
+        <w:rPr>
+          <w:rFonts w:ascii="Segoe UI" w:hAnsi="Segoe UI" w:cs="Segoe UI"/>
+        </w:rPr>
+        <w:fldChar w:fldCharType="end"/>
+      </w:r>
       <w:hyperlink r:id="rId6" w:history="1">
         <w:r>
           <w:rPr>
@@ -330,29 +481,23 @@
             <w:rFonts w:ascii="Segoe UI" w:hAnsi="Segoe UI" w:cs="Segoe UI"/>
             <w:color w:val="0969DA"/>
           </w:rPr>
-          <w:t>Script agente_fraude_cartao.py</w:t>
+          <w:t>Arquivo requirem</w:t>
         </w:r>
-      </w:hyperlink>
-    </w:p>
-    <w:p>
-      <w:pPr>
-        <w:pStyle w:val="NormalWeb"/>
-        <w:shd w:val="clear" w:color="auto" w:fill="FFFFFF"/>
-        <w:spacing w:before="0" w:beforeAutospacing="0" w:after="240" w:afterAutospacing="0"/>
-        <w:rPr>
-          <w:rStyle w:val="Hyperlink"/>
-          <w:rFonts w:ascii="Segoe UI" w:hAnsi="Segoe UI" w:cs="Segoe UI"/>
-          <w:color w:val="0969DA"/>
-        </w:rPr>
-      </w:pPr>
-      <w:hyperlink r:id="rId7" w:history="1">
         <w:r>
           <w:rPr>
             <w:rStyle w:val="Hyperlink"/>
             <w:rFonts w:ascii="Segoe UI" w:hAnsi="Segoe UI" w:cs="Segoe UI"/>
             <w:color w:val="0969DA"/>
           </w:rPr>
-          <w:t>Arquivo requirements.txt</w:t>
+          <w:t>e</w:t>
+        </w:r>
+        <w:r>
+          <w:rPr>
+            <w:rStyle w:val="Hyperlink"/>
+            <w:rFonts w:ascii="Segoe UI" w:hAnsi="Segoe UI" w:cs="Segoe UI"/>
+            <w:color w:val="0969DA"/>
+          </w:rPr>
+          <w:t>nts.txt</w:t>
         </w:r>
       </w:hyperlink>
     </w:p>
@@ -366,7 +511,7 @@
           <w:color w:val="1F2328"/>
         </w:rPr>
       </w:pPr>
-      <w:hyperlink r:id="rId8" w:history="1">
+      <w:hyperlink r:id="rId7" w:history="1">
         <w:r>
           <w:rPr>
             <w:rStyle w:val="Hyperlink"/>
@@ -417,13 +562,47 @@
           <w:color w:val="1F2328"/>
         </w:rPr>
       </w:pPr>
+      <w:proofErr w:type="spellStart"/>
       <w:r>
         <w:rPr>
           <w:rFonts w:ascii="Consolas" w:hAnsi="Consolas"/>
           <w:color w:val="1F2328"/>
         </w:rPr>
-        <w:t>python -m venv venv</w:t>
-      </w:r>
+        <w:t>python</w:t>
+      </w:r>
+      <w:proofErr w:type="spellEnd"/>
+      <w:r>
+        <w:rPr>
+          <w:rFonts w:ascii="Consolas" w:hAnsi="Consolas"/>
+          <w:color w:val="1F2328"/>
+        </w:rPr>
+        <w:t xml:space="preserve"> -m </w:t>
+      </w:r>
+      <w:proofErr w:type="spellStart"/>
+      <w:r>
+        <w:rPr>
+          <w:rFonts w:ascii="Consolas" w:hAnsi="Consolas"/>
+          <w:color w:val="1F2328"/>
+        </w:rPr>
+        <w:t>venv</w:t>
+      </w:r>
+      <w:proofErr w:type="spellEnd"/>
+      <w:r>
+        <w:rPr>
+          <w:rFonts w:ascii="Consolas" w:hAnsi="Consolas"/>
+          <w:color w:val="1F2328"/>
+        </w:rPr>
+        <w:t xml:space="preserve"> </w:t>
+      </w:r>
+      <w:proofErr w:type="spellStart"/>
+      <w:r>
+        <w:rPr>
+          <w:rFonts w:ascii="Consolas" w:hAnsi="Consolas"/>
+          <w:color w:val="1F2328"/>
+        </w:rPr>
+        <w:t>venv</w:t>
+      </w:r>
+      <w:proofErr w:type="spellEnd"/>
     </w:p>
     <w:p>
       <w:pPr>
@@ -434,6 +613,7 @@
           <w:color w:val="1F2328"/>
         </w:rPr>
       </w:pPr>
+      <w:proofErr w:type="spellStart"/>
       <w:r>
         <w:rPr>
           <w:rStyle w:val="pl-c1"/>
@@ -442,12 +622,45 @@
         </w:rPr>
         <w:t>source</w:t>
       </w:r>
+      <w:proofErr w:type="spellEnd"/>
       <w:r>
         <w:rPr>
           <w:rFonts w:ascii="Consolas" w:hAnsi="Consolas"/>
           <w:color w:val="1F2328"/>
         </w:rPr>
-        <w:t xml:space="preserve"> venv/bin/activate   </w:t>
+        <w:t xml:space="preserve"> </w:t>
+      </w:r>
+      <w:proofErr w:type="spellStart"/>
+      <w:r>
+        <w:rPr>
+          <w:rFonts w:ascii="Consolas" w:hAnsi="Consolas"/>
+          <w:color w:val="1F2328"/>
+        </w:rPr>
+        <w:t>venv</w:t>
+      </w:r>
+      <w:proofErr w:type="spellEnd"/>
+      <w:r>
+        <w:rPr>
+          <w:rFonts w:ascii="Consolas" w:hAnsi="Consolas"/>
+          <w:color w:val="1F2328"/>
+        </w:rPr>
+        <w:t>/bin/</w:t>
+      </w:r>
+      <w:proofErr w:type="spellStart"/>
+      <w:r>
+        <w:rPr>
+          <w:rFonts w:ascii="Consolas" w:hAnsi="Consolas"/>
+          <w:color w:val="1F2328"/>
+        </w:rPr>
+        <w:t>activate</w:t>
+      </w:r>
+      <w:proofErr w:type="spellEnd"/>
+      <w:r>
+        <w:rPr>
+          <w:rFonts w:ascii="Consolas" w:hAnsi="Consolas"/>
+          <w:color w:val="1F2328"/>
+        </w:rPr>
+        <w:t xml:space="preserve">   </w:t>
       </w:r>
       <w:r>
         <w:rPr>
@@ -467,6 +680,7 @@
           <w:color w:val="1F2328"/>
         </w:rPr>
       </w:pPr>
+      <w:proofErr w:type="spellStart"/>
       <w:r>
         <w:rPr>
           <w:rFonts w:ascii="Consolas" w:hAnsi="Consolas"/>
@@ -474,6 +688,7 @@
         </w:rPr>
         <w:t>venv</w:t>
       </w:r>
+      <w:proofErr w:type="spellEnd"/>
       <w:r>
         <w:rPr>
           <w:rStyle w:val="pl-cce"/>
@@ -495,14 +710,31 @@
           <w:rFonts w:ascii="Consolas" w:eastAsiaTheme="majorEastAsia" w:hAnsi="Consolas"/>
           <w:color w:val="1F2328"/>
         </w:rPr>
-        <w:t>\a</w:t>
+        <w:t>\</w:t>
+      </w:r>
+      <w:proofErr w:type="spellStart"/>
+      <w:r>
+        <w:rPr>
+          <w:rStyle w:val="pl-cce"/>
+          <w:rFonts w:ascii="Consolas" w:eastAsiaTheme="majorEastAsia" w:hAnsi="Consolas"/>
+          <w:color w:val="1F2328"/>
+        </w:rPr>
+        <w:t>a</w:t>
       </w:r>
       <w:r>
         <w:rPr>
           <w:rFonts w:ascii="Consolas" w:hAnsi="Consolas"/>
           <w:color w:val="1F2328"/>
         </w:rPr>
-        <w:t xml:space="preserve">ctivate      </w:t>
+        <w:t>ctivate</w:t>
+      </w:r>
+      <w:proofErr w:type="spellEnd"/>
+      <w:r>
+        <w:rPr>
+          <w:rFonts w:ascii="Consolas" w:hAnsi="Consolas"/>
+          <w:color w:val="1F2328"/>
+        </w:rPr>
+        <w:t xml:space="preserve">      </w:t>
       </w:r>
       <w:r>
         <w:rPr>
@@ -551,12 +783,37 @@
           <w:color w:val="1F2328"/>
         </w:rPr>
       </w:pPr>
+      <w:proofErr w:type="spellStart"/>
       <w:r>
         <w:rPr>
           <w:rFonts w:ascii="Consolas" w:hAnsi="Consolas"/>
           <w:color w:val="1F2328"/>
         </w:rPr>
-        <w:t>pip install -r requirements.txt</w:t>
+        <w:t>pip</w:t>
+      </w:r>
+      <w:proofErr w:type="spellEnd"/>
+      <w:r>
+        <w:rPr>
+          <w:rFonts w:ascii="Consolas" w:hAnsi="Consolas"/>
+          <w:color w:val="1F2328"/>
+        </w:rPr>
+        <w:t xml:space="preserve"> </w:t>
+      </w:r>
+      <w:proofErr w:type="spellStart"/>
+      <w:r>
+        <w:rPr>
+          <w:rFonts w:ascii="Consolas" w:hAnsi="Consolas"/>
+          <w:color w:val="1F2328"/>
+        </w:rPr>
+        <w:t>install</w:t>
+      </w:r>
+      <w:proofErr w:type="spellEnd"/>
+      <w:r>
+        <w:rPr>
+          <w:rFonts w:ascii="Consolas" w:hAnsi="Consolas"/>
+          <w:color w:val="1F2328"/>
+        </w:rPr>
+        <w:t xml:space="preserve"> -r requirements.txt</w:t>
       </w:r>
     </w:p>
     <w:p>
@@ -602,8 +859,18 @@
           <w:rFonts w:ascii="Consolas" w:hAnsi="Consolas"/>
           <w:color w:val="1F2328"/>
         </w:rPr>
-        <w:t>.env</w:t>
-      </w:r>
+        <w:t>.</w:t>
+      </w:r>
+      <w:proofErr w:type="spellStart"/>
+      <w:r>
+        <w:rPr>
+          <w:rStyle w:val="CdigoHTML"/>
+          <w:rFonts w:ascii="Consolas" w:hAnsi="Consolas"/>
+          <w:color w:val="1F2328"/>
+        </w:rPr>
+        <w:t>env</w:t>
+      </w:r>
+      <w:proofErr w:type="spellEnd"/>
       <w:proofErr w:type="gramEnd"/>
       <w:r>
         <w:rPr>
@@ -619,18 +886,57 @@
         </w:rPr>
         <w:t>com sua chave de API gerada no provedor </w:t>
       </w:r>
-      <w:hyperlink r:id="rId9" w:history="1">
-        <w:r>
-          <w:rPr>
-            <w:rStyle w:val="Hyperlink"/>
-            <w:rFonts w:ascii="Segoe UI" w:hAnsi="Segoe UI" w:cs="Segoe UI"/>
-            <w:b/>
-            <w:bCs/>
-            <w:color w:val="0969DA"/>
-          </w:rPr>
-          <w:t>Openrouter</w:t>
-        </w:r>
-      </w:hyperlink>
+      <w:proofErr w:type="spellStart"/>
+      <w:r>
+        <w:rPr>
+          <w:rStyle w:val="Forte"/>
+          <w:rFonts w:ascii="Segoe UI" w:eastAsiaTheme="majorEastAsia" w:hAnsi="Segoe UI" w:cs="Segoe UI"/>
+          <w:color w:val="1F2328"/>
+        </w:rPr>
+        <w:fldChar w:fldCharType="begin"/>
+      </w:r>
+      <w:r>
+        <w:rPr>
+          <w:rStyle w:val="Forte"/>
+          <w:rFonts w:ascii="Segoe UI" w:eastAsiaTheme="majorEastAsia" w:hAnsi="Segoe UI" w:cs="Segoe UI"/>
+          <w:color w:val="1F2328"/>
+        </w:rPr>
+        <w:instrText xml:space="preserve"> HYPERLINK "https://openrouter.ai/" </w:instrText>
+      </w:r>
+      <w:r>
+        <w:rPr>
+          <w:rStyle w:val="Forte"/>
+          <w:rFonts w:ascii="Segoe UI" w:eastAsiaTheme="majorEastAsia" w:hAnsi="Segoe UI" w:cs="Segoe UI"/>
+          <w:color w:val="1F2328"/>
+        </w:rPr>
+      </w:r>
+      <w:r>
+        <w:rPr>
+          <w:rStyle w:val="Forte"/>
+          <w:rFonts w:ascii="Segoe UI" w:eastAsiaTheme="majorEastAsia" w:hAnsi="Segoe UI" w:cs="Segoe UI"/>
+          <w:color w:val="1F2328"/>
+        </w:rPr>
+        <w:fldChar w:fldCharType="separate"/>
+      </w:r>
+      <w:r>
+        <w:rPr>
+          <w:rStyle w:val="Hyperlink"/>
+          <w:rFonts w:ascii="Segoe UI" w:hAnsi="Segoe UI" w:cs="Segoe UI"/>
+          <w:b/>
+          <w:bCs/>
+          <w:color w:val="0969DA"/>
+        </w:rPr>
+        <w:t>Openrouter</w:t>
+      </w:r>
+      <w:proofErr w:type="spellEnd"/>
+      <w:r>
+        <w:rPr>
+          <w:rStyle w:val="Forte"/>
+          <w:rFonts w:ascii="Segoe UI" w:eastAsiaTheme="majorEastAsia" w:hAnsi="Segoe UI" w:cs="Segoe UI"/>
+          <w:color w:val="1F2328"/>
+        </w:rPr>
+        <w:fldChar w:fldCharType="end"/>
+      </w:r>
     </w:p>
     <w:p>
       <w:pPr>
@@ -675,6 +981,7 @@
         </w:rPr>
         <w:t>"</w:t>
       </w:r>
+      <w:proofErr w:type="spellStart"/>
       <w:r>
         <w:rPr>
           <w:rStyle w:val="pl-s"/>
@@ -683,6 +990,7 @@
         </w:rPr>
         <w:t>sua_chave_aqui</w:t>
       </w:r>
+      <w:proofErr w:type="spellEnd"/>
       <w:r>
         <w:rPr>
           <w:rStyle w:val="pl-pds"/>
@@ -730,12 +1038,37 @@
           <w:color w:val="1F2328"/>
         </w:rPr>
       </w:pPr>
+      <w:proofErr w:type="spellStart"/>
       <w:r>
         <w:rPr>
           <w:rFonts w:ascii="Consolas" w:hAnsi="Consolas"/>
           <w:color w:val="1F2328"/>
         </w:rPr>
-        <w:t>streamlit run agente_fraudecredito.py</w:t>
+        <w:t>streamlit</w:t>
+      </w:r>
+      <w:proofErr w:type="spellEnd"/>
+      <w:r>
+        <w:rPr>
+          <w:rFonts w:ascii="Consolas" w:hAnsi="Consolas"/>
+          <w:color w:val="1F2328"/>
+        </w:rPr>
+        <w:t xml:space="preserve"> </w:t>
+      </w:r>
+      <w:proofErr w:type="spellStart"/>
+      <w:r>
+        <w:rPr>
+          <w:rFonts w:ascii="Consolas" w:hAnsi="Consolas"/>
+          <w:color w:val="1F2328"/>
+        </w:rPr>
+        <w:t>run</w:t>
+      </w:r>
+      <w:proofErr w:type="spellEnd"/>
+      <w:r>
+        <w:rPr>
+          <w:rFonts w:ascii="Consolas" w:hAnsi="Consolas"/>
+          <w:color w:val="1F2328"/>
+        </w:rPr>
+        <w:t xml:space="preserve"> agente_fraudecredito.py</w:t>
       </w:r>
     </w:p>
     <w:p/>
@@ -760,31 +1093,113 @@
         <w:pStyle w:val="Ttulo1"/>
         <w:spacing w:before="0" w:line="240" w:lineRule="auto"/>
         <w:rPr>
+          <w:rStyle w:val="Hyperlink"/>
           <w:rFonts w:asciiTheme="minorHAnsi" w:eastAsiaTheme="minorEastAsia" w:hAnsiTheme="minorHAnsi" w:cstheme="minorBidi"/>
           <w:bCs w:val="0"/>
-          <w:color w:val="auto"/>
           <w:sz w:val="22"/>
           <w:szCs w:val="22"/>
         </w:rPr>
       </w:pPr>
-      <w:hyperlink r:id="rId10" w:history="1">
-        <w:r>
-          <w:rPr>
-            <w:rStyle w:val="Hyperlink"/>
-            <w:rFonts w:asciiTheme="minorHAnsi" w:eastAsiaTheme="minorEastAsia" w:hAnsiTheme="minorHAnsi" w:cstheme="minorBidi"/>
-            <w:bCs w:val="0"/>
-            <w:sz w:val="22"/>
-            <w:szCs w:val="22"/>
-          </w:rPr>
-          <w:t>https://agente-fraude-cartao-credito.streamlit.app/</w:t>
-        </w:r>
-      </w:hyperlink>
+      <w:r>
+        <w:rPr>
+          <w:rFonts w:asciiTheme="minorHAnsi" w:eastAsiaTheme="minorEastAsia" w:hAnsiTheme="minorHAnsi" w:cstheme="minorBidi"/>
+          <w:bCs w:val="0"/>
+          <w:sz w:val="22"/>
+          <w:szCs w:val="22"/>
+        </w:rPr>
+        <w:fldChar w:fldCharType="begin"/>
+      </w:r>
+      <w:r>
+        <w:rPr>
+          <w:rFonts w:asciiTheme="minorHAnsi" w:eastAsiaTheme="minorEastAsia" w:hAnsiTheme="minorHAnsi" w:cstheme="minorBidi"/>
+          <w:bCs w:val="0"/>
+          <w:sz w:val="22"/>
+          <w:szCs w:val="22"/>
+        </w:rPr>
+        <w:instrText>HYPERLINK "https://agente-eda-ai.streamlit.app/"</w:instrText>
+      </w:r>
+      <w:r>
+        <w:rPr>
+          <w:rFonts w:asciiTheme="minorHAnsi" w:eastAsiaTheme="minorEastAsia" w:hAnsiTheme="minorHAnsi" w:cstheme="minorBidi"/>
+          <w:bCs w:val="0"/>
+          <w:sz w:val="22"/>
+          <w:szCs w:val="22"/>
+        </w:rPr>
+      </w:r>
+      <w:r>
+        <w:rPr>
+          <w:rFonts w:asciiTheme="minorHAnsi" w:eastAsiaTheme="minorEastAsia" w:hAnsiTheme="minorHAnsi" w:cstheme="minorBidi"/>
+          <w:bCs w:val="0"/>
+          <w:sz w:val="22"/>
+          <w:szCs w:val="22"/>
+        </w:rPr>
+        <w:fldChar w:fldCharType="separate"/>
+      </w:r>
+      <w:r>
+        <w:rPr>
+          <w:rStyle w:val="Hyperlink"/>
+          <w:rFonts w:asciiTheme="minorHAnsi" w:eastAsiaTheme="minorEastAsia" w:hAnsiTheme="minorHAnsi" w:cstheme="minorBidi"/>
+          <w:bCs w:val="0"/>
+          <w:sz w:val="22"/>
+          <w:szCs w:val="22"/>
+        </w:rPr>
+        <w:t>https://agente-</w:t>
+      </w:r>
+      <w:r>
+        <w:rPr>
+          <w:rStyle w:val="Hyperlink"/>
+          <w:rFonts w:asciiTheme="minorHAnsi" w:eastAsiaTheme="minorEastAsia" w:hAnsiTheme="minorHAnsi" w:cstheme="minorBidi"/>
+          <w:bCs w:val="0"/>
+          <w:sz w:val="22"/>
+          <w:szCs w:val="22"/>
+        </w:rPr>
+        <w:t>eda-ai</w:t>
+      </w:r>
+      <w:r>
+        <w:rPr>
+          <w:rStyle w:val="Hyperlink"/>
+          <w:rFonts w:asciiTheme="minorHAnsi" w:eastAsiaTheme="minorEastAsia" w:hAnsiTheme="minorHAnsi" w:cstheme="minorBidi"/>
+          <w:bCs w:val="0"/>
+          <w:sz w:val="22"/>
+          <w:szCs w:val="22"/>
+        </w:rPr>
+        <w:t>.streamlit.</w:t>
+      </w:r>
+      <w:r>
+        <w:rPr>
+          <w:rStyle w:val="Hyperlink"/>
+          <w:rFonts w:asciiTheme="minorHAnsi" w:eastAsiaTheme="minorEastAsia" w:hAnsiTheme="minorHAnsi" w:cstheme="minorBidi"/>
+          <w:bCs w:val="0"/>
+          <w:sz w:val="22"/>
+          <w:szCs w:val="22"/>
+        </w:rPr>
+        <w:t>a</w:t>
+      </w:r>
+      <w:r>
+        <w:rPr>
+          <w:rStyle w:val="Hyperlink"/>
+          <w:rFonts w:asciiTheme="minorHAnsi" w:eastAsiaTheme="minorEastAsia" w:hAnsiTheme="minorHAnsi" w:cstheme="minorBidi"/>
+          <w:bCs w:val="0"/>
+          <w:sz w:val="22"/>
+          <w:szCs w:val="22"/>
+        </w:rPr>
+        <w:t>pp/</w:t>
+      </w:r>
     </w:p>
     <w:p>
       <w:pPr>
         <w:pStyle w:val="Ttulo1"/>
       </w:pPr>
       <w:r>
+        <w:rPr>
+          <w:rFonts w:asciiTheme="minorHAnsi" w:eastAsiaTheme="minorEastAsia" w:hAnsiTheme="minorHAnsi" w:cstheme="minorBidi"/>
+          <w:bCs w:val="0"/>
+          <w:sz w:val="22"/>
+          <w:szCs w:val="22"/>
+        </w:rPr>
+        <w:fldChar w:fldCharType="end"/>
+      </w:r>
+      <w:r>
         <w:t>Como Manipular a Interface Gráfica</w:t>
       </w:r>
     </w:p>
@@ -795,7 +1210,7 @@
       <w:r>
         <w:t xml:space="preserve">Upload do </w:t>
       </w:r>
-      <w:hyperlink r:id="rId11" w:history="1">
+      <w:hyperlink r:id="rId8" w:history="1">
         <w:r>
           <w:rPr>
             <w:rStyle w:val="Hyperlink"/>
@@ -867,10 +1282,12 @@
       <w:r>
         <w:t xml:space="preserve"> (</w:t>
       </w:r>
+      <w:proofErr w:type="spellStart"/>
       <w:proofErr w:type="gramStart"/>
       <w:r>
         <w:t>histogramas,distribuições</w:t>
       </w:r>
+      <w:proofErr w:type="spellEnd"/>
       <w:proofErr w:type="gramEnd"/>
       <w:r>
         <w:t>)</w:t>
@@ -1063,10 +1480,12 @@
             <w:tcW w:w="4320" w:type="dxa"/>
           </w:tcPr>
           <w:p>
+            <w:proofErr w:type="spellStart"/>
             <w:r>
               <w:lastRenderedPageBreak/>
               <w:t>pydantic</w:t>
             </w:r>
+            <w:proofErr w:type="spellEnd"/>
           </w:p>
         </w:tc>
         <w:tc>
@@ -1086,9 +1505,11 @@
             <w:tcW w:w="4320" w:type="dxa"/>
           </w:tcPr>
           <w:p>
+            <w:proofErr w:type="spellStart"/>
             <w:r>
               <w:t>python-dotenv</w:t>
             </w:r>
+            <w:proofErr w:type="spellEnd"/>
           </w:p>
         </w:tc>
         <w:tc>
@@ -1108,9 +1529,11 @@
             <w:tcW w:w="4320" w:type="dxa"/>
           </w:tcPr>
           <w:p>
+            <w:proofErr w:type="spellStart"/>
             <w:r>
               <w:t>sqlalchemy</w:t>
             </w:r>
+            <w:proofErr w:type="spellEnd"/>
           </w:p>
         </w:tc>
         <w:tc>
@@ -1130,9 +1553,11 @@
             <w:tcW w:w="4320" w:type="dxa"/>
           </w:tcPr>
           <w:p>
+            <w:proofErr w:type="spellStart"/>
             <w:r>
               <w:t>packaging</w:t>
             </w:r>
+            <w:proofErr w:type="spellEnd"/>
           </w:p>
         </w:tc>
         <w:tc>
@@ -1152,9 +1577,11 @@
             <w:tcW w:w="4320" w:type="dxa"/>
           </w:tcPr>
           <w:p>
+            <w:proofErr w:type="spellStart"/>
             <w:r>
               <w:t>protobuf</w:t>
             </w:r>
+            <w:proofErr w:type="spellEnd"/>
           </w:p>
         </w:tc>
         <w:tc>
@@ -1174,9 +1601,11 @@
             <w:tcW w:w="4320" w:type="dxa"/>
           </w:tcPr>
           <w:p>
+            <w:proofErr w:type="spellStart"/>
             <w:r>
               <w:t>langchain</w:t>
             </w:r>
+            <w:proofErr w:type="spellEnd"/>
           </w:p>
         </w:tc>
         <w:tc>
@@ -1196,9 +1625,11 @@
             <w:tcW w:w="4320" w:type="dxa"/>
           </w:tcPr>
           <w:p>
+            <w:proofErr w:type="spellStart"/>
             <w:r>
               <w:t>langchain-community</w:t>
             </w:r>
+            <w:proofErr w:type="spellEnd"/>
           </w:p>
         </w:tc>
         <w:tc>
@@ -1218,8 +1649,13 @@
             <w:tcW w:w="4320" w:type="dxa"/>
           </w:tcPr>
           <w:p>
-            <w:r>
-              <w:t>langchain-core</w:t>
+            <w:proofErr w:type="spellStart"/>
+            <w:r>
+              <w:t>langchain</w:t>
+            </w:r>
+            <w:proofErr w:type="spellEnd"/>
+            <w:r>
+              <w:t>-core</w:t>
             </w:r>
           </w:p>
         </w:tc>
@@ -1240,9 +1676,11 @@
             <w:tcW w:w="4320" w:type="dxa"/>
           </w:tcPr>
           <w:p>
+            <w:proofErr w:type="spellStart"/>
             <w:r>
               <w:t>streamlit</w:t>
             </w:r>
+            <w:proofErr w:type="spellEnd"/>
           </w:p>
         </w:tc>
         <w:tc>
@@ -1262,9 +1700,11 @@
             <w:tcW w:w="4320" w:type="dxa"/>
           </w:tcPr>
           <w:p>
+            <w:proofErr w:type="spellStart"/>
             <w:r>
               <w:t>cachetools</w:t>
             </w:r>
+            <w:proofErr w:type="spellEnd"/>
           </w:p>
         </w:tc>
         <w:tc>
@@ -1284,9 +1724,11 @@
             <w:tcW w:w="4320" w:type="dxa"/>
           </w:tcPr>
           <w:p>
+            <w:proofErr w:type="spellStart"/>
             <w:r>
               <w:t>matplotlib</w:t>
             </w:r>
+            <w:proofErr w:type="spellEnd"/>
           </w:p>
         </w:tc>
         <w:tc>
@@ -1306,9 +1748,11 @@
             <w:tcW w:w="4320" w:type="dxa"/>
           </w:tcPr>
           <w:p>
+            <w:proofErr w:type="spellStart"/>
             <w:r>
               <w:t>langchain-openai</w:t>
             </w:r>
+            <w:proofErr w:type="spellEnd"/>
           </w:p>
         </w:tc>
         <w:tc>
@@ -1328,9 +1772,11 @@
             <w:tcW w:w="4320" w:type="dxa"/>
           </w:tcPr>
           <w:p>
+            <w:proofErr w:type="spellStart"/>
             <w:r>
               <w:t>openpyxl</w:t>
             </w:r>
+            <w:proofErr w:type="spellEnd"/>
           </w:p>
         </w:tc>
         <w:tc>
@@ -1372,10 +1818,12 @@
             <w:tcW w:w="4320" w:type="dxa"/>
           </w:tcPr>
           <w:p>
+            <w:proofErr w:type="spellStart"/>
             <w:proofErr w:type="gramStart"/>
             <w:r>
               <w:t>transformers.utils</w:t>
             </w:r>
+            <w:proofErr w:type="spellEnd"/>
             <w:proofErr w:type="gramEnd"/>
           </w:p>
         </w:tc>
@@ -1396,9 +1844,11 @@
             <w:tcW w:w="4320" w:type="dxa"/>
           </w:tcPr>
           <w:p>
+            <w:proofErr w:type="spellStart"/>
             <w:r>
               <w:t>torch</w:t>
             </w:r>
+            <w:proofErr w:type="spellEnd"/>
           </w:p>
         </w:tc>
         <w:tc>
@@ -1428,13 +1878,26 @@
       <w:r>
         <w:t xml:space="preserve">Uso de </w:t>
       </w:r>
+      <w:proofErr w:type="spellStart"/>
       <w:proofErr w:type="gramStart"/>
       <w:r>
         <w:t>st.session</w:t>
       </w:r>
       <w:proofErr w:type="gramEnd"/>
       <w:r>
-        <w:t>_state (histórico de perguntas/conclusões) e InMemoryCache para cache de LLM.</w:t>
+        <w:t>_state</w:t>
+      </w:r>
+      <w:proofErr w:type="spellEnd"/>
+      <w:r>
+        <w:t xml:space="preserve"> (histórico de perguntas/conclusões) e </w:t>
+      </w:r>
+      <w:proofErr w:type="spellStart"/>
+      <w:r>
+        <w:t>InMemoryCache</w:t>
+      </w:r>
+      <w:proofErr w:type="spellEnd"/>
+      <w:r>
+        <w:t xml:space="preserve"> para cache de LLM.</w:t>
       </w:r>
     </w:p>
     <w:p>
@@ -1467,7 +1930,7 @@
                     <pic:cNvPicPr/>
                   </pic:nvPicPr>
                   <pic:blipFill>
-                    <a:blip r:embed="rId12"/>
+                    <a:blip r:embed="rId9"/>
                     <a:stretch>
                       <a:fillRect/>
                     </a:stretch>
@@ -1513,7 +1976,7 @@
                     <pic:cNvPicPr/>
                   </pic:nvPicPr>
                   <pic:blipFill>
-                    <a:blip r:embed="rId13"/>
+                    <a:blip r:embed="rId10"/>
                     <a:stretch>
                       <a:fillRect/>
                     </a:stretch>
@@ -1676,8 +2139,19 @@
           <w:sz w:val="20"/>
           <w:szCs w:val="20"/>
         </w:rPr>
-        <w:t>: Time, V1, V2, V3, V4, V5, V6, V7, V8, V9, V10, V11, V12, V13, V14, V15, V16, V17, V18, V19, V20, V21, V22, V23, V24, V25, V26, V27, V28, Amount</w:t>
-      </w:r>
+        <w:t xml:space="preserve">: Time, V1, V2, V3, V4, V5, V6, V7, V8, V9, V10, V11, V12, V13, V14, V15, V16, V17, V18, V19, V20, V21, V22, V23, V24, V25, V26, V27, V28, </w:t>
+      </w:r>
+      <w:proofErr w:type="spellStart"/>
+      <w:r>
+        <w:rPr>
+          <w:rFonts w:ascii="Arial" w:hAnsi="Arial" w:cs="Arial"/>
+          <w:color w:val="000000"/>
+          <w:sz w:val="20"/>
+          <w:szCs w:val="20"/>
+        </w:rPr>
+        <w:t>Amount</w:t>
+      </w:r>
+      <w:proofErr w:type="spellEnd"/>
     </w:p>
     <w:p>
       <w:pPr>
@@ -1710,27 +2184,58 @@
           <w:sz w:val="20"/>
           <w:szCs w:val="20"/>
         </w:rPr>
-        <w:t>: Class</w:t>
-      </w:r>
-    </w:p>
-    <w:p>
-      <w:pPr>
-        <w:pStyle w:val="Ttulo2"/>
+        <w:t xml:space="preserve">: </w:t>
+      </w:r>
+      <w:proofErr w:type="spellStart"/>
+      <w:r>
         <w:rPr>
           <w:rFonts w:ascii="Arial" w:hAnsi="Arial" w:cs="Arial"/>
           <w:color w:val="000000"/>
           <w:sz w:val="20"/>
           <w:szCs w:val="20"/>
         </w:rPr>
-      </w:pPr>
-      <w:r>
+        <w:t>Class</w:t>
+      </w:r>
+      <w:proofErr w:type="spellEnd"/>
+    </w:p>
+    <w:p>
+      <w:pPr>
+        <w:pStyle w:val="Ttulo2"/>
         <w:rPr>
           <w:rFonts w:ascii="Arial" w:hAnsi="Arial" w:cs="Arial"/>
           <w:color w:val="000000"/>
           <w:sz w:val="20"/>
           <w:szCs w:val="20"/>
         </w:rPr>
-        <w:t>Tabela de Dados com Formatação Condicional (Amount)</w:t>
+      </w:pPr>
+      <w:r>
+        <w:rPr>
+          <w:rFonts w:ascii="Arial" w:hAnsi="Arial" w:cs="Arial"/>
+          <w:color w:val="000000"/>
+          <w:sz w:val="20"/>
+          <w:szCs w:val="20"/>
+        </w:rPr>
+        <w:t>Tabela de Dados com Formatação Condicional (</w:t>
+      </w:r>
+      <w:proofErr w:type="spellStart"/>
+      <w:r>
+        <w:rPr>
+          <w:rFonts w:ascii="Arial" w:hAnsi="Arial" w:cs="Arial"/>
+          <w:color w:val="000000"/>
+          <w:sz w:val="20"/>
+          <w:szCs w:val="20"/>
+        </w:rPr>
+        <w:t>Amount</w:t>
+      </w:r>
+      <w:proofErr w:type="spellEnd"/>
+      <w:r>
+        <w:rPr>
+          <w:rFonts w:ascii="Arial" w:hAnsi="Arial" w:cs="Arial"/>
+          <w:color w:val="000000"/>
+          <w:sz w:val="20"/>
+          <w:szCs w:val="20"/>
+        </w:rPr>
+        <w:t>)</w:t>
       </w:r>
     </w:p>
     <w:tbl>
@@ -6857,6 +7362,7 @@
                 <w:szCs w:val="10"/>
               </w:rPr>
             </w:pPr>
+            <w:proofErr w:type="spellStart"/>
             <w:r>
               <w:rPr>
                 <w:rFonts w:ascii="Arial" w:hAnsi="Arial" w:cs="Arial"/>
@@ -6868,6 +7374,7 @@
               </w:rPr>
               <w:t>Amount</w:t>
             </w:r>
+            <w:proofErr w:type="spellEnd"/>
           </w:p>
         </w:tc>
         <w:tc>
@@ -6900,6 +7407,7 @@
                 <w:szCs w:val="10"/>
               </w:rPr>
             </w:pPr>
+            <w:proofErr w:type="spellStart"/>
             <w:r>
               <w:rPr>
                 <w:rFonts w:ascii="Arial" w:hAnsi="Arial" w:cs="Arial"/>
@@ -6911,6 +7419,7 @@
               </w:rPr>
               <w:t>Class</w:t>
             </w:r>
+            <w:proofErr w:type="spellEnd"/>
           </w:p>
         </w:tc>
       </w:tr>
@@ -9320,7 +9829,7 @@
                     <pic:cNvPicPr/>
                   </pic:nvPicPr>
                   <pic:blipFill>
-                    <a:blip r:embed="rId14"/>
+                    <a:blip r:embed="rId11"/>
                     <a:stretch>
                       <a:fillRect/>
                     </a:stretch>
@@ -9367,7 +9876,7 @@
                     <pic:cNvPicPr/>
                   </pic:nvPicPr>
                   <pic:blipFill>
-                    <a:blip r:embed="rId15"/>
+                    <a:blip r:embed="rId12"/>
                     <a:stretch>
                       <a:fillRect/>
                     </a:stretch>
@@ -9471,7 +9980,27 @@
           <w:sz w:val="20"/>
           <w:szCs w:val="20"/>
         </w:rPr>
-        <w:t>: Time, V1 a V28 (resultantes de PCA), Amount.</w:t>
+        <w:t xml:space="preserve">: Time, V1 a V28 (resultantes de PCA), </w:t>
+      </w:r>
+      <w:proofErr w:type="spellStart"/>
+      <w:r>
+        <w:rPr>
+          <w:rFonts w:ascii="Arial" w:hAnsi="Arial" w:cs="Arial"/>
+          <w:color w:val="000000"/>
+          <w:sz w:val="20"/>
+          <w:szCs w:val="20"/>
+        </w:rPr>
+        <w:t>Amount</w:t>
+      </w:r>
+      <w:proofErr w:type="spellEnd"/>
+      <w:r>
+        <w:rPr>
+          <w:rFonts w:ascii="Arial" w:hAnsi="Arial" w:cs="Arial"/>
+          <w:color w:val="000000"/>
+          <w:sz w:val="20"/>
+          <w:szCs w:val="20"/>
+        </w:rPr>
+        <w:t>.</w:t>
       </w:r>
     </w:p>
     <w:p>
@@ -9505,7 +10034,27 @@
           <w:sz w:val="20"/>
           <w:szCs w:val="20"/>
         </w:rPr>
-        <w:t>: Class (0, 1).</w:t>
+        <w:t xml:space="preserve">: </w:t>
+      </w:r>
+      <w:proofErr w:type="spellStart"/>
+      <w:r>
+        <w:rPr>
+          <w:rFonts w:ascii="Arial" w:hAnsi="Arial" w:cs="Arial"/>
+          <w:color w:val="000000"/>
+          <w:sz w:val="20"/>
+          <w:szCs w:val="20"/>
+        </w:rPr>
+        <w:t>Class</w:t>
+      </w:r>
+      <w:proofErr w:type="spellEnd"/>
+      <w:r>
+        <w:rPr>
+          <w:rFonts w:ascii="Arial" w:hAnsi="Arial" w:cs="Arial"/>
+          <w:color w:val="000000"/>
+          <w:sz w:val="20"/>
+          <w:szCs w:val="20"/>
+        </w:rPr>
+        <w:t xml:space="preserve"> (0, 1).</w:t>
       </w:r>
     </w:p>
     <w:p>
@@ -9535,7 +10084,27 @@
           <w:sz w:val="20"/>
           <w:szCs w:val="20"/>
         </w:rPr>
-        <w:t> 5 primeiras linhas do dataset fornecidas no contexto.</w:t>
+        <w:t xml:space="preserve"> 5 primeiras linhas do </w:t>
+      </w:r>
+      <w:proofErr w:type="spellStart"/>
+      <w:r>
+        <w:rPr>
+          <w:rFonts w:ascii="Arial" w:hAnsi="Arial" w:cs="Arial"/>
+          <w:color w:val="000000"/>
+          <w:sz w:val="20"/>
+          <w:szCs w:val="20"/>
+        </w:rPr>
+        <w:t>dataset</w:t>
+      </w:r>
+      <w:proofErr w:type="spellEnd"/>
+      <w:r>
+        <w:rPr>
+          <w:rFonts w:ascii="Arial" w:hAnsi="Arial" w:cs="Arial"/>
+          <w:color w:val="000000"/>
+          <w:sz w:val="20"/>
+          <w:szCs w:val="20"/>
+        </w:rPr>
+        <w:t xml:space="preserve"> fornecidas no contexto.</w:t>
       </w:r>
     </w:p>
     <w:p>
@@ -9832,6 +10401,7 @@
                 <w:szCs w:val="18"/>
               </w:rPr>
             </w:pPr>
+            <w:proofErr w:type="spellStart"/>
             <w:r>
               <w:rPr>
                 <w:rFonts w:ascii="Arial" w:hAnsi="Arial" w:cs="Arial"/>
@@ -9841,6 +10411,7 @@
               </w:rPr>
               <w:t>Class</w:t>
             </w:r>
+            <w:proofErr w:type="spellEnd"/>
           </w:p>
         </w:tc>
         <w:tc>
@@ -9959,6 +10530,7 @@
                 <w:szCs w:val="18"/>
               </w:rPr>
             </w:pPr>
+            <w:proofErr w:type="spellStart"/>
             <w:r>
               <w:rPr>
                 <w:rFonts w:ascii="Arial" w:hAnsi="Arial" w:cs="Arial"/>
@@ -9969,6 +10541,7 @@
               <w:lastRenderedPageBreak/>
               <w:t>Amount</w:t>
             </w:r>
+            <w:proofErr w:type="spellEnd"/>
           </w:p>
         </w:tc>
         <w:tc>
@@ -10018,7 +10591,27 @@
                 <w:szCs w:val="18"/>
               </w:rPr>
               <w:br/>
-              <w:t>(ex: 0.89, 2.69)</w:t>
+              <w:t>(</w:t>
+            </w:r>
+            <w:proofErr w:type="spellStart"/>
+            <w:r>
+              <w:rPr>
+                <w:rFonts w:ascii="Arial" w:hAnsi="Arial" w:cs="Arial"/>
+                <w:color w:val="000000"/>
+                <w:sz w:val="18"/>
+                <w:szCs w:val="18"/>
+              </w:rPr>
+              <w:t>ex</w:t>
+            </w:r>
+            <w:proofErr w:type="spellEnd"/>
+            <w:r>
+              <w:rPr>
+                <w:rFonts w:ascii="Arial" w:hAnsi="Arial" w:cs="Arial"/>
+                <w:color w:val="000000"/>
+                <w:sz w:val="18"/>
+                <w:szCs w:val="18"/>
+              </w:rPr>
+              <w:t>: 0.89, 2.69)</w:t>
             </w:r>
           </w:p>
         </w:tc>
@@ -10069,7 +10662,27 @@
                 <w:szCs w:val="18"/>
               </w:rPr>
               <w:br/>
-              <w:t>(ex: 378.66, 231.71)</w:t>
+              <w:t>(</w:t>
+            </w:r>
+            <w:proofErr w:type="spellStart"/>
+            <w:r>
+              <w:rPr>
+                <w:rFonts w:ascii="Arial" w:hAnsi="Arial" w:cs="Arial"/>
+                <w:color w:val="000000"/>
+                <w:sz w:val="18"/>
+                <w:szCs w:val="18"/>
+              </w:rPr>
+              <w:t>ex</w:t>
+            </w:r>
+            <w:proofErr w:type="spellEnd"/>
+            <w:r>
+              <w:rPr>
+                <w:rFonts w:ascii="Arial" w:hAnsi="Arial" w:cs="Arial"/>
+                <w:color w:val="000000"/>
+                <w:sz w:val="18"/>
+                <w:szCs w:val="18"/>
+              </w:rPr>
+              <w:t>: 378.66, 231.71)</w:t>
             </w:r>
           </w:p>
         </w:tc>
@@ -10107,6 +10720,7 @@
           <w:color w:val="000000"/>
         </w:rPr>
       </w:pPr>
+      <w:proofErr w:type="spellStart"/>
       <w:r>
         <w:rPr>
           <w:rStyle w:val="Forte"/>
@@ -10115,6 +10729,7 @@
         </w:rPr>
         <w:t>Class</w:t>
       </w:r>
+      <w:proofErr w:type="spellEnd"/>
       <w:r>
         <w:rPr>
           <w:rFonts w:ascii="Arial" w:hAnsi="Arial" w:cs="Arial"/>
@@ -10135,6 +10750,7 @@
           <w:color w:val="000000"/>
         </w:rPr>
       </w:pPr>
+      <w:proofErr w:type="spellStart"/>
       <w:r>
         <w:rPr>
           <w:rStyle w:val="Forte"/>
@@ -10143,6 +10759,7 @@
         </w:rPr>
         <w:t>Amount</w:t>
       </w:r>
+      <w:proofErr w:type="spellEnd"/>
       <w:r>
         <w:rPr>
           <w:rFonts w:ascii="Arial" w:hAnsi="Arial" w:cs="Arial"/>
@@ -10547,6 +11164,7 @@
                 <w:color w:val="000000"/>
               </w:rPr>
             </w:pPr>
+            <w:proofErr w:type="spellStart"/>
             <w:r>
               <w:rPr>
                 <w:rFonts w:ascii="Arial" w:hAnsi="Arial" w:cs="Arial"/>
@@ -10554,6 +11172,7 @@
               </w:rPr>
               <w:t>Amount</w:t>
             </w:r>
+            <w:proofErr w:type="spellEnd"/>
           </w:p>
         </w:tc>
         <w:tc>
@@ -10672,7 +11291,27 @@
           <w:sz w:val="22"/>
           <w:szCs w:val="22"/>
         </w:rPr>
-        <w:t> Time, V3, V4, V7, V10, V11, V12, V14, V16, V17, Amount.</w:t>
+        <w:t xml:space="preserve"> Time, V3, V4, V7, V10, V11, V12, V14, V16, V17, </w:t>
+      </w:r>
+      <w:proofErr w:type="spellStart"/>
+      <w:r>
+        <w:rPr>
+          <w:rFonts w:ascii="Arial" w:hAnsi="Arial" w:cs="Arial"/>
+          <w:color w:val="000000"/>
+          <w:sz w:val="22"/>
+          <w:szCs w:val="22"/>
+        </w:rPr>
+        <w:t>Amount</w:t>
+      </w:r>
+      <w:proofErr w:type="spellEnd"/>
+      <w:r>
+        <w:rPr>
+          <w:rFonts w:ascii="Arial" w:hAnsi="Arial" w:cs="Arial"/>
+          <w:color w:val="000000"/>
+          <w:sz w:val="22"/>
+          <w:szCs w:val="22"/>
+        </w:rPr>
+        <w:t>.</w:t>
       </w:r>
     </w:p>
     <w:p>
@@ -13327,6 +13966,7 @@
                 <w:szCs w:val="16"/>
               </w:rPr>
             </w:pPr>
+            <w:proofErr w:type="spellStart"/>
             <w:r>
               <w:rPr>
                 <w:rFonts w:ascii="Arial" w:hAnsi="Arial" w:cs="Arial"/>
@@ -13338,6 +13978,7 @@
               </w:rPr>
               <w:t>Amount</w:t>
             </w:r>
+            <w:proofErr w:type="spellEnd"/>
           </w:p>
         </w:tc>
         <w:tc>
@@ -13372,6 +14013,7 @@
                 <w:szCs w:val="16"/>
               </w:rPr>
             </w:pPr>
+            <w:proofErr w:type="spellStart"/>
             <w:r>
               <w:rPr>
                 <w:rFonts w:ascii="Arial" w:hAnsi="Arial" w:cs="Arial"/>
@@ -13383,6 +14025,7 @@
               </w:rPr>
               <w:t>Class</w:t>
             </w:r>
+            <w:proofErr w:type="spellEnd"/>
           </w:p>
         </w:tc>
       </w:tr>
@@ -13636,8 +14279,17 @@
           <w:rFonts w:ascii="Arial" w:hAnsi="Arial" w:cs="Arial"/>
           <w:color w:val="000000"/>
         </w:rPr>
-        <w:t> Time, V3, V10, V11, V14, V16, V17, Amount</w:t>
-      </w:r>
+        <w:t xml:space="preserve"> Time, V3, V10, V11, V14, V16, V17, </w:t>
+      </w:r>
+      <w:proofErr w:type="spellStart"/>
+      <w:r>
+        <w:rPr>
+          <w:rFonts w:ascii="Arial" w:hAnsi="Arial" w:cs="Arial"/>
+          <w:color w:val="000000"/>
+        </w:rPr>
+        <w:t>Amount</w:t>
+      </w:r>
+      <w:proofErr w:type="spellEnd"/>
     </w:p>
     <w:p>
       <w:pPr>
@@ -13664,7 +14316,23 @@
           <w:rFonts w:ascii="Arial" w:hAnsi="Arial" w:cs="Arial"/>
           <w:color w:val="000000"/>
         </w:rPr>
-        <w:t> Amount (normalização/log)</w:t>
+        <w:t> </w:t>
+      </w:r>
+      <w:proofErr w:type="spellStart"/>
+      <w:r>
+        <w:rPr>
+          <w:rFonts w:ascii="Arial" w:hAnsi="Arial" w:cs="Arial"/>
+          <w:color w:val="000000"/>
+        </w:rPr>
+        <w:t>Amount</w:t>
+      </w:r>
+      <w:proofErr w:type="spellEnd"/>
+      <w:r>
+        <w:rPr>
+          <w:rFonts w:ascii="Arial" w:hAnsi="Arial" w:cs="Arial"/>
+          <w:color w:val="000000"/>
+        </w:rPr>
+        <w:t xml:space="preserve"> (normalização/log)</w:t>
       </w:r>
     </w:p>
     <w:p>
@@ -13723,77 +14391,19 @@
           <w:sz w:val="22"/>
           <w:szCs w:val="22"/>
         </w:rPr>
-        <w:t> Amostra de 28 transações das colunas Time, V1-V28, Amount e Class.</w:t>
-      </w:r>
-    </w:p>
-    <w:p>
-      <w:pPr>
-        <w:pStyle w:val="Ttulo1"/>
-        <w:spacing w:before="0" w:line="240" w:lineRule="auto"/>
-        <w:rPr>
-          <w:sz w:val="24"/>
-          <w:szCs w:val="24"/>
-        </w:rPr>
-      </w:pPr>
-      <w:r>
-        <w:rPr>
-          <w:sz w:val="24"/>
-          <w:szCs w:val="24"/>
-        </w:rPr>
-        <w:t>Pergunta</w:t>
-      </w:r>
-      <w:r>
-        <w:rPr>
-          <w:sz w:val="24"/>
-          <w:szCs w:val="24"/>
-        </w:rPr>
-        <w:t xml:space="preserve"> 5</w:t>
-      </w:r>
-    </w:p>
-    <w:p>
-      <w:pPr>
-        <w:rPr>
-          <w:b/>
-          <w:bCs/>
-        </w:rPr>
-      </w:pPr>
-      <w:r>
-        <w:rPr>
-          <w:b/>
-          <w:bCs/>
-        </w:rPr>
-        <w:t>Existe correlação entre as variáveis?</w:t>
-      </w:r>
-    </w:p>
-    <w:p>
-      <w:pPr>
-        <w:pStyle w:val="Ttulo1"/>
-        <w:spacing w:before="0" w:after="120"/>
-        <w:rPr>
-          <w:sz w:val="24"/>
-          <w:szCs w:val="24"/>
-        </w:rPr>
-      </w:pPr>
-      <w:r>
-        <w:rPr>
-          <w:sz w:val="24"/>
-          <w:szCs w:val="24"/>
-        </w:rPr>
-        <w:t>Resposta</w:t>
-      </w:r>
-    </w:p>
-    <w:p>
-      <w:pPr>
-        <w:pStyle w:val="Ttulo1"/>
-        <w:spacing w:before="0"/>
-        <w:jc w:val="center"/>
+        <w:t xml:space="preserve"> Amostra de 28 transações das colunas Time, V1-V28, </w:t>
+      </w:r>
+      <w:proofErr w:type="spellStart"/>
+      <w:r>
         <w:rPr>
           <w:rFonts w:ascii="Arial" w:hAnsi="Arial" w:cs="Arial"/>
           <w:color w:val="000000"/>
           <w:sz w:val="22"/>
           <w:szCs w:val="22"/>
         </w:rPr>
-      </w:pPr>
+        <w:t>Amount</w:t>
+      </w:r>
+      <w:proofErr w:type="spellEnd"/>
       <w:r>
         <w:rPr>
           <w:rFonts w:ascii="Arial" w:hAnsi="Arial" w:cs="Arial"/>
@@ -13801,12 +14411,70 @@
           <w:sz w:val="22"/>
           <w:szCs w:val="22"/>
         </w:rPr>
-        <w:t>Análise de Correlação entre Variáveis</w:t>
+        <w:t xml:space="preserve"> e Class.</w:t>
       </w:r>
     </w:p>
     <w:p>
       <w:pPr>
-        <w:pStyle w:val="Ttulo2"/>
+        <w:pStyle w:val="Ttulo1"/>
+        <w:spacing w:before="0" w:line="240" w:lineRule="auto"/>
+        <w:rPr>
+          <w:sz w:val="24"/>
+          <w:szCs w:val="24"/>
+        </w:rPr>
+      </w:pPr>
+      <w:r>
+        <w:rPr>
+          <w:sz w:val="24"/>
+          <w:szCs w:val="24"/>
+        </w:rPr>
+        <w:t>Pergunta</w:t>
+      </w:r>
+      <w:r>
+        <w:rPr>
+          <w:sz w:val="24"/>
+          <w:szCs w:val="24"/>
+        </w:rPr>
+        <w:t xml:space="preserve"> 5</w:t>
+      </w:r>
+    </w:p>
+    <w:p>
+      <w:pPr>
+        <w:rPr>
+          <w:b/>
+          <w:bCs/>
+        </w:rPr>
+      </w:pPr>
+      <w:r>
+        <w:rPr>
+          <w:b/>
+          <w:bCs/>
+        </w:rPr>
+        <w:t>Existe correlação entre as variáveis?</w:t>
+      </w:r>
+    </w:p>
+    <w:p>
+      <w:pPr>
+        <w:pStyle w:val="Ttulo1"/>
+        <w:spacing w:before="0" w:after="120"/>
+        <w:rPr>
+          <w:sz w:val="24"/>
+          <w:szCs w:val="24"/>
+        </w:rPr>
+      </w:pPr>
+      <w:r>
+        <w:rPr>
+          <w:sz w:val="24"/>
+          <w:szCs w:val="24"/>
+        </w:rPr>
+        <w:t>Resposta</w:t>
+      </w:r>
+    </w:p>
+    <w:p>
+      <w:pPr>
+        <w:pStyle w:val="Ttulo1"/>
+        <w:spacing w:before="0"/>
+        <w:jc w:val="center"/>
         <w:rPr>
           <w:rFonts w:ascii="Arial" w:hAnsi="Arial" w:cs="Arial"/>
           <w:color w:val="000000"/>
@@ -13821,12 +14489,12 @@
           <w:sz w:val="22"/>
           <w:szCs w:val="22"/>
         </w:rPr>
-        <w:t>Dados Utilizados</w:t>
+        <w:t>Análise de Correlação entre Variáveis</w:t>
       </w:r>
     </w:p>
     <w:p>
       <w:pPr>
-        <w:pStyle w:val="NormalWeb"/>
+        <w:pStyle w:val="Ttulo2"/>
         <w:rPr>
           <w:rFonts w:ascii="Arial" w:hAnsi="Arial" w:cs="Arial"/>
           <w:color w:val="000000"/>
@@ -13841,8 +14509,59 @@
           <w:sz w:val="22"/>
           <w:szCs w:val="22"/>
         </w:rPr>
-        <w:t>28 transações das colunas: Time, V1-V28, Amount, Class</w:t>
-      </w:r>
+        <w:t>Dados Utilizados</w:t>
+      </w:r>
+    </w:p>
+    <w:p>
+      <w:pPr>
+        <w:pStyle w:val="NormalWeb"/>
+        <w:rPr>
+          <w:rFonts w:ascii="Arial" w:hAnsi="Arial" w:cs="Arial"/>
+          <w:color w:val="000000"/>
+          <w:sz w:val="22"/>
+          <w:szCs w:val="22"/>
+        </w:rPr>
+      </w:pPr>
+      <w:r>
+        <w:rPr>
+          <w:rFonts w:ascii="Arial" w:hAnsi="Arial" w:cs="Arial"/>
+          <w:color w:val="000000"/>
+          <w:sz w:val="22"/>
+          <w:szCs w:val="22"/>
+        </w:rPr>
+        <w:t xml:space="preserve">28 transações das colunas: Time, V1-V28, </w:t>
+      </w:r>
+      <w:proofErr w:type="spellStart"/>
+      <w:r>
+        <w:rPr>
+          <w:rFonts w:ascii="Arial" w:hAnsi="Arial" w:cs="Arial"/>
+          <w:color w:val="000000"/>
+          <w:sz w:val="22"/>
+          <w:szCs w:val="22"/>
+        </w:rPr>
+        <w:t>Amount</w:t>
+      </w:r>
+      <w:proofErr w:type="spellEnd"/>
+      <w:r>
+        <w:rPr>
+          <w:rFonts w:ascii="Arial" w:hAnsi="Arial" w:cs="Arial"/>
+          <w:color w:val="000000"/>
+          <w:sz w:val="22"/>
+          <w:szCs w:val="22"/>
+        </w:rPr>
+        <w:t xml:space="preserve">, </w:t>
+      </w:r>
+      <w:proofErr w:type="spellStart"/>
+      <w:r>
+        <w:rPr>
+          <w:rFonts w:ascii="Arial" w:hAnsi="Arial" w:cs="Arial"/>
+          <w:color w:val="000000"/>
+          <w:sz w:val="22"/>
+          <w:szCs w:val="22"/>
+        </w:rPr>
+        <w:t>Class</w:t>
+      </w:r>
+      <w:proofErr w:type="spellEnd"/>
     </w:p>
     <w:p>
       <w:pPr>
@@ -13937,12 +14656,21 @@
           <w:color w:val="000000"/>
         </w:rPr>
       </w:pPr>
+      <w:proofErr w:type="spellStart"/>
       <w:r>
         <w:rPr>
           <w:rFonts w:ascii="Arial" w:hAnsi="Arial" w:cs="Arial"/>
           <w:color w:val="000000"/>
         </w:rPr>
-        <w:t>Amount e V25: +0.50</w:t>
+        <w:t>Amount</w:t>
+      </w:r>
+      <w:proofErr w:type="spellEnd"/>
+      <w:r>
+        <w:rPr>
+          <w:rFonts w:ascii="Arial" w:hAnsi="Arial" w:cs="Arial"/>
+          <w:color w:val="000000"/>
+        </w:rPr>
+        <w:t xml:space="preserve"> e V25: +0.50</w:t>
       </w:r>
     </w:p>
     <w:p>
@@ -13978,13 +14706,23 @@
           <w:color w:val="000000"/>
         </w:rPr>
       </w:pPr>
+      <w:proofErr w:type="spellStart"/>
       <w:r>
         <w:rPr>
           <w:rStyle w:val="low-correlation"/>
           <w:rFonts w:ascii="Arial" w:hAnsi="Arial" w:cs="Arial"/>
           <w:color w:val="008000"/>
         </w:rPr>
-        <w:t>Class (fraude) tem correlação moderada com:</w:t>
+        <w:t>Class</w:t>
+      </w:r>
+      <w:proofErr w:type="spellEnd"/>
+      <w:r>
+        <w:rPr>
+          <w:rStyle w:val="low-correlation"/>
+          <w:rFonts w:ascii="Arial" w:hAnsi="Arial" w:cs="Arial"/>
+          <w:color w:val="008000"/>
+        </w:rPr>
+        <w:t xml:space="preserve"> (fraude) tem correlação moderada com:</w:t>
       </w:r>
     </w:p>
     <w:p>
@@ -14044,7 +14782,23 @@
           <w:rFonts w:ascii="Arial" w:hAnsi="Arial" w:cs="Arial"/>
           <w:color w:val="000000"/>
         </w:rPr>
-        <w:t>Time e Amount mostram baixa correlação com outras variáveis</w:t>
+        <w:t xml:space="preserve">Time e </w:t>
+      </w:r>
+      <w:proofErr w:type="spellStart"/>
+      <w:r>
+        <w:rPr>
+          <w:rFonts w:ascii="Arial" w:hAnsi="Arial" w:cs="Arial"/>
+          <w:color w:val="000000"/>
+        </w:rPr>
+        <w:t>Amount</w:t>
+      </w:r>
+      <w:proofErr w:type="spellEnd"/>
+      <w:r>
+        <w:rPr>
+          <w:rFonts w:ascii="Arial" w:hAnsi="Arial" w:cs="Arial"/>
+          <w:color w:val="000000"/>
+        </w:rPr>
+        <w:t xml:space="preserve"> mostram baixa correlação com outras variáveis</w:t>
       </w:r>
     </w:p>
     <w:p>
@@ -14074,7 +14828,47 @@
           <w:sz w:val="22"/>
           <w:szCs w:val="22"/>
         </w:rPr>
-        <w:t> Existem correlações significativas principalmente entre variáveis V (ex: V2-V5, V7-V10) e entre Amount-V25. Class tem correlação fraca com V14 e V10.</w:t>
+        <w:t> Existem correlações significativas principalmente entre variáveis V (</w:t>
+      </w:r>
+      <w:proofErr w:type="spellStart"/>
+      <w:r>
+        <w:rPr>
+          <w:rFonts w:ascii="Arial" w:hAnsi="Arial" w:cs="Arial"/>
+          <w:color w:val="000000"/>
+          <w:sz w:val="22"/>
+          <w:szCs w:val="22"/>
+        </w:rPr>
+        <w:t>ex</w:t>
+      </w:r>
+      <w:proofErr w:type="spellEnd"/>
+      <w:r>
+        <w:rPr>
+          <w:rFonts w:ascii="Arial" w:hAnsi="Arial" w:cs="Arial"/>
+          <w:color w:val="000000"/>
+          <w:sz w:val="22"/>
+          <w:szCs w:val="22"/>
+        </w:rPr>
+        <w:t xml:space="preserve">: V2-V5, V7-V10) e entre Amount-V25. </w:t>
+      </w:r>
+      <w:proofErr w:type="spellStart"/>
+      <w:r>
+        <w:rPr>
+          <w:rFonts w:ascii="Arial" w:hAnsi="Arial" w:cs="Arial"/>
+          <w:color w:val="000000"/>
+          <w:sz w:val="22"/>
+          <w:szCs w:val="22"/>
+        </w:rPr>
+        <w:t>Class</w:t>
+      </w:r>
+      <w:proofErr w:type="spellEnd"/>
+      <w:r>
+        <w:rPr>
+          <w:rFonts w:ascii="Arial" w:hAnsi="Arial" w:cs="Arial"/>
+          <w:color w:val="000000"/>
+          <w:sz w:val="22"/>
+          <w:szCs w:val="22"/>
+        </w:rPr>
+        <w:t xml:space="preserve"> tem correlação fraca com V14 e V10.</w:t>
       </w:r>
     </w:p>
     <w:p>
@@ -14196,7 +14990,7 @@
                     <pic:cNvPicPr/>
                   </pic:nvPicPr>
                   <pic:blipFill>
-                    <a:blip r:embed="rId16"/>
+                    <a:blip r:embed="rId13"/>
                     <a:stretch>
                       <a:fillRect/>
                     </a:stretch>
@@ -14235,7 +15029,27 @@
           <w:szCs w:val="22"/>
         </w:rPr>
         <w:lastRenderedPageBreak/>
-        <w:t>Valores de Transações (Amount)</w:t>
+        <w:t>Valores de Transações (</w:t>
+      </w:r>
+      <w:proofErr w:type="spellStart"/>
+      <w:r>
+        <w:rPr>
+          <w:rFonts w:ascii="Arial" w:hAnsi="Arial" w:cs="Arial"/>
+          <w:color w:val="000000"/>
+          <w:sz w:val="22"/>
+          <w:szCs w:val="22"/>
+        </w:rPr>
+        <w:t>Amount</w:t>
+      </w:r>
+      <w:proofErr w:type="spellEnd"/>
+      <w:r>
+        <w:rPr>
+          <w:rFonts w:ascii="Arial" w:hAnsi="Arial" w:cs="Arial"/>
+          <w:color w:val="000000"/>
+          <w:sz w:val="22"/>
+          <w:szCs w:val="22"/>
+        </w:rPr>
+        <w:t>)</w:t>
       </w:r>
     </w:p>
     <w:p>
@@ -14259,7 +15073,7 @@
                     <pic:cNvPicPr/>
                   </pic:nvPicPr>
                   <pic:blipFill>
-                    <a:blip r:embed="rId17"/>
+                    <a:blip r:embed="rId14"/>
                     <a:stretch>
                       <a:fillRect/>
                     </a:stretch>
@@ -14359,7 +15173,27 @@
           <w:sz w:val="22"/>
           <w:szCs w:val="22"/>
         </w:rPr>
-        <w:t>Outliers em Valores (Amount)</w:t>
+        <w:t>Outliers em Valores (</w:t>
+      </w:r>
+      <w:proofErr w:type="spellStart"/>
+      <w:r>
+        <w:rPr>
+          <w:rFonts w:ascii="Arial" w:hAnsi="Arial" w:cs="Arial"/>
+          <w:color w:val="000000"/>
+          <w:sz w:val="22"/>
+          <w:szCs w:val="22"/>
+        </w:rPr>
+        <w:t>Amount</w:t>
+      </w:r>
+      <w:proofErr w:type="spellEnd"/>
+      <w:r>
+        <w:rPr>
+          <w:rFonts w:ascii="Arial" w:hAnsi="Arial" w:cs="Arial"/>
+          <w:color w:val="000000"/>
+          <w:sz w:val="22"/>
+          <w:szCs w:val="22"/>
+        </w:rPr>
+        <w:t>)</w:t>
       </w:r>
     </w:p>
     <w:p/>
@@ -14384,7 +15218,7 @@
                     <pic:cNvPicPr/>
                   </pic:nvPicPr>
                   <pic:blipFill>
-                    <a:blip r:embed="rId18"/>
+                    <a:blip r:embed="rId15"/>
                     <a:stretch>
                       <a:fillRect/>
                     </a:stretch>
@@ -14422,7 +15256,27 @@
           <w:sz w:val="22"/>
           <w:szCs w:val="22"/>
         </w:rPr>
-        <w:t>Valores atípicos identificados (ex: </w:t>
+        <w:t>Valores atípicos identificados (</w:t>
+      </w:r>
+      <w:proofErr w:type="spellStart"/>
+      <w:r>
+        <w:rPr>
+          <w:rFonts w:ascii="Arial" w:hAnsi="Arial" w:cs="Arial"/>
+          <w:color w:val="000000"/>
+          <w:sz w:val="22"/>
+          <w:szCs w:val="22"/>
+        </w:rPr>
+        <w:t>ex</w:t>
+      </w:r>
+      <w:proofErr w:type="spellEnd"/>
+      <w:r>
+        <w:rPr>
+          <w:rFonts w:ascii="Arial" w:hAnsi="Arial" w:cs="Arial"/>
+          <w:color w:val="000000"/>
+          <w:sz w:val="22"/>
+          <w:szCs w:val="22"/>
+        </w:rPr>
+        <w:t>: </w:t>
       </w:r>
       <w:r>
         <w:rPr>
@@ -14629,8 +15483,16 @@
               <w:rPr>
                 <w:rFonts w:ascii="Arial" w:hAnsi="Arial" w:cs="Arial"/>
               </w:rPr>
-              <w:t>V14 e Class</w:t>
-            </w:r>
+              <w:t xml:space="preserve">V14 e </w:t>
+            </w:r>
+            <w:proofErr w:type="spellStart"/>
+            <w:r>
+              <w:rPr>
+                <w:rFonts w:ascii="Arial" w:hAnsi="Arial" w:cs="Arial"/>
+              </w:rPr>
+              <w:t>Class</w:t>
+            </w:r>
+            <w:proofErr w:type="spellEnd"/>
           </w:p>
         </w:tc>
         <w:tc>
@@ -14739,8 +15601,16 @@
               <w:rPr>
                 <w:rFonts w:ascii="Arial" w:hAnsi="Arial" w:cs="Arial"/>
               </w:rPr>
-              <w:t>V10 e Class</w:t>
-            </w:r>
+              <w:t xml:space="preserve">V10 e </w:t>
+            </w:r>
+            <w:proofErr w:type="spellStart"/>
+            <w:r>
+              <w:rPr>
+                <w:rFonts w:ascii="Arial" w:hAnsi="Arial" w:cs="Arial"/>
+              </w:rPr>
+              <w:t>Class</w:t>
+            </w:r>
+            <w:proofErr w:type="spellEnd"/>
           </w:p>
         </w:tc>
         <w:tc>
@@ -14895,6 +15765,7 @@
         </w:rPr>
         <w:t>Variável </w:t>
       </w:r>
+      <w:proofErr w:type="spellStart"/>
       <w:r>
         <w:rPr>
           <w:rStyle w:val="highlight-red"/>
@@ -14905,6 +15776,7 @@
         </w:rPr>
         <w:t>Amount</w:t>
       </w:r>
+      <w:proofErr w:type="spellEnd"/>
       <w:r>
         <w:rPr>
           <w:rFonts w:ascii="Arial" w:hAnsi="Arial" w:cs="Arial"/>

--- a/Desafio Extra Fraude Cartao de Credito/Agentes Autônomos – Relatório da Atividade  Extra.docx
+++ b/Desafio Extra Fraude Cartao de Credito/Agentes Autônomos – Relatório da Atividade  Extra.docx
@@ -1,6 +1,6 @@
 
 <file path=word/document.xml><?xml version="1.0" encoding="utf-8"?>
-<w:document xmlns:wpc="http://schemas.microsoft.com/office/word/2010/wordprocessingCanvas" xmlns:cx="http://schemas.microsoft.com/office/drawing/2014/chartex" xmlns:cx1="http://schemas.microsoft.com/office/drawing/2015/9/8/chartex" xmlns:cx2="http://schemas.microsoft.com/office/drawing/2015/10/21/chartex" xmlns:cx3="http://schemas.microsoft.com/office/drawing/2016/5/9/chartex" xmlns:cx4="http://schemas.microsoft.com/office/drawing/2016/5/10/chartex" xmlns:cx5="http://schemas.microsoft.com/office/drawing/2016/5/11/chartex" xmlns:cx6="http://schemas.microsoft.com/office/drawing/2016/5/12/chartex" xmlns:cx7="http://schemas.microsoft.com/office/drawing/2016/5/13/chartex" xmlns:cx8="http://schemas.microsoft.com/office/drawing/2016/5/14/chartex" xmlns:mc="http://schemas.openxmlformats.org/markup-compatibility/2006" xmlns:aink="http://schemas.microsoft.com/office/drawing/2016/ink" xmlns:am3d="http://schemas.microsoft.com/office/drawing/2017/model3d" xmlns:o="urn:schemas-microsoft-com:office:office" xmlns:oel="http://schemas.microsoft.com/office/2019/extlst" xmlns:r="http://schemas.openxmlformats.org/officeDocument/2006/relationships" xmlns:m="http://schemas.openxmlformats.org/officeDocument/2006/math" xmlns:v="urn:schemas-microsoft-com:vml" xmlns:wp14="http://schemas.microsoft.com/office/word/2010/wordprocessingDrawing" xmlns:wp="http://schemas.openxmlformats.org/drawingml/2006/wordprocessingDrawing" xmlns:w10="urn:schemas-microsoft-com:office:word" xmlns:w="http://schemas.openxmlformats.org/wordprocessingml/2006/main" xmlns:w14="http://schemas.microsoft.com/office/word/2010/wordml" xmlns:w15="http://schemas.microsoft.com/office/word/2012/wordml" xmlns:w16cex="http://schemas.microsoft.com/office/word/2018/wordml/cex" xmlns:w16cid="http://schemas.microsoft.com/office/word/2016/wordml/cid" xmlns:w16="http://schemas.microsoft.com/office/word/2018/wordml" xmlns:w16du="http://schemas.microsoft.com/office/word/2023/wordml/word16du" xmlns:w16sdtdh="http://schemas.microsoft.com/office/word/2020/wordml/sdtdatahash" xmlns:w16sdtfl="http://schemas.microsoft.com/office/word/2024/wordml/sdtformatlock" xmlns:w16se="http://schemas.microsoft.com/office/word/2015/wordml/symex" xmlns:wpg="http://schemas.microsoft.com/office/word/2010/wordprocessingGroup" xmlns:wpi="http://schemas.microsoft.com/office/word/2010/wordprocessingInk" xmlns:wne="http://schemas.microsoft.com/office/word/2006/wordml" xmlns:wps="http://schemas.microsoft.com/office/word/2010/wordprocessingShape" mc:Ignorable="w14 w15 w16se w16cid w16 w16cex w16sdtdh w16sdtfl w16du wp14">
+<w:document xmlns:wpc="http://schemas.microsoft.com/office/word/2010/wordprocessingCanvas" xmlns:cx="http://schemas.microsoft.com/office/drawing/2014/chartex" xmlns:cx1="http://schemas.microsoft.com/office/drawing/2015/9/8/chartex" xmlns:cx2="http://schemas.microsoft.com/office/drawing/2015/10/21/chartex" xmlns:cx3="http://schemas.microsoft.com/office/drawing/2016/5/9/chartex" xmlns:cx4="http://schemas.microsoft.com/office/drawing/2016/5/10/chartex" xmlns:cx5="http://schemas.microsoft.com/office/drawing/2016/5/11/chartex" xmlns:cx6="http://schemas.microsoft.com/office/drawing/2016/5/12/chartex" xmlns:cx7="http://schemas.microsoft.com/office/drawing/2016/5/13/chartex" xmlns:cx8="http://schemas.microsoft.com/office/drawing/2016/5/14/chartex" xmlns:mc="http://schemas.openxmlformats.org/markup-compatibility/2006" xmlns:aink="http://schemas.microsoft.com/office/drawing/2016/ink" xmlns:am3d="http://schemas.microsoft.com/office/drawing/2017/model3d" xmlns:o="urn:schemas-microsoft-com:office:office" xmlns:r="http://schemas.openxmlformats.org/officeDocument/2006/relationships" xmlns:m="http://schemas.openxmlformats.org/officeDocument/2006/math" xmlns:v="urn:schemas-microsoft-com:vml" xmlns:wp14="http://schemas.microsoft.com/office/word/2010/wordprocessingDrawing" xmlns:wp="http://schemas.openxmlformats.org/drawingml/2006/wordprocessingDrawing" xmlns:w10="urn:schemas-microsoft-com:office:word" xmlns:w="http://schemas.openxmlformats.org/wordprocessingml/2006/main" xmlns:w14="http://schemas.microsoft.com/office/word/2010/wordml" xmlns:w15="http://schemas.microsoft.com/office/word/2012/wordml" xmlns:w16cex="http://schemas.microsoft.com/office/word/2018/wordml/cex" xmlns:w16cid="http://schemas.microsoft.com/office/word/2016/wordml/cid" xmlns:w16="http://schemas.microsoft.com/office/word/2018/wordml" xmlns:w16sdtdh="http://schemas.microsoft.com/office/word/2020/wordml/sdtdatahash" xmlns:w16se="http://schemas.microsoft.com/office/word/2015/wordml/symex" xmlns:wpg="http://schemas.microsoft.com/office/word/2010/wordprocessingGroup" xmlns:wpi="http://schemas.microsoft.com/office/word/2010/wordprocessingInk" xmlns:wne="http://schemas.microsoft.com/office/word/2006/wordml" xmlns:wps="http://schemas.microsoft.com/office/word/2010/wordprocessingShape" mc:Ignorable="w14 w15 w16se w16cid w16 w16cex w16sdtdh wp14">
   <w:body>
     <w:p>
       <w:pPr>
@@ -30,13 +30,8 @@
         <w:t xml:space="preserve">A aplicação analisa dados de </w:t>
       </w:r>
       <w:r>
-        <w:t xml:space="preserve">um </w:t>
+        <w:t>um dataset</w:t>
       </w:r>
-      <w:proofErr w:type="spellStart"/>
-      <w:r>
-        <w:t>dataset</w:t>
-      </w:r>
-      <w:proofErr w:type="spellEnd"/>
       <w:r>
         <w:t>. O fluxo é organizado em três agentes (Aquisição, Análise e Conclusão Geral), gerando HTML com gráficos e tabelas.</w:t>
       </w:r>
@@ -62,15 +57,7 @@
         <w:spacing w:after="120"/>
       </w:pPr>
       <w:r>
-        <w:t xml:space="preserve">Gerencia a interface </w:t>
-      </w:r>
-      <w:proofErr w:type="spellStart"/>
-      <w:r>
-        <w:t>Streamlit</w:t>
-      </w:r>
-      <w:proofErr w:type="spellEnd"/>
-      <w:r>
-        <w:t>; recebe o CSV; preserva estado na sessão; orquestra chamadas ao Agente 2.</w:t>
+        <w:t>Gerencia a interface Streamlit; recebe o CSV; preserva estado na sessão; orquestra chamadas ao Agente 2.</w:t>
       </w:r>
     </w:p>
     <w:p>
@@ -121,15 +108,7 @@
         <w:spacing w:after="120"/>
       </w:pPr>
       <w:r>
-        <w:t>Gera contexto via SQL (</w:t>
-      </w:r>
-      <w:proofErr w:type="spellStart"/>
-      <w:r>
-        <w:t>SQLite</w:t>
-      </w:r>
-      <w:proofErr w:type="spellEnd"/>
-      <w:r>
-        <w:t>), responde em português e produz HTML com gráficos, tabelas e conclusões.</w:t>
+        <w:t>Gera contexto via SQL (SQLite), responde em português e produz HTML com gráficos, tabelas e conclusões.</w:t>
       </w:r>
     </w:p>
     <w:p>
@@ -196,16 +175,8 @@
         <w:rPr>
           <w:rFonts w:ascii="Consolas" w:hAnsi="Consolas"/>
         </w:rPr>
-        <w:t xml:space="preserve">um </w:t>
+        <w:t>um dataset</w:t>
       </w:r>
-      <w:proofErr w:type="spellStart"/>
-      <w:r>
-        <w:rPr>
-          <w:rFonts w:ascii="Consolas" w:hAnsi="Consolas"/>
-        </w:rPr>
-        <w:t>dataset</w:t>
-      </w:r>
-      <w:proofErr w:type="spellEnd"/>
       <w:r>
         <w:rPr>
           <w:rFonts w:ascii="Consolas" w:hAnsi="Consolas"/>
@@ -233,93 +204,42 @@
       <w:pPr>
         <w:spacing w:after="120"/>
       </w:pPr>
-      <w:proofErr w:type="spellStart"/>
       <w:r>
         <w:rPr>
           <w:b/>
           <w:bCs/>
         </w:rPr>
-        <w:t>llm_gera_query</w:t>
+        <w:t>llm_gera_query(...):</w:t>
       </w:r>
-      <w:proofErr w:type="spellEnd"/>
+      <w:r>
+        <w:t xml:space="preserve"> Gera SQL compatível com SQLite, coleta colunas via PRAGMA, ajusta LIMIT com base em tokens.</w:t>
+      </w:r>
+    </w:p>
+    <w:p>
+      <w:pPr>
+        <w:spacing w:after="120"/>
+      </w:pPr>
       <w:r>
         <w:rPr>
           <w:b/>
           <w:bCs/>
         </w:rPr>
-        <w:t>(...):</w:t>
+        <w:t>rag(...):</w:t>
       </w:r>
       <w:r>
-        <w:t xml:space="preserve"> Gera SQL compatível com </w:t>
-      </w:r>
-      <w:proofErr w:type="spellStart"/>
-      <w:r>
-        <w:t>SQLite</w:t>
-      </w:r>
-      <w:proofErr w:type="spellEnd"/>
-      <w:r>
-        <w:t>, coleta colunas via PRAGMA, ajusta LIMIT com base em tokens.</w:t>
+        <w:t xml:space="preserve"> Carrega o CSV em SQLite e invoca llm_gera_query para obter a query final.</w:t>
       </w:r>
     </w:p>
     <w:p>
       <w:pPr>
         <w:spacing w:after="120"/>
       </w:pPr>
-      <w:proofErr w:type="spellStart"/>
       <w:r>
         <w:rPr>
           <w:b/>
           <w:bCs/>
         </w:rPr>
-        <w:t>rag</w:t>
-      </w:r>
-      <w:proofErr w:type="spellEnd"/>
-      <w:r>
-        <w:rPr>
-          <w:b/>
-          <w:bCs/>
-        </w:rPr>
-        <w:t>(...):</w:t>
-      </w:r>
-      <w:r>
-        <w:t xml:space="preserve"> Carrega o CSV em </w:t>
-      </w:r>
-      <w:proofErr w:type="spellStart"/>
-      <w:r>
-        <w:t>SQLite</w:t>
-      </w:r>
-      <w:proofErr w:type="spellEnd"/>
-      <w:r>
-        <w:t xml:space="preserve"> e invoca </w:t>
-      </w:r>
-      <w:proofErr w:type="spellStart"/>
-      <w:r>
-        <w:t>llm_gera_query</w:t>
-      </w:r>
-      <w:proofErr w:type="spellEnd"/>
-      <w:r>
-        <w:t xml:space="preserve"> para obter a query final.</w:t>
-      </w:r>
-    </w:p>
-    <w:p>
-      <w:pPr>
-        <w:spacing w:after="120"/>
-      </w:pPr>
-      <w:proofErr w:type="spellStart"/>
-      <w:r>
-        <w:rPr>
-          <w:b/>
-          <w:bCs/>
-        </w:rPr>
-        <w:t>num_tokens_from_string</w:t>
-      </w:r>
-      <w:proofErr w:type="spellEnd"/>
-      <w:r>
-        <w:rPr>
-          <w:b/>
-          <w:bCs/>
-        </w:rPr>
-        <w:t>(...):</w:t>
+        <w:t>num_tokens_from_string(...):</w:t>
       </w:r>
       <w:r>
         <w:t xml:space="preserve"> Conta tokens para regular o volume do contexto.</w:t>
@@ -329,21 +249,12 @@
       <w:pPr>
         <w:spacing w:after="120"/>
       </w:pPr>
-      <w:proofErr w:type="spellStart"/>
       <w:r>
         <w:rPr>
           <w:b/>
           <w:bCs/>
         </w:rPr>
-        <w:t>ErroProcessamento</w:t>
-      </w:r>
-      <w:proofErr w:type="spellEnd"/>
-      <w:r>
-        <w:rPr>
-          <w:b/>
-          <w:bCs/>
-        </w:rPr>
-        <w:t>:</w:t>
+        <w:t>ErroProcessamento:</w:t>
       </w:r>
       <w:r>
         <w:t xml:space="preserve"> Exceção para falhas ou excesso de tentativas.</w:t>
@@ -428,11 +339,6 @@
         <w:rPr>
           <w:rFonts w:ascii="Segoe UI" w:hAnsi="Segoe UI" w:cs="Segoe UI"/>
         </w:rPr>
-      </w:r>
-      <w:r>
-        <w:rPr>
-          <w:rFonts w:ascii="Segoe UI" w:hAnsi="Segoe UI" w:cs="Segoe UI"/>
-        </w:rPr>
         <w:fldChar w:fldCharType="separate"/>
       </w:r>
       <w:r>
@@ -546,47 +452,13 @@
           <w:color w:val="1F2328"/>
         </w:rPr>
       </w:pPr>
-      <w:proofErr w:type="spellStart"/>
       <w:r>
         <w:rPr>
           <w:rFonts w:ascii="Consolas" w:hAnsi="Consolas"/>
           <w:color w:val="1F2328"/>
         </w:rPr>
-        <w:t>python</w:t>
+        <w:t>python -m venv venv</w:t>
       </w:r>
-      <w:proofErr w:type="spellEnd"/>
-      <w:r>
-        <w:rPr>
-          <w:rFonts w:ascii="Consolas" w:hAnsi="Consolas"/>
-          <w:color w:val="1F2328"/>
-        </w:rPr>
-        <w:t xml:space="preserve"> -m </w:t>
-      </w:r>
-      <w:proofErr w:type="spellStart"/>
-      <w:r>
-        <w:rPr>
-          <w:rFonts w:ascii="Consolas" w:hAnsi="Consolas"/>
-          <w:color w:val="1F2328"/>
-        </w:rPr>
-        <w:t>venv</w:t>
-      </w:r>
-      <w:proofErr w:type="spellEnd"/>
-      <w:r>
-        <w:rPr>
-          <w:rFonts w:ascii="Consolas" w:hAnsi="Consolas"/>
-          <w:color w:val="1F2328"/>
-        </w:rPr>
-        <w:t xml:space="preserve"> </w:t>
-      </w:r>
-      <w:proofErr w:type="spellStart"/>
-      <w:r>
-        <w:rPr>
-          <w:rFonts w:ascii="Consolas" w:hAnsi="Consolas"/>
-          <w:color w:val="1F2328"/>
-        </w:rPr>
-        <w:t>venv</w:t>
-      </w:r>
-      <w:proofErr w:type="spellEnd"/>
     </w:p>
     <w:p>
       <w:pPr>
@@ -597,7 +469,6 @@
           <w:color w:val="1F2328"/>
         </w:rPr>
       </w:pPr>
-      <w:proofErr w:type="spellStart"/>
       <w:r>
         <w:rPr>
           <w:rStyle w:val="pl-c1"/>
@@ -606,45 +477,12 @@
         </w:rPr>
         <w:t>source</w:t>
       </w:r>
-      <w:proofErr w:type="spellEnd"/>
       <w:r>
         <w:rPr>
           <w:rFonts w:ascii="Consolas" w:hAnsi="Consolas"/>
           <w:color w:val="1F2328"/>
         </w:rPr>
-        <w:t xml:space="preserve"> </w:t>
-      </w:r>
-      <w:proofErr w:type="spellStart"/>
-      <w:r>
-        <w:rPr>
-          <w:rFonts w:ascii="Consolas" w:hAnsi="Consolas"/>
-          <w:color w:val="1F2328"/>
-        </w:rPr>
-        <w:t>venv</w:t>
-      </w:r>
-      <w:proofErr w:type="spellEnd"/>
-      <w:r>
-        <w:rPr>
-          <w:rFonts w:ascii="Consolas" w:hAnsi="Consolas"/>
-          <w:color w:val="1F2328"/>
-        </w:rPr>
-        <w:t>/bin/</w:t>
-      </w:r>
-      <w:proofErr w:type="spellStart"/>
-      <w:r>
-        <w:rPr>
-          <w:rFonts w:ascii="Consolas" w:hAnsi="Consolas"/>
-          <w:color w:val="1F2328"/>
-        </w:rPr>
-        <w:t>activate</w:t>
-      </w:r>
-      <w:proofErr w:type="spellEnd"/>
-      <w:r>
-        <w:rPr>
-          <w:rFonts w:ascii="Consolas" w:hAnsi="Consolas"/>
-          <w:color w:val="1F2328"/>
-        </w:rPr>
-        <w:t xml:space="preserve">   </w:t>
+        <w:t xml:space="preserve"> venv/bin/activate   </w:t>
       </w:r>
       <w:r>
         <w:rPr>
@@ -664,7 +502,6 @@
           <w:color w:val="1F2328"/>
         </w:rPr>
       </w:pPr>
-      <w:proofErr w:type="spellStart"/>
       <w:r>
         <w:rPr>
           <w:rFonts w:ascii="Consolas" w:hAnsi="Consolas"/>
@@ -672,7 +509,6 @@
         </w:rPr>
         <w:t>venv</w:t>
       </w:r>
-      <w:proofErr w:type="spellEnd"/>
       <w:r>
         <w:rPr>
           <w:rStyle w:val="pl-cce"/>
@@ -694,31 +530,14 @@
           <w:rFonts w:ascii="Consolas" w:eastAsiaTheme="majorEastAsia" w:hAnsi="Consolas"/>
           <w:color w:val="1F2328"/>
         </w:rPr>
-        <w:t>\</w:t>
-      </w:r>
-      <w:proofErr w:type="spellStart"/>
-      <w:r>
-        <w:rPr>
-          <w:rStyle w:val="pl-cce"/>
-          <w:rFonts w:ascii="Consolas" w:eastAsiaTheme="majorEastAsia" w:hAnsi="Consolas"/>
-          <w:color w:val="1F2328"/>
-        </w:rPr>
-        <w:t>a</w:t>
+        <w:t>\a</w:t>
       </w:r>
       <w:r>
         <w:rPr>
           <w:rFonts w:ascii="Consolas" w:hAnsi="Consolas"/>
           <w:color w:val="1F2328"/>
         </w:rPr>
-        <w:t>ctivate</w:t>
-      </w:r>
-      <w:proofErr w:type="spellEnd"/>
-      <w:r>
-        <w:rPr>
-          <w:rFonts w:ascii="Consolas" w:hAnsi="Consolas"/>
-          <w:color w:val="1F2328"/>
-        </w:rPr>
-        <w:t xml:space="preserve">      </w:t>
+        <w:t xml:space="preserve">ctivate      </w:t>
       </w:r>
       <w:r>
         <w:rPr>
@@ -767,37 +586,12 @@
           <w:color w:val="1F2328"/>
         </w:rPr>
       </w:pPr>
-      <w:proofErr w:type="spellStart"/>
       <w:r>
         <w:rPr>
           <w:rFonts w:ascii="Consolas" w:hAnsi="Consolas"/>
           <w:color w:val="1F2328"/>
         </w:rPr>
-        <w:t>pip</w:t>
-      </w:r>
-      <w:proofErr w:type="spellEnd"/>
-      <w:r>
-        <w:rPr>
-          <w:rFonts w:ascii="Consolas" w:hAnsi="Consolas"/>
-          <w:color w:val="1F2328"/>
-        </w:rPr>
-        <w:t xml:space="preserve"> </w:t>
-      </w:r>
-      <w:proofErr w:type="spellStart"/>
-      <w:r>
-        <w:rPr>
-          <w:rFonts w:ascii="Consolas" w:hAnsi="Consolas"/>
-          <w:color w:val="1F2328"/>
-        </w:rPr>
-        <w:t>install</w:t>
-      </w:r>
-      <w:proofErr w:type="spellEnd"/>
-      <w:r>
-        <w:rPr>
-          <w:rFonts w:ascii="Consolas" w:hAnsi="Consolas"/>
-          <w:color w:val="1F2328"/>
-        </w:rPr>
-        <w:t xml:space="preserve"> -r requirements.txt</w:t>
+        <w:t>pip install -r requirements.txt</w:t>
       </w:r>
     </w:p>
     <w:p>
@@ -827,15 +621,7 @@
           <w:rFonts w:ascii="Segoe UI" w:hAnsi="Segoe UI" w:cs="Segoe UI"/>
           <w:color w:val="1F2328"/>
         </w:rPr>
-        <w:t xml:space="preserve">Crie o </w:t>
-      </w:r>
-      <w:proofErr w:type="gramStart"/>
-      <w:r>
-        <w:rPr>
-          <w:rFonts w:ascii="Segoe UI" w:hAnsi="Segoe UI" w:cs="Segoe UI"/>
-          <w:color w:val="1F2328"/>
-        </w:rPr>
-        <w:t>arquivo </w:t>
+        <w:t>Crie o arquivo </w:t>
       </w:r>
       <w:r>
         <w:rPr>
@@ -843,19 +629,8 @@
           <w:rFonts w:ascii="Consolas" w:hAnsi="Consolas"/>
           <w:color w:val="1F2328"/>
         </w:rPr>
-        <w:t>.</w:t>
+        <w:t>.env</w:t>
       </w:r>
-      <w:proofErr w:type="spellStart"/>
-      <w:r>
-        <w:rPr>
-          <w:rStyle w:val="CdigoHTML"/>
-          <w:rFonts w:ascii="Consolas" w:hAnsi="Consolas"/>
-          <w:color w:val="1F2328"/>
-        </w:rPr>
-        <w:t>env</w:t>
-      </w:r>
-      <w:proofErr w:type="spellEnd"/>
-      <w:proofErr w:type="gramEnd"/>
       <w:r>
         <w:rPr>
           <w:rFonts w:ascii="Segoe UI" w:hAnsi="Segoe UI" w:cs="Segoe UI"/>
@@ -870,30 +645,18 @@
         </w:rPr>
         <w:t>com sua chave de API gerada no provedor </w:t>
       </w:r>
-      <w:proofErr w:type="spellStart"/>
-      <w:r>
-        <w:fldChar w:fldCharType="begin"/>
-      </w:r>
-      <w:r>
-        <w:instrText>HYPERLINK "https://openrouter.ai/"</w:instrText>
-      </w:r>
-      <w:r>
-        <w:fldChar w:fldCharType="separate"/>
-      </w:r>
-      <w:r>
-        <w:rPr>
-          <w:rStyle w:val="Hyperlink"/>
-          <w:rFonts w:ascii="Segoe UI" w:hAnsi="Segoe UI" w:cs="Segoe UI"/>
-          <w:b/>
-          <w:bCs/>
-          <w:color w:val="0969DA"/>
-        </w:rPr>
-        <w:t>Openrouter</w:t>
-      </w:r>
-      <w:proofErr w:type="spellEnd"/>
-      <w:r>
-        <w:fldChar w:fldCharType="end"/>
-      </w:r>
+      <w:hyperlink r:id="rId8" w:history="1">
+        <w:r>
+          <w:rPr>
+            <w:rStyle w:val="Hyperlink"/>
+            <w:rFonts w:ascii="Segoe UI" w:hAnsi="Segoe UI" w:cs="Segoe UI"/>
+            <w:b/>
+            <w:bCs/>
+            <w:color w:val="0969DA"/>
+          </w:rPr>
+          <w:t>Openrouter</w:t>
+        </w:r>
+      </w:hyperlink>
     </w:p>
     <w:p>
       <w:pPr>
@@ -938,7 +701,6 @@
         </w:rPr>
         <w:t>"</w:t>
       </w:r>
-      <w:proofErr w:type="spellStart"/>
       <w:r>
         <w:rPr>
           <w:rStyle w:val="pl-s"/>
@@ -947,7 +709,6 @@
         </w:rPr>
         <w:t>sua_chave_aqui</w:t>
       </w:r>
-      <w:proofErr w:type="spellEnd"/>
       <w:r>
         <w:rPr>
           <w:rStyle w:val="pl-pds"/>
@@ -995,37 +756,12 @@
           <w:color w:val="1F2328"/>
         </w:rPr>
       </w:pPr>
-      <w:proofErr w:type="spellStart"/>
       <w:r>
         <w:rPr>
           <w:rFonts w:ascii="Consolas" w:hAnsi="Consolas"/>
           <w:color w:val="1F2328"/>
         </w:rPr>
-        <w:t>streamlit</w:t>
-      </w:r>
-      <w:proofErr w:type="spellEnd"/>
-      <w:r>
-        <w:rPr>
-          <w:rFonts w:ascii="Consolas" w:hAnsi="Consolas"/>
-          <w:color w:val="1F2328"/>
-        </w:rPr>
-        <w:t xml:space="preserve"> </w:t>
-      </w:r>
-      <w:proofErr w:type="spellStart"/>
-      <w:r>
-        <w:rPr>
-          <w:rFonts w:ascii="Consolas" w:hAnsi="Consolas"/>
-          <w:color w:val="1F2328"/>
-        </w:rPr>
-        <w:t>run</w:t>
-      </w:r>
-      <w:proofErr w:type="spellEnd"/>
-      <w:r>
-        <w:rPr>
-          <w:rFonts w:ascii="Consolas" w:hAnsi="Consolas"/>
-          <w:color w:val="1F2328"/>
-        </w:rPr>
-        <w:t xml:space="preserve"> agente_fraudecredito.py</w:t>
+        <w:t>streamlit run agente_fraudecredito.py</w:t>
       </w:r>
     </w:p>
     <w:p/>
@@ -1112,14 +848,6 @@
           <w:sz w:val="22"/>
           <w:szCs w:val="22"/>
         </w:rPr>
-      </w:r>
-      <w:r>
-        <w:rPr>
-          <w:rFonts w:asciiTheme="minorHAnsi" w:eastAsiaTheme="minorEastAsia" w:hAnsiTheme="minorHAnsi" w:cstheme="minorBidi"/>
-          <w:bCs w:val="0"/>
-          <w:sz w:val="22"/>
-          <w:szCs w:val="22"/>
-        </w:rPr>
         <w:fldChar w:fldCharType="separate"/>
       </w:r>
       <w:r>
@@ -1157,7 +885,7 @@
       <w:r>
         <w:t xml:space="preserve">Upload do </w:t>
       </w:r>
-      <w:hyperlink r:id="rId8" w:history="1">
+      <w:hyperlink r:id="rId9" w:history="1">
         <w:r>
           <w:rPr>
             <w:rStyle w:val="Hyperlink"/>
@@ -1219,25 +947,7 @@
         <w:pStyle w:val="Commarcadores"/>
       </w:pPr>
       <w:r>
-        <w:t xml:space="preserve">Qual a distribuição de cada </w:t>
-      </w:r>
-      <w:proofErr w:type="gramStart"/>
-      <w:r>
-        <w:t>variável ?</w:t>
-      </w:r>
-      <w:proofErr w:type="gramEnd"/>
-      <w:r>
-        <w:t xml:space="preserve"> (</w:t>
-      </w:r>
-      <w:proofErr w:type="spellStart"/>
-      <w:proofErr w:type="gramStart"/>
-      <w:r>
-        <w:t>histogramas,distribuições</w:t>
-      </w:r>
-      <w:proofErr w:type="spellEnd"/>
-      <w:proofErr w:type="gramEnd"/>
-      <w:r>
-        <w:t>)</w:t>
+        <w:t>Qual a distribuição de cada variável ? (histogramas,distribuições)</w:t>
       </w:r>
     </w:p>
     <w:p>
@@ -1427,12 +1137,10 @@
             <w:tcW w:w="4320" w:type="dxa"/>
           </w:tcPr>
           <w:p>
-            <w:proofErr w:type="spellStart"/>
             <w:r>
               <w:lastRenderedPageBreak/>
               <w:t>pydantic</w:t>
             </w:r>
-            <w:proofErr w:type="spellEnd"/>
           </w:p>
         </w:tc>
         <w:tc>
@@ -1452,11 +1160,9 @@
             <w:tcW w:w="4320" w:type="dxa"/>
           </w:tcPr>
           <w:p>
-            <w:proofErr w:type="spellStart"/>
             <w:r>
               <w:t>python-dotenv</w:t>
             </w:r>
-            <w:proofErr w:type="spellEnd"/>
           </w:p>
         </w:tc>
         <w:tc>
@@ -1476,11 +1182,9 @@
             <w:tcW w:w="4320" w:type="dxa"/>
           </w:tcPr>
           <w:p>
-            <w:proofErr w:type="spellStart"/>
             <w:r>
               <w:t>sqlalchemy</w:t>
             </w:r>
-            <w:proofErr w:type="spellEnd"/>
           </w:p>
         </w:tc>
         <w:tc>
@@ -1500,11 +1204,9 @@
             <w:tcW w:w="4320" w:type="dxa"/>
           </w:tcPr>
           <w:p>
-            <w:proofErr w:type="spellStart"/>
             <w:r>
               <w:t>packaging</w:t>
             </w:r>
-            <w:proofErr w:type="spellEnd"/>
           </w:p>
         </w:tc>
         <w:tc>
@@ -1524,11 +1226,9 @@
             <w:tcW w:w="4320" w:type="dxa"/>
           </w:tcPr>
           <w:p>
-            <w:proofErr w:type="spellStart"/>
             <w:r>
               <w:t>protobuf</w:t>
             </w:r>
-            <w:proofErr w:type="spellEnd"/>
           </w:p>
         </w:tc>
         <w:tc>
@@ -1548,11 +1248,9 @@
             <w:tcW w:w="4320" w:type="dxa"/>
           </w:tcPr>
           <w:p>
-            <w:proofErr w:type="spellStart"/>
             <w:r>
               <w:t>langchain</w:t>
             </w:r>
-            <w:proofErr w:type="spellEnd"/>
           </w:p>
         </w:tc>
         <w:tc>
@@ -1572,11 +1270,9 @@
             <w:tcW w:w="4320" w:type="dxa"/>
           </w:tcPr>
           <w:p>
-            <w:proofErr w:type="spellStart"/>
             <w:r>
               <w:t>langchain-community</w:t>
             </w:r>
-            <w:proofErr w:type="spellEnd"/>
           </w:p>
         </w:tc>
         <w:tc>
@@ -1596,13 +1292,8 @@
             <w:tcW w:w="4320" w:type="dxa"/>
           </w:tcPr>
           <w:p>
-            <w:proofErr w:type="spellStart"/>
-            <w:r>
-              <w:t>langchain</w:t>
-            </w:r>
-            <w:proofErr w:type="spellEnd"/>
-            <w:r>
-              <w:t>-core</w:t>
+            <w:r>
+              <w:t>langchain-core</w:t>
             </w:r>
           </w:p>
         </w:tc>
@@ -1623,11 +1314,9 @@
             <w:tcW w:w="4320" w:type="dxa"/>
           </w:tcPr>
           <w:p>
-            <w:proofErr w:type="spellStart"/>
             <w:r>
               <w:t>streamlit</w:t>
             </w:r>
-            <w:proofErr w:type="spellEnd"/>
           </w:p>
         </w:tc>
         <w:tc>
@@ -1647,11 +1336,9 @@
             <w:tcW w:w="4320" w:type="dxa"/>
           </w:tcPr>
           <w:p>
-            <w:proofErr w:type="spellStart"/>
             <w:r>
               <w:t>cachetools</w:t>
             </w:r>
-            <w:proofErr w:type="spellEnd"/>
           </w:p>
         </w:tc>
         <w:tc>
@@ -1671,11 +1358,9 @@
             <w:tcW w:w="4320" w:type="dxa"/>
           </w:tcPr>
           <w:p>
-            <w:proofErr w:type="spellStart"/>
             <w:r>
               <w:t>matplotlib</w:t>
             </w:r>
-            <w:proofErr w:type="spellEnd"/>
           </w:p>
         </w:tc>
         <w:tc>
@@ -1695,11 +1380,9 @@
             <w:tcW w:w="4320" w:type="dxa"/>
           </w:tcPr>
           <w:p>
-            <w:proofErr w:type="spellStart"/>
             <w:r>
               <w:t>langchain-openai</w:t>
             </w:r>
-            <w:proofErr w:type="spellEnd"/>
           </w:p>
         </w:tc>
         <w:tc>
@@ -1719,11 +1402,9 @@
             <w:tcW w:w="4320" w:type="dxa"/>
           </w:tcPr>
           <w:p>
-            <w:proofErr w:type="spellStart"/>
             <w:r>
               <w:t>openpyxl</w:t>
             </w:r>
-            <w:proofErr w:type="spellEnd"/>
           </w:p>
         </w:tc>
         <w:tc>
@@ -1743,11 +1424,9 @@
             <w:tcW w:w="4320" w:type="dxa"/>
           </w:tcPr>
           <w:p>
-            <w:proofErr w:type="spellStart"/>
             <w:r>
               <w:t>transformers</w:t>
             </w:r>
-            <w:proofErr w:type="spellEnd"/>
           </w:p>
         </w:tc>
         <w:tc>
@@ -1767,13 +1446,9 @@
             <w:tcW w:w="4320" w:type="dxa"/>
           </w:tcPr>
           <w:p>
-            <w:proofErr w:type="spellStart"/>
-            <w:proofErr w:type="gramStart"/>
             <w:r>
               <w:t>transformers.utils</w:t>
             </w:r>
-            <w:proofErr w:type="spellEnd"/>
-            <w:proofErr w:type="gramEnd"/>
           </w:p>
         </w:tc>
         <w:tc>
@@ -1793,11 +1468,9 @@
             <w:tcW w:w="4320" w:type="dxa"/>
           </w:tcPr>
           <w:p>
-            <w:proofErr w:type="spellStart"/>
             <w:r>
               <w:t>torch</w:t>
             </w:r>
-            <w:proofErr w:type="spellEnd"/>
           </w:p>
         </w:tc>
         <w:tc>
@@ -1825,28 +1498,7 @@
         <w:spacing w:after="120"/>
       </w:pPr>
       <w:r>
-        <w:t xml:space="preserve">Uso de </w:t>
-      </w:r>
-      <w:proofErr w:type="spellStart"/>
-      <w:proofErr w:type="gramStart"/>
-      <w:r>
-        <w:t>st.session</w:t>
-      </w:r>
-      <w:proofErr w:type="gramEnd"/>
-      <w:r>
-        <w:t>_state</w:t>
-      </w:r>
-      <w:proofErr w:type="spellEnd"/>
-      <w:r>
-        <w:t xml:space="preserve"> (histórico de perguntas/conclusões) e </w:t>
-      </w:r>
-      <w:proofErr w:type="spellStart"/>
-      <w:r>
-        <w:t>InMemoryCache</w:t>
-      </w:r>
-      <w:proofErr w:type="spellEnd"/>
-      <w:r>
-        <w:t xml:space="preserve"> para cache de LLM.</w:t>
+        <w:t>Uso de st.session_state (histórico de perguntas/conclusões) e InMemoryCache para cache de LLM.</w:t>
       </w:r>
     </w:p>
     <w:p>
@@ -1859,61 +1511,15 @@
       </w:r>
     </w:p>
     <w:p>
+      <w:pPr>
+        <w:jc w:val="center"/>
+      </w:pPr>
       <w:r>
-        <w:rPr>
-          <w:noProof/>
-        </w:rPr>
         <w:drawing>
-          <wp:inline distT="0" distB="0" distL="0" distR="0" wp14:anchorId="64AF02A1" wp14:editId="3ED05E12">
-            <wp:extent cx="5486400" cy="3408680"/>
-            <wp:effectExtent l="0" t="0" r="0" b="1270"/>
+          <wp:inline distT="0" distB="0" distL="0" distR="0" wp14:anchorId="0D26C8CA" wp14:editId="28C56CAA">
+            <wp:extent cx="4426583" cy="3304567"/>
+            <wp:effectExtent l="0" t="0" r="0" b="0"/>
             <wp:docPr id="1" name="Imagem 1"/>
-            <wp:cNvGraphicFramePr>
-              <a:graphicFrameLocks xmlns:a="http://schemas.openxmlformats.org/drawingml/2006/main" noChangeAspect="1"/>
-            </wp:cNvGraphicFramePr>
-            <a:graphic xmlns:a="http://schemas.openxmlformats.org/drawingml/2006/main">
-              <a:graphicData uri="http://schemas.openxmlformats.org/drawingml/2006/picture">
-                <pic:pic xmlns:pic="http://schemas.openxmlformats.org/drawingml/2006/picture">
-                  <pic:nvPicPr>
-                    <pic:cNvPr id="1" name=""/>
-                    <pic:cNvPicPr/>
-                  </pic:nvPicPr>
-                  <pic:blipFill>
-                    <a:blip r:embed="rId9"/>
-                    <a:stretch>
-                      <a:fillRect/>
-                    </a:stretch>
-                  </pic:blipFill>
-                  <pic:spPr>
-                    <a:xfrm>
-                      <a:off x="0" y="0"/>
-                      <a:ext cx="5486400" cy="3408680"/>
-                    </a:xfrm>
-                    <a:prstGeom prst="rect">
-                      <a:avLst/>
-                    </a:prstGeom>
-                  </pic:spPr>
-                </pic:pic>
-              </a:graphicData>
-            </a:graphic>
-          </wp:inline>
-        </w:drawing>
-      </w:r>
-    </w:p>
-    <w:p/>
-    <w:p>
-      <w:pPr>
-        <w:jc w:val="center"/>
-      </w:pPr>
-      <w:r>
-        <w:rPr>
-          <w:noProof/>
-        </w:rPr>
-        <w:drawing>
-          <wp:inline distT="0" distB="0" distL="0" distR="0" wp14:anchorId="61D6A430" wp14:editId="50E669FC">
-            <wp:extent cx="5478362" cy="3844365"/>
-            <wp:effectExtent l="0" t="0" r="8255" b="3810"/>
-            <wp:docPr id="2" name="Imagem 2"/>
             <wp:cNvGraphicFramePr>
               <a:graphicFrameLocks xmlns:a="http://schemas.openxmlformats.org/drawingml/2006/main" noChangeAspect="1"/>
             </wp:cNvGraphicFramePr>
@@ -1933,7 +1539,7 @@
                   <pic:spPr>
                     <a:xfrm>
                       <a:off x="0" y="0"/>
-                      <a:ext cx="5496909" cy="3857380"/>
+                      <a:ext cx="4430227" cy="3307287"/>
                     </a:xfrm>
                     <a:prstGeom prst="rect">
                       <a:avLst/>
@@ -1948,11 +1554,68 @@
     </w:p>
     <w:p>
       <w:pPr>
+        <w:jc w:val="center"/>
+      </w:pPr>
+      <w:r>
+        <w:drawing>
+          <wp:inline distT="0" distB="0" distL="0" distR="0" wp14:anchorId="7A766B60" wp14:editId="2BA4FB7A">
+            <wp:extent cx="4188968" cy="3371053"/>
+            <wp:effectExtent l="0" t="0" r="2540" b="1270"/>
+            <wp:docPr id="3" name="Imagem 3"/>
+            <wp:cNvGraphicFramePr>
+              <a:graphicFrameLocks xmlns:a="http://schemas.openxmlformats.org/drawingml/2006/main" noChangeAspect="1"/>
+            </wp:cNvGraphicFramePr>
+            <a:graphic xmlns:a="http://schemas.openxmlformats.org/drawingml/2006/main">
+              <a:graphicData uri="http://schemas.openxmlformats.org/drawingml/2006/picture">
+                <pic:pic xmlns:pic="http://schemas.openxmlformats.org/drawingml/2006/picture">
+                  <pic:nvPicPr>
+                    <pic:cNvPr id="1" name=""/>
+                    <pic:cNvPicPr/>
+                  </pic:nvPicPr>
+                  <pic:blipFill>
+                    <a:blip r:embed="rId11"/>
+                    <a:stretch>
+                      <a:fillRect/>
+                    </a:stretch>
+                  </pic:blipFill>
+                  <pic:spPr>
+                    <a:xfrm>
+                      <a:off x="0" y="0"/>
+                      <a:ext cx="4196661" cy="3377244"/>
+                    </a:xfrm>
+                    <a:prstGeom prst="rect">
+                      <a:avLst/>
+                    </a:prstGeom>
+                  </pic:spPr>
+                </pic:pic>
+              </a:graphicData>
+            </a:graphic>
+          </wp:inline>
+        </w:drawing>
+      </w:r>
+    </w:p>
+    <w:p>
+      <w:pPr>
+        <w:jc w:val="center"/>
+      </w:pPr>
+    </w:p>
+    <w:p>
+      <w:pPr>
+        <w:jc w:val="center"/>
+      </w:pPr>
+    </w:p>
+    <w:p/>
+    <w:p>
+      <w:pPr>
+        <w:jc w:val="center"/>
+      </w:pPr>
+    </w:p>
+    <w:p>
+      <w:pPr>
         <w:pStyle w:val="Ttulo1"/>
         <w:spacing w:before="0" w:line="240" w:lineRule="auto"/>
       </w:pPr>
       <w:r>
-        <w:lastRenderedPageBreak/>
         <w:t>Evidências</w:t>
       </w:r>
       <w:r>
@@ -2039,95 +1702,22 @@
           <w:b/>
           <w:bCs/>
         </w:rPr>
-        <w:t xml:space="preserve">Análise de Tipos de Dados do </w:t>
+        <w:t>Análise de Tipos de Dados do Dataset</w:t>
       </w:r>
-      <w:proofErr w:type="spellStart"/>
+    </w:p>
+    <w:p>
+      <w:pPr>
+        <w:rPr>
+          <w:b/>
+          <w:bCs/>
+        </w:rPr>
+      </w:pPr>
       <w:r>
         <w:rPr>
           <w:b/>
           <w:bCs/>
         </w:rPr>
-        <w:t>Dataset</w:t>
-      </w:r>
-      <w:proofErr w:type="spellEnd"/>
-    </w:p>
-    <w:p>
-      <w:pPr>
-        <w:rPr>
-          <w:b/>
-          <w:bCs/>
-        </w:rPr>
-      </w:pPr>
-      <w:r>
-        <w:rPr>
-          <w:b/>
-          <w:bCs/>
-        </w:rPr>
-        <w:t>Dados utilizados: </w:t>
-      </w:r>
-      <w:proofErr w:type="spellStart"/>
-      <w:r>
-        <w:rPr>
-          <w:b/>
-          <w:bCs/>
-        </w:rPr>
-        <w:t>Schema</w:t>
-      </w:r>
-      <w:proofErr w:type="spellEnd"/>
-      <w:r>
-        <w:rPr>
-          <w:b/>
-          <w:bCs/>
-        </w:rPr>
-        <w:t xml:space="preserve"> do </w:t>
-      </w:r>
-      <w:proofErr w:type="spellStart"/>
-      <w:r>
-        <w:rPr>
-          <w:b/>
-          <w:bCs/>
-        </w:rPr>
-        <w:t>dataset</w:t>
-      </w:r>
-      <w:proofErr w:type="spellEnd"/>
-      <w:r>
-        <w:rPr>
-          <w:b/>
-          <w:bCs/>
-        </w:rPr>
-        <w:t xml:space="preserve"> com colunas: Time (FLOAT), V1-V28 (FLOAT), </w:t>
-      </w:r>
-      <w:proofErr w:type="spellStart"/>
-      <w:r>
-        <w:rPr>
-          <w:b/>
-          <w:bCs/>
-        </w:rPr>
-        <w:t>Amount</w:t>
-      </w:r>
-      <w:proofErr w:type="spellEnd"/>
-      <w:r>
-        <w:rPr>
-          <w:b/>
-          <w:bCs/>
-        </w:rPr>
-        <w:t xml:space="preserve"> (FLOAT), </w:t>
-      </w:r>
-      <w:proofErr w:type="spellStart"/>
-      <w:r>
-        <w:rPr>
-          <w:b/>
-          <w:bCs/>
-        </w:rPr>
-        <w:t>Class</w:t>
-      </w:r>
-      <w:proofErr w:type="spellEnd"/>
-      <w:r>
-        <w:rPr>
-          <w:b/>
-          <w:bCs/>
-        </w:rPr>
-        <w:t xml:space="preserve"> (BIGINT). Baseado no contexto fornecido, sem dados reais carregados, simulando contagens de tipos para visualização.</w:t>
+        <w:t>Dados utilizados: Schema do dataset com colunas: Time (FLOAT), V1-V28 (FLOAT), Amount (FLOAT), Class (BIGINT). Baseado no contexto fornecido, sem dados reais carregados, simulando contagens de tipos para visualização.</w:t>
       </w:r>
     </w:p>
     <w:p>
@@ -5342,7 +4932,6 @@
                 <w:bCs/>
               </w:rPr>
             </w:pPr>
-            <w:proofErr w:type="spellStart"/>
             <w:r>
               <w:rPr>
                 <w:b/>
@@ -5350,7 +4939,6 @@
               </w:rPr>
               <w:t>Amount</w:t>
             </w:r>
-            <w:proofErr w:type="spellEnd"/>
           </w:p>
         </w:tc>
         <w:tc>
@@ -5449,7 +5037,6 @@
                 <w:bCs/>
               </w:rPr>
             </w:pPr>
-            <w:proofErr w:type="spellStart"/>
             <w:r>
               <w:rPr>
                 <w:b/>
@@ -5457,7 +5044,6 @@
               </w:rPr>
               <w:t>Class</w:t>
             </w:r>
-            <w:proofErr w:type="spellEnd"/>
           </w:p>
         </w:tc>
         <w:tc>
@@ -5594,7 +5180,7 @@
                     <pic:cNvPicPr/>
                   </pic:nvPicPr>
                   <pic:blipFill>
-                    <a:blip r:embed="rId11"/>
+                    <a:blip r:embed="rId12"/>
                     <a:stretch>
                       <a:fillRect/>
                     </a:stretch>
@@ -5632,66 +5218,9 @@
     </w:p>
     <w:p>
       <w:r>
-        <w:t xml:space="preserve">O </w:t>
-      </w:r>
-      <w:proofErr w:type="spellStart"/>
-      <w:r>
-        <w:t>dataset</w:t>
-      </w:r>
-      <w:proofErr w:type="spellEnd"/>
-      <w:r>
-        <w:t xml:space="preserve"> possui predominantemente colunas numéricas contínuas (Time, V1 a V28, </w:t>
-      </w:r>
-      <w:proofErr w:type="spellStart"/>
-      <w:r>
-        <w:t>Amount</w:t>
-      </w:r>
-      <w:proofErr w:type="spellEnd"/>
-      <w:r>
-        <w:t xml:space="preserve"> - tipo FLOAT). A coluna </w:t>
-      </w:r>
-      <w:proofErr w:type="spellStart"/>
-      <w:r>
-        <w:t>Class</w:t>
-      </w:r>
-      <w:proofErr w:type="spellEnd"/>
-      <w:r>
-        <w:t xml:space="preserve"> (BIGINT) é categórica nominal, tipicamente representando </w:t>
-      </w:r>
-      <w:proofErr w:type="spellStart"/>
-      <w:r>
-        <w:t>labels</w:t>
-      </w:r>
-      <w:proofErr w:type="spellEnd"/>
-      <w:r>
-        <w:t xml:space="preserve"> binários (</w:t>
-      </w:r>
-      <w:proofErr w:type="spellStart"/>
-      <w:r>
-        <w:t>ex</w:t>
-      </w:r>
-      <w:proofErr w:type="spellEnd"/>
-      <w:r>
-        <w:t xml:space="preserve">: 0/1 para não-fraude/fraude). Resposta à pergunta: Tipos numéricos nas colunas Time, V1-V28, </w:t>
-      </w:r>
-      <w:proofErr w:type="spellStart"/>
-      <w:r>
-        <w:t>Amount</w:t>
-      </w:r>
-      <w:proofErr w:type="spellEnd"/>
-      <w:r>
-        <w:t>; categórico na coluna Class.</w:t>
+        <w:t>O dataset possui predominantemente colunas numéricas contínuas (Time, V1 a V28, Amount - tipo FLOAT). A coluna Class (BIGINT) é categórica nominal, tipicamente representando labels binários (ex: 0/1 para não-fraude/fraude). Resposta à pergunta: Tipos numéricos nas colunas Time, V1-V28, Amount; categórico na coluna Class.</w:t>
       </w:r>
     </w:p>
-    <w:p>
-      <w:pPr>
-        <w:rPr>
-          <w:b/>
-          <w:bCs/>
-        </w:rPr>
-      </w:pPr>
-    </w:p>
-    <w:p/>
     <w:p>
       <w:pPr>
         <w:pStyle w:val="Ttulo1"/>
@@ -5701,12 +5230,21 @@
           <w:szCs w:val="24"/>
         </w:rPr>
       </w:pPr>
+    </w:p>
+    <w:p>
+      <w:pPr>
+        <w:pStyle w:val="Ttulo1"/>
+        <w:spacing w:before="0" w:line="240" w:lineRule="auto"/>
+        <w:rPr>
+          <w:sz w:val="24"/>
+          <w:szCs w:val="24"/>
+        </w:rPr>
+      </w:pPr>
       <w:r>
         <w:rPr>
           <w:sz w:val="24"/>
           <w:szCs w:val="24"/>
         </w:rPr>
-        <w:lastRenderedPageBreak/>
         <w:t>Pergunta</w:t>
       </w:r>
       <w:r>
@@ -5746,6 +5284,7 @@
           <w:sz w:val="24"/>
           <w:szCs w:val="24"/>
         </w:rPr>
+        <w:lastRenderedPageBreak/>
         <w:t>Resposta</w:t>
       </w:r>
     </w:p>
@@ -5773,18 +5312,8 @@
           <w:b/>
           <w:bCs/>
         </w:rPr>
-        <w:t xml:space="preserve">Análise de Padrões e Tendências Temporais no </w:t>
+        <w:t>Análise de Padrões e Tendências Temporais no Dataset</w:t>
       </w:r>
-      <w:proofErr w:type="spellStart"/>
-      <w:r>
-        <w:rPr>
-          <w:rFonts w:ascii="Arial" w:hAnsi="Arial" w:cs="Arial"/>
-          <w:b/>
-          <w:bCs/>
-        </w:rPr>
-        <w:t>Dataset</w:t>
-      </w:r>
-      <w:proofErr w:type="spellEnd"/>
     </w:p>
     <w:p>
       <w:pPr>
@@ -5804,49 +5333,7 @@
         <w:rPr>
           <w:rFonts w:ascii="Arial" w:hAnsi="Arial" w:cs="Arial"/>
         </w:rPr>
-        <w:t> </w:t>
-      </w:r>
-      <w:proofErr w:type="spellStart"/>
-      <w:r>
-        <w:rPr>
-          <w:rFonts w:ascii="Arial" w:hAnsi="Arial" w:cs="Arial"/>
-        </w:rPr>
-        <w:t>Dataset</w:t>
-      </w:r>
-      <w:proofErr w:type="spellEnd"/>
-      <w:r>
-        <w:rPr>
-          <w:rFonts w:ascii="Arial" w:hAnsi="Arial" w:cs="Arial"/>
-        </w:rPr>
-        <w:t xml:space="preserve"> fornecido com 284 registros de transações, colunas: Time (tempo em segundos), V1 a V28 (variáveis anônimas numéricas), </w:t>
-      </w:r>
-      <w:proofErr w:type="spellStart"/>
-      <w:r>
-        <w:rPr>
-          <w:rFonts w:ascii="Arial" w:hAnsi="Arial" w:cs="Arial"/>
-        </w:rPr>
-        <w:t>Amount</w:t>
-      </w:r>
-      <w:proofErr w:type="spellEnd"/>
-      <w:r>
-        <w:rPr>
-          <w:rFonts w:ascii="Arial" w:hAnsi="Arial" w:cs="Arial"/>
-        </w:rPr>
-        <w:t xml:space="preserve"> (valor da transação), </w:t>
-      </w:r>
-      <w:proofErr w:type="spellStart"/>
-      <w:r>
-        <w:rPr>
-          <w:rFonts w:ascii="Arial" w:hAnsi="Arial" w:cs="Arial"/>
-        </w:rPr>
-        <w:t>Class</w:t>
-      </w:r>
-      <w:proofErr w:type="spellEnd"/>
-      <w:r>
-        <w:rPr>
-          <w:rFonts w:ascii="Arial" w:hAnsi="Arial" w:cs="Arial"/>
-        </w:rPr>
-        <w:t xml:space="preserve"> (0 para não-fraude).</w:t>
+        <w:t> Dataset fornecido com 284 registros de transações, colunas: Time (tempo em segundos), V1 a V28 (variáveis anônimas numéricas), Amount (valor da transação), Class (0 para não-fraude).</w:t>
       </w:r>
     </w:p>
     <w:p>
@@ -5892,7 +5379,6 @@
         </w:rPr>
         <w:t>, </w:t>
       </w:r>
-      <w:proofErr w:type="spellStart"/>
       <w:r>
         <w:rPr>
           <w:rFonts w:ascii="Arial" w:hAnsi="Arial" w:cs="Arial"/>
@@ -5901,7 +5387,6 @@
         </w:rPr>
         <w:t>Amount</w:t>
       </w:r>
-      <w:proofErr w:type="spellEnd"/>
       <w:r>
         <w:rPr>
           <w:rFonts w:ascii="Arial" w:hAnsi="Arial" w:cs="Arial"/>
@@ -5920,21 +5405,7 @@
         <w:rPr>
           <w:rFonts w:ascii="Arial" w:hAnsi="Arial" w:cs="Arial"/>
         </w:rPr>
-        <w:t xml:space="preserve">. Todas as transações têm </w:t>
-      </w:r>
-      <w:proofErr w:type="spellStart"/>
-      <w:r>
-        <w:rPr>
-          <w:rFonts w:ascii="Arial" w:hAnsi="Arial" w:cs="Arial"/>
-        </w:rPr>
-        <w:t>Class</w:t>
-      </w:r>
-      <w:proofErr w:type="spellEnd"/>
-      <w:r>
-        <w:rPr>
-          <w:rFonts w:ascii="Arial" w:hAnsi="Arial" w:cs="Arial"/>
-        </w:rPr>
-        <w:t>=0 (sem fraudes).</w:t>
+        <w:t>. Todas as transações têm Class=0 (sem fraudes).</w:t>
       </w:r>
     </w:p>
     <w:p>
@@ -6038,7 +5509,6 @@
                 <w:bCs/>
               </w:rPr>
             </w:pPr>
-            <w:proofErr w:type="spellStart"/>
             <w:r>
               <w:rPr>
                 <w:rFonts w:ascii="Arial" w:hAnsi="Arial" w:cs="Arial"/>
@@ -6047,7 +5517,6 @@
               </w:rPr>
               <w:t>Amount</w:t>
             </w:r>
-            <w:proofErr w:type="spellEnd"/>
           </w:p>
         </w:tc>
         <w:tc>
@@ -6077,7 +5546,6 @@
                 <w:bCs/>
               </w:rPr>
             </w:pPr>
-            <w:proofErr w:type="spellStart"/>
             <w:r>
               <w:rPr>
                 <w:rFonts w:ascii="Arial" w:hAnsi="Arial" w:cs="Arial"/>
@@ -6086,7 +5554,6 @@
               </w:rPr>
               <w:t>Class</w:t>
             </w:r>
-            <w:proofErr w:type="spellEnd"/>
           </w:p>
         </w:tc>
       </w:tr>
@@ -6602,85 +6069,8 @@
         <w:rPr>
           <w:rFonts w:ascii="Arial" w:hAnsi="Arial" w:cs="Arial"/>
         </w:rPr>
-        <w:t xml:space="preserve"> Valores altos de </w:t>
+        <w:t> Valores altos de Amount (&gt;100) em vermelho; baixos (&lt;10) em verde.</w:t>
       </w:r>
-      <w:proofErr w:type="spellStart"/>
-      <w:r>
-        <w:rPr>
-          <w:rFonts w:ascii="Arial" w:hAnsi="Arial" w:cs="Arial"/>
-        </w:rPr>
-        <w:t>Amount</w:t>
-      </w:r>
-      <w:proofErr w:type="spellEnd"/>
-      <w:r>
-        <w:rPr>
-          <w:rFonts w:ascii="Arial" w:hAnsi="Arial" w:cs="Arial"/>
-        </w:rPr>
-        <w:t xml:space="preserve"> (&gt;100) em vermelho; baixos (&lt;10) em verde.</w:t>
-      </w:r>
-    </w:p>
-    <w:p>
-      <w:pPr>
-        <w:rPr>
-          <w:rFonts w:ascii="Arial" w:hAnsi="Arial" w:cs="Arial"/>
-          <w:b/>
-          <w:bCs/>
-        </w:rPr>
-      </w:pPr>
-    </w:p>
-    <w:p>
-      <w:pPr>
-        <w:rPr>
-          <w:rFonts w:ascii="Arial" w:hAnsi="Arial" w:cs="Arial"/>
-          <w:b/>
-          <w:bCs/>
-        </w:rPr>
-      </w:pPr>
-    </w:p>
-    <w:p>
-      <w:pPr>
-        <w:rPr>
-          <w:rFonts w:ascii="Arial" w:hAnsi="Arial" w:cs="Arial"/>
-          <w:b/>
-          <w:bCs/>
-        </w:rPr>
-      </w:pPr>
-    </w:p>
-    <w:p>
-      <w:pPr>
-        <w:rPr>
-          <w:rFonts w:ascii="Arial" w:hAnsi="Arial" w:cs="Arial"/>
-          <w:b/>
-          <w:bCs/>
-        </w:rPr>
-      </w:pPr>
-    </w:p>
-    <w:p>
-      <w:pPr>
-        <w:rPr>
-          <w:rFonts w:ascii="Arial" w:hAnsi="Arial" w:cs="Arial"/>
-          <w:b/>
-          <w:bCs/>
-        </w:rPr>
-      </w:pPr>
-    </w:p>
-    <w:p>
-      <w:pPr>
-        <w:rPr>
-          <w:rFonts w:ascii="Arial" w:hAnsi="Arial" w:cs="Arial"/>
-          <w:b/>
-          <w:bCs/>
-        </w:rPr>
-      </w:pPr>
-    </w:p>
-    <w:p>
-      <w:pPr>
-        <w:rPr>
-          <w:rFonts w:ascii="Arial" w:hAnsi="Arial" w:cs="Arial"/>
-          <w:b/>
-          <w:bCs/>
-        </w:rPr>
-      </w:pPr>
     </w:p>
     <w:p>
       <w:pPr>
@@ -6696,26 +6086,7 @@
           <w:b/>
           <w:bCs/>
         </w:rPr>
-        <w:lastRenderedPageBreak/>
-        <w:t xml:space="preserve">Gráfico: Tendência de </w:t>
-      </w:r>
-      <w:proofErr w:type="spellStart"/>
-      <w:r>
-        <w:rPr>
-          <w:rFonts w:ascii="Arial" w:hAnsi="Arial" w:cs="Arial"/>
-          <w:b/>
-          <w:bCs/>
-        </w:rPr>
-        <w:t>Amount</w:t>
-      </w:r>
-      <w:proofErr w:type="spellEnd"/>
-      <w:r>
-        <w:rPr>
-          <w:rFonts w:ascii="Arial" w:hAnsi="Arial" w:cs="Arial"/>
-          <w:b/>
-          <w:bCs/>
-        </w:rPr>
-        <w:t xml:space="preserve"> ao Longo do Tempo</w:t>
+        <w:t>Gráfico: Tendência de Amount ao Longo do Tempo</w:t>
       </w:r>
     </w:p>
     <w:p>
@@ -6728,21 +6099,7 @@
         <w:rPr>
           <w:rFonts w:ascii="Arial" w:hAnsi="Arial" w:cs="Arial"/>
         </w:rPr>
-        <w:t xml:space="preserve">Eixo X: Time (segundos); Eixo Y: </w:t>
-      </w:r>
-      <w:proofErr w:type="spellStart"/>
-      <w:r>
-        <w:rPr>
-          <w:rFonts w:ascii="Arial" w:hAnsi="Arial" w:cs="Arial"/>
-        </w:rPr>
-        <w:t>Amount</w:t>
-      </w:r>
-      <w:proofErr w:type="spellEnd"/>
-      <w:r>
-        <w:rPr>
-          <w:rFonts w:ascii="Arial" w:hAnsi="Arial" w:cs="Arial"/>
-        </w:rPr>
-        <w:t xml:space="preserve"> (valores normalizados para visualização).</w:t>
+        <w:t>Eixo X: Time (segundos); Eixo Y: Amount (valores normalizados para visualização).</w:t>
       </w:r>
     </w:p>
     <w:p>
@@ -6757,8 +6114,8 @@
           <w:noProof/>
         </w:rPr>
         <w:drawing>
-          <wp:inline distT="0" distB="0" distL="0" distR="0" wp14:anchorId="58E69D87" wp14:editId="1A0A6C00">
-            <wp:extent cx="4212000" cy="2687100"/>
+          <wp:inline distT="0" distB="0" distL="0" distR="0" wp14:anchorId="58E69D87" wp14:editId="077D3D57">
+            <wp:extent cx="3019102" cy="1926076"/>
             <wp:effectExtent l="0" t="0" r="0" b="0"/>
             <wp:docPr id="1640933570" name="Imagem 1" descr="Gráfico&#10;&#10;O conteúdo gerado por IA pode estar incorreto."/>
             <wp:cNvGraphicFramePr>
@@ -6772,7 +6129,7 @@
                     <pic:cNvPicPr/>
                   </pic:nvPicPr>
                   <pic:blipFill>
-                    <a:blip r:embed="rId12"/>
+                    <a:blip r:embed="rId13"/>
                     <a:stretch>
                       <a:fillRect/>
                     </a:stretch>
@@ -6780,7 +6137,7 @@
                   <pic:spPr>
                     <a:xfrm>
                       <a:off x="0" y="0"/>
-                      <a:ext cx="4217714" cy="2690746"/>
+                      <a:ext cx="3067046" cy="1956662"/>
                     </a:xfrm>
                     <a:prstGeom prst="rect">
                       <a:avLst/>
@@ -6807,25 +6164,8 @@
           <w:b/>
           <w:bCs/>
         </w:rPr>
-        <w:t>Gráfico: Distribuição de Transações por Intervalo de Tempo (</w:t>
-      </w:r>
-      <w:proofErr w:type="spellStart"/>
-      <w:r>
-        <w:rPr>
-          <w:rFonts w:ascii="Arial" w:hAnsi="Arial" w:cs="Arial"/>
-          <w:b/>
-          <w:bCs/>
-        </w:rPr>
-        <w:t>Boxplot</w:t>
-      </w:r>
-      <w:proofErr w:type="spellEnd"/>
-      <w:r>
-        <w:rPr>
-          <w:rFonts w:ascii="Arial" w:hAnsi="Arial" w:cs="Arial"/>
-          <w:b/>
-          <w:bCs/>
-        </w:rPr>
-        <w:t>)</w:t>
+        <w:lastRenderedPageBreak/>
+        <w:t>Gráfico: Distribuição de Transações por Intervalo de Tempo (Boxplot)</w:t>
       </w:r>
     </w:p>
     <w:p>
@@ -6838,21 +6178,7 @@
         <w:rPr>
           <w:rFonts w:ascii="Arial" w:hAnsi="Arial" w:cs="Arial"/>
         </w:rPr>
-        <w:t xml:space="preserve">Eixo X: Intervalos de Time (0-50, 51-100, etc.); Eixo Y: </w:t>
-      </w:r>
-      <w:proofErr w:type="spellStart"/>
-      <w:r>
-        <w:rPr>
-          <w:rFonts w:ascii="Arial" w:hAnsi="Arial" w:cs="Arial"/>
-        </w:rPr>
-        <w:t>Amount</w:t>
-      </w:r>
-      <w:proofErr w:type="spellEnd"/>
-      <w:r>
-        <w:rPr>
-          <w:rFonts w:ascii="Arial" w:hAnsi="Arial" w:cs="Arial"/>
-        </w:rPr>
-        <w:t>.</w:t>
+        <w:t>Eixo X: Intervalos de Time (0-50, 51-100, etc.); Eixo Y: Amount.</w:t>
       </w:r>
     </w:p>
     <w:p>
@@ -6886,7 +6212,7 @@
                     <pic:cNvPicPr/>
                   </pic:nvPicPr>
                   <pic:blipFill>
-                    <a:blip r:embed="rId13"/>
+                    <a:blip r:embed="rId14"/>
                     <a:stretch>
                       <a:fillRect/>
                     </a:stretch>
@@ -6934,70 +6260,7 @@
         <w:rPr>
           <w:rFonts w:ascii="Arial" w:hAnsi="Arial" w:cs="Arial"/>
         </w:rPr>
-        <w:t xml:space="preserve">Sim, existem padrões temporais no </w:t>
-      </w:r>
-      <w:proofErr w:type="spellStart"/>
-      <w:r>
-        <w:rPr>
-          <w:rFonts w:ascii="Arial" w:hAnsi="Arial" w:cs="Arial"/>
-        </w:rPr>
-        <w:t>dataset</w:t>
-      </w:r>
-      <w:proofErr w:type="spellEnd"/>
-      <w:r>
-        <w:rPr>
-          <w:rFonts w:ascii="Arial" w:hAnsi="Arial" w:cs="Arial"/>
-        </w:rPr>
-        <w:t xml:space="preserve">. O tempo (Time) varia de 0 a 265 segundos, indicando um fluxo contínuo de transações. Há uma tendência de aumento no volume </w:t>
-      </w:r>
-      <w:r>
-        <w:rPr>
-          <w:rFonts w:ascii="Arial" w:hAnsi="Arial" w:cs="Arial"/>
-        </w:rPr>
-        <w:lastRenderedPageBreak/>
-        <w:t xml:space="preserve">de transações ao longo do tempo, com valores de </w:t>
-      </w:r>
-      <w:proofErr w:type="spellStart"/>
-      <w:r>
-        <w:rPr>
-          <w:rFonts w:ascii="Arial" w:hAnsi="Arial" w:cs="Arial"/>
-        </w:rPr>
-        <w:t>Amount</w:t>
-      </w:r>
-      <w:proofErr w:type="spellEnd"/>
-      <w:r>
-        <w:rPr>
-          <w:rFonts w:ascii="Arial" w:hAnsi="Arial" w:cs="Arial"/>
-        </w:rPr>
-        <w:t xml:space="preserve"> variando de 0.76 a 3828.04, concentrando-se em valores baixos no início e picos esporádicos. Não há fraudes (</w:t>
-      </w:r>
-      <w:proofErr w:type="spellStart"/>
-      <w:r>
-        <w:rPr>
-          <w:rFonts w:ascii="Arial" w:hAnsi="Arial" w:cs="Arial"/>
-        </w:rPr>
-        <w:t>Class</w:t>
-      </w:r>
-      <w:proofErr w:type="spellEnd"/>
-      <w:r>
-        <w:rPr>
-          <w:rFonts w:ascii="Arial" w:hAnsi="Arial" w:cs="Arial"/>
-        </w:rPr>
-        <w:t xml:space="preserve">=0 em todos os registros), mas os valores de </w:t>
-      </w:r>
-      <w:proofErr w:type="spellStart"/>
-      <w:r>
-        <w:rPr>
-          <w:rFonts w:ascii="Arial" w:hAnsi="Arial" w:cs="Arial"/>
-        </w:rPr>
-        <w:t>Amount</w:t>
-      </w:r>
-      <w:proofErr w:type="spellEnd"/>
-      <w:r>
-        <w:rPr>
-          <w:rFonts w:ascii="Arial" w:hAnsi="Arial" w:cs="Arial"/>
-        </w:rPr>
-        <w:t xml:space="preserve"> mostram volatilidade crescente com o tempo, sugerindo padrões de atividade normal de transações.</w:t>
+        <w:t>Sim, existem padrões temporais no dataset. O tempo (Time) varia de 0 a 265 segundos, indicando um fluxo contínuo de transações. Há uma tendência de aumento no volume de transações ao longo do tempo, com valores de Amount variando de 0.76 a 3828.04, concentrando-se em valores baixos no início e picos esporádicos. Não há fraudes (Class=0 em todos os registros), mas os valores de Amount mostram volatilidade crescente com o tempo, sugerindo padrões de atividade normal de transações.</w:t>
       </w:r>
     </w:p>
     <w:p>
@@ -7078,23 +6341,7 @@
           <w:b/>
           <w:bCs/>
         </w:rPr>
-        <w:t xml:space="preserve">Análise de Valores Atípicos no </w:t>
-      </w:r>
-      <w:proofErr w:type="spellStart"/>
-      <w:r>
-        <w:rPr>
-          <w:b/>
-          <w:bCs/>
-        </w:rPr>
-        <w:t>Dataset</w:t>
-      </w:r>
-      <w:proofErr w:type="spellEnd"/>
-      <w:r>
-        <w:rPr>
-          <w:b/>
-          <w:bCs/>
-        </w:rPr>
-        <w:t xml:space="preserve"> de Transações</w:t>
+        <w:t>Análise de Valores Atípicos no Dataset de Transações</w:t>
       </w:r>
     </w:p>
     <w:p>
@@ -7113,31 +6360,11 @@
       </w:r>
     </w:p>
     <w:p>
-      <w:proofErr w:type="spellStart"/>
       <w:r>
-        <w:t>Dataset</w:t>
-      </w:r>
-      <w:proofErr w:type="spellEnd"/>
-      <w:r>
-        <w:t xml:space="preserve"> fornecido com 284 registros. Colunas: Time, V1 a V28 (features numéricas transformadas por PCA), </w:t>
-      </w:r>
-      <w:proofErr w:type="spellStart"/>
-      <w:r>
-        <w:t>Amount</w:t>
-      </w:r>
-      <w:proofErr w:type="spellEnd"/>
-      <w:r>
-        <w:t xml:space="preserve"> (valor da transação), </w:t>
-      </w:r>
-      <w:proofErr w:type="spellStart"/>
-      <w:r>
-        <w:t>Class</w:t>
-      </w:r>
-      <w:proofErr w:type="spellEnd"/>
-      <w:r>
-        <w:t xml:space="preserve"> (todos 0, sem fraudes). Foco em colunas numéricas para detecção de outliers via método IQR (Q1 - 1.5*IQR a Q3 + 1.5*IQR).</w:t>
+        <w:t>Dataset fornecido com 284 registros. Colunas: Time, V1 a V28 (features numéricas transformadas por PCA), Amount (valor da transação), Class (todos 0, sem fraudes). Foco em colunas numéricas para detecção de outliers via método IQR (Q1 - 1.5*IQR a Q3 + 1.5*IQR).</w:t>
       </w:r>
     </w:p>
+    <w:p/>
     <w:p>
       <w:pPr>
         <w:rPr>
@@ -7150,6 +6377,7 @@
           <w:b/>
           <w:bCs/>
         </w:rPr>
+        <w:lastRenderedPageBreak/>
         <w:t>Resumo de Outliers por Coluna</w:t>
       </w:r>
     </w:p>
@@ -8148,7 +7376,6 @@
           </w:tcPr>
           <w:p>
             <w:r>
-              <w:lastRenderedPageBreak/>
               <w:t>V8</w:t>
             </w:r>
           </w:p>
@@ -8856,6 +8083,7 @@
           </w:tcPr>
           <w:p>
             <w:r>
+              <w:lastRenderedPageBreak/>
               <w:t>V15</w:t>
             </w:r>
           </w:p>
@@ -9866,7 +9094,6 @@
           </w:tcPr>
           <w:p>
             <w:r>
-              <w:lastRenderedPageBreak/>
               <w:t>V25</w:t>
             </w:r>
           </w:p>
@@ -10267,11 +9494,9 @@
             <w:hideMark/>
           </w:tcPr>
           <w:p>
-            <w:proofErr w:type="spellStart"/>
             <w:r>
               <w:t>Amount</w:t>
             </w:r>
-            <w:proofErr w:type="spellEnd"/>
           </w:p>
         </w:tc>
         <w:tc>
@@ -10392,11 +9617,9 @@
             <w:hideMark/>
           </w:tcPr>
           <w:p>
-            <w:proofErr w:type="spellStart"/>
             <w:r>
               <w:t>Class</w:t>
             </w:r>
-            <w:proofErr w:type="spellEnd"/>
           </w:p>
         </w:tc>
         <w:tc>
@@ -10481,6 +9704,22 @@
         </w:tc>
       </w:tr>
     </w:tbl>
+    <w:p>
+      <w:pPr>
+        <w:rPr>
+          <w:b/>
+          <w:bCs/>
+        </w:rPr>
+      </w:pPr>
+    </w:p>
+    <w:p>
+      <w:pPr>
+        <w:rPr>
+          <w:b/>
+          <w:bCs/>
+        </w:rPr>
+      </w:pPr>
+    </w:p>
     <w:p>
       <w:pPr>
         <w:rPr>
@@ -10493,53 +9732,13 @@
           <w:b/>
           <w:bCs/>
         </w:rPr>
-        <w:t xml:space="preserve">Gráfico de </w:t>
+        <w:lastRenderedPageBreak/>
+        <w:t>Gráfico de Boxplot para Detecção de Outliers em Amount</w:t>
       </w:r>
-      <w:proofErr w:type="spellStart"/>
-      <w:r>
-        <w:rPr>
-          <w:b/>
-          <w:bCs/>
-        </w:rPr>
-        <w:t>Boxplot</w:t>
-      </w:r>
-      <w:proofErr w:type="spellEnd"/>
-      <w:r>
-        <w:rPr>
-          <w:b/>
-          <w:bCs/>
-        </w:rPr>
-        <w:t xml:space="preserve"> para Detecção de Outliers em </w:t>
-      </w:r>
-      <w:proofErr w:type="spellStart"/>
-      <w:r>
-        <w:rPr>
-          <w:b/>
-          <w:bCs/>
-        </w:rPr>
-        <w:t>Amount</w:t>
-      </w:r>
-      <w:proofErr w:type="spellEnd"/>
     </w:p>
     <w:p>
       <w:r>
-        <w:t xml:space="preserve">Legenda: </w:t>
-      </w:r>
-      <w:proofErr w:type="spellStart"/>
-      <w:r>
-        <w:t>Boxplot</w:t>
-      </w:r>
-      <w:proofErr w:type="spellEnd"/>
-      <w:r>
-        <w:t xml:space="preserve"> mostra mediana, quartis e outliers (pontos fora dos bigodes). Eixo X: Coluna </w:t>
-      </w:r>
-      <w:proofErr w:type="spellStart"/>
-      <w:r>
-        <w:t>Amount</w:t>
-      </w:r>
-      <w:proofErr w:type="spellEnd"/>
-      <w:r>
-        <w:t>; Eixo Y: Valores.</w:t>
+        <w:t>Legenda: Boxplot mostra mediana, quartis e outliers (pontos fora dos bigodes). Eixo X: Coluna Amount; Eixo Y: Valores.</w:t>
       </w:r>
     </w:p>
     <w:p>
@@ -10563,7 +9762,7 @@
                     <pic:cNvPicPr/>
                   </pic:nvPicPr>
                   <pic:blipFill>
-                    <a:blip r:embed="rId14"/>
+                    <a:blip r:embed="rId15"/>
                     <a:stretch>
                       <a:fillRect/>
                     </a:stretch>
@@ -10591,53 +9790,12 @@
           <w:bCs/>
         </w:rPr>
       </w:pPr>
-    </w:p>
-    <w:p>
-      <w:pPr>
-        <w:rPr>
-          <w:b/>
-          <w:bCs/>
-        </w:rPr>
-      </w:pPr>
-    </w:p>
-    <w:p>
-      <w:pPr>
-        <w:rPr>
-          <w:b/>
-          <w:bCs/>
-        </w:rPr>
-      </w:pPr>
-    </w:p>
-    <w:p>
-      <w:pPr>
-        <w:rPr>
-          <w:b/>
-          <w:bCs/>
-        </w:rPr>
-      </w:pPr>
       <w:r>
         <w:rPr>
           <w:b/>
           <w:bCs/>
         </w:rPr>
-        <w:lastRenderedPageBreak/>
-        <w:t xml:space="preserve">Gráfico de </w:t>
-      </w:r>
-      <w:proofErr w:type="spellStart"/>
-      <w:r>
-        <w:rPr>
-          <w:b/>
-          <w:bCs/>
-        </w:rPr>
-        <w:t>Boxplot</w:t>
-      </w:r>
-      <w:proofErr w:type="spellEnd"/>
-      <w:r>
-        <w:rPr>
-          <w:b/>
-          <w:bCs/>
-        </w:rPr>
-        <w:t xml:space="preserve"> para V1 a V5 (Exemplo de Features)</w:t>
+        <w:t>Gráfico de Boxplot para V1 a V5 (Exemplo de Features)</w:t>
       </w:r>
     </w:p>
     <w:p>
@@ -10646,14 +9804,17 @@
       </w:r>
     </w:p>
     <w:p>
+      <w:pPr>
+        <w:jc w:val="center"/>
+      </w:pPr>
       <w:r>
         <w:rPr>
           <w:noProof/>
         </w:rPr>
         <w:drawing>
-          <wp:inline distT="0" distB="0" distL="0" distR="0" wp14:anchorId="4336DDF7" wp14:editId="61517912">
-            <wp:extent cx="5486400" cy="3102610"/>
-            <wp:effectExtent l="0" t="0" r="0" b="2540"/>
+          <wp:inline distT="0" distB="0" distL="0" distR="0" wp14:anchorId="4336DDF7" wp14:editId="2CACB683">
+            <wp:extent cx="5045798" cy="2853446"/>
+            <wp:effectExtent l="0" t="0" r="2540" b="4445"/>
             <wp:docPr id="1899896476" name="Imagem 1" descr="Gráfico, Gráfico de caixa estreita&#10;&#10;O conteúdo gerado por IA pode estar incorreto."/>
             <wp:cNvGraphicFramePr>
               <a:graphicFrameLocks xmlns:a="http://schemas.openxmlformats.org/drawingml/2006/main" noChangeAspect="1"/>
@@ -10666,7 +9827,7 @@
                     <pic:cNvPicPr/>
                   </pic:nvPicPr>
                   <pic:blipFill>
-                    <a:blip r:embed="rId15"/>
+                    <a:blip r:embed="rId16"/>
                     <a:stretch>
                       <a:fillRect/>
                     </a:stretch>
@@ -10674,7 +9835,7 @@
                   <pic:spPr>
                     <a:xfrm>
                       <a:off x="0" y="0"/>
-                      <a:ext cx="5486400" cy="3102610"/>
+                      <a:ext cx="5071417" cy="2867934"/>
                     </a:xfrm>
                     <a:prstGeom prst="rect">
                       <a:avLst/>
@@ -10694,65 +9855,18 @@
           <w:bCs/>
         </w:rPr>
       </w:pPr>
-    </w:p>
-    <w:p>
-      <w:pPr>
-        <w:rPr>
-          <w:b/>
-          <w:bCs/>
-        </w:rPr>
-      </w:pPr>
-    </w:p>
-    <w:p>
-      <w:pPr>
-        <w:rPr>
-          <w:b/>
-          <w:bCs/>
-        </w:rPr>
-      </w:pPr>
       <w:r>
         <w:rPr>
           <w:b/>
           <w:bCs/>
         </w:rPr>
+        <w:lastRenderedPageBreak/>
         <w:t>Conclusões</w:t>
       </w:r>
     </w:p>
     <w:p>
       <w:r>
-        <w:t xml:space="preserve">Sim, existem valores atípicos nos dados, principalmente nas colunas V1 a V28 e </w:t>
-      </w:r>
-      <w:proofErr w:type="spellStart"/>
-      <w:r>
-        <w:t>Amount</w:t>
-      </w:r>
-      <w:proofErr w:type="spellEnd"/>
-      <w:r>
-        <w:t xml:space="preserve">. Colunas como V5, V8 e </w:t>
-      </w:r>
-      <w:proofErr w:type="spellStart"/>
-      <w:r>
-        <w:t>Amount</w:t>
-      </w:r>
-      <w:proofErr w:type="spellEnd"/>
-      <w:r>
-        <w:t xml:space="preserve"> apresentam o maior número de outliers (até 8.8%), indicando variabilidade alta em transações. Time e </w:t>
-      </w:r>
-      <w:proofErr w:type="spellStart"/>
-      <w:r>
-        <w:t>Class</w:t>
-      </w:r>
-      <w:proofErr w:type="spellEnd"/>
-      <w:r>
-        <w:t xml:space="preserve"> não possuem outliers. Esses atípicos podem representar transações anômalas, embora </w:t>
-      </w:r>
-      <w:proofErr w:type="spellStart"/>
-      <w:r>
-        <w:t>Class</w:t>
-      </w:r>
-      <w:proofErr w:type="spellEnd"/>
-      <w:r>
-        <w:t xml:space="preserve"> seja 0. Recomenda-se remoção ou tratamento para modelagem. Dados utilizados: 284 registros do contexto.</w:t>
+        <w:t>Sim, existem valores atípicos nos dados, principalmente nas colunas V1 a V28 e Amount. Colunas como V5, V8 e Amount apresentam o maior número de outliers (até 8.8%), indicando variabilidade alta em transações. Time e Class não possuem outliers. Esses atípicos podem representar transações anômalas, embora Class seja 0. Recomenda-se remoção ou tratamento para modelagem. Dados utilizados: 284 registros do contexto.</w:t>
       </w:r>
     </w:p>
     <w:p>
@@ -10843,17 +9957,8 @@
           <w:b/>
           <w:bCs/>
         </w:rPr>
-        <w:t xml:space="preserve">Análise de Dados: Colunas que Podem Ser Removidas, </w:t>
+        <w:t>Análise de Dados: Colunas que Podem Ser Removidas, Transformadas ou Investigadas</w:t>
       </w:r>
-      <w:proofErr w:type="gramStart"/>
-      <w:r>
-        <w:rPr>
-          <w:b/>
-          <w:bCs/>
-        </w:rPr>
-        <w:t>Transformadas ou Investigadas</w:t>
-      </w:r>
-      <w:proofErr w:type="gramEnd"/>
     </w:p>
     <w:p>
       <w:r>
@@ -10864,39 +9969,7 @@
         <w:t>Dados utilizados:</w:t>
       </w:r>
       <w:r>
-        <w:t xml:space="preserve"> 284 registros do </w:t>
-      </w:r>
-      <w:proofErr w:type="spellStart"/>
-      <w:r>
-        <w:t>dataset</w:t>
-      </w:r>
-      <w:proofErr w:type="spellEnd"/>
-      <w:r>
-        <w:t xml:space="preserve"> fornecido no contexto, com colunas Time, V1-V28, </w:t>
-      </w:r>
-      <w:proofErr w:type="spellStart"/>
-      <w:r>
-        <w:t>Amount</w:t>
-      </w:r>
-      <w:proofErr w:type="spellEnd"/>
-      <w:r>
-        <w:t xml:space="preserve"> e </w:t>
-      </w:r>
-      <w:proofErr w:type="spellStart"/>
-      <w:r>
-        <w:t>Class</w:t>
-      </w:r>
-      <w:proofErr w:type="spellEnd"/>
-      <w:r>
-        <w:t xml:space="preserve"> (todos </w:t>
-      </w:r>
-      <w:proofErr w:type="spellStart"/>
-      <w:r>
-        <w:t>Class</w:t>
-      </w:r>
-      <w:proofErr w:type="spellEnd"/>
-      <w:r>
-        <w:t>=0, sem fraudes).</w:t>
+        <w:t> 284 registros do dataset fornecido no contexto, com colunas Time, V1-V28, Amount e Class (todos Class=0, sem fraudes).</w:t>
       </w:r>
     </w:p>
     <w:p>
@@ -10911,21 +9984,12 @@
           <w:b/>
           <w:bCs/>
         </w:rPr>
-        <w:lastRenderedPageBreak/>
         <w:t>Resumo das Colunas</w:t>
       </w:r>
     </w:p>
     <w:p>
       <w:r>
-        <w:t xml:space="preserve">Colunas numéricas: Time, V1, V2, V3, V4, V5, V6, V7, V8, V9, V10, V11, V12, V13, V14, V15, V16, V17, V18, V19, V20, V21, V22, V23, V24, V25, V26, V27, V28, </w:t>
-      </w:r>
-      <w:proofErr w:type="spellStart"/>
-      <w:r>
-        <w:t>Amount</w:t>
-      </w:r>
-      <w:proofErr w:type="spellEnd"/>
-      <w:r>
-        <w:t>.</w:t>
+        <w:t>Colunas numéricas: Time, V1, V2, V3, V4, V5, V6, V7, V8, V9, V10, V11, V12, V13, V14, V15, V16, V17, V18, V19, V20, V21, V22, V23, V24, V25, V26, V27, V28, Amount.</w:t>
       </w:r>
     </w:p>
     <w:p>
@@ -10945,23 +10009,7 @@
           <w:b/>
           <w:bCs/>
         </w:rPr>
-        <w:t xml:space="preserve">Tabela de Exemplo com Formatação Condicional (Primeiros 5 Registros, Destacando Outliers em </w:t>
-      </w:r>
-      <w:proofErr w:type="spellStart"/>
-      <w:r>
-        <w:rPr>
-          <w:b/>
-          <w:bCs/>
-        </w:rPr>
-        <w:t>Amount</w:t>
-      </w:r>
-      <w:proofErr w:type="spellEnd"/>
-      <w:r>
-        <w:rPr>
-          <w:b/>
-          <w:bCs/>
-        </w:rPr>
-        <w:t xml:space="preserve"> &gt; 2000)</w:t>
+        <w:t>Tabela de Exemplo com Formatação Condicional (Primeiros 5 Registros, Destacando Outliers em Amount &gt; 2000)</w:t>
       </w:r>
     </w:p>
     <w:tbl>
@@ -11117,7 +10165,6 @@
                 <w:bCs/>
               </w:rPr>
             </w:pPr>
-            <w:proofErr w:type="spellStart"/>
             <w:r>
               <w:rPr>
                 <w:b/>
@@ -11125,7 +10172,6 @@
               </w:rPr>
               <w:t>Amount</w:t>
             </w:r>
-            <w:proofErr w:type="spellEnd"/>
           </w:p>
         </w:tc>
         <w:tc>
@@ -11154,7 +10200,6 @@
                 <w:bCs/>
               </w:rPr>
             </w:pPr>
-            <w:proofErr w:type="spellStart"/>
             <w:r>
               <w:rPr>
                 <w:b/>
@@ -11162,7 +10207,6 @@
               </w:rPr>
               <w:t>Class</w:t>
             </w:r>
-            <w:proofErr w:type="spellEnd"/>
           </w:p>
         </w:tc>
       </w:tr>
@@ -11794,60 +10838,13 @@
           <w:b/>
           <w:bCs/>
         </w:rPr>
-        <w:t xml:space="preserve">Gráfico: </w:t>
-      </w:r>
-      <w:proofErr w:type="spellStart"/>
-      <w:r>
-        <w:rPr>
-          <w:b/>
-          <w:bCs/>
-        </w:rPr>
-        <w:t>Boxplot</w:t>
-      </w:r>
-      <w:proofErr w:type="spellEnd"/>
-      <w:r>
-        <w:rPr>
-          <w:b/>
-          <w:bCs/>
-        </w:rPr>
-        <w:t xml:space="preserve"> de </w:t>
-      </w:r>
-      <w:proofErr w:type="spellStart"/>
-      <w:r>
-        <w:rPr>
-          <w:b/>
-          <w:bCs/>
-        </w:rPr>
-        <w:t>Amount</w:t>
-      </w:r>
-      <w:proofErr w:type="spellEnd"/>
-      <w:r>
-        <w:rPr>
-          <w:b/>
-          <w:bCs/>
-        </w:rPr>
-        <w:t xml:space="preserve"> (Destacando Outliers)</w:t>
+        <w:t>Gráfico: Boxplot de Amount (Destacando Outliers)</w:t>
       </w:r>
     </w:p>
     <w:p>
       <w:r>
-        <w:t xml:space="preserve">Legenda: Eixo X: Coluna </w:t>
-      </w:r>
-      <w:proofErr w:type="spellStart"/>
-      <w:r>
-        <w:t>Amount</w:t>
-      </w:r>
-      <w:proofErr w:type="spellEnd"/>
-      <w:r>
-        <w:t xml:space="preserve">; Eixo Y: Valores de </w:t>
-      </w:r>
-      <w:proofErr w:type="spellStart"/>
-      <w:r>
-        <w:t>Amount</w:t>
-      </w:r>
-      <w:proofErr w:type="spellEnd"/>
-      <w:r>
-        <w:t>. Outliers em pontos isolados.</w:t>
+        <w:lastRenderedPageBreak/>
+        <w:t>Legenda: Eixo X: Coluna Amount; Eixo Y: Valores de Amount. Outliers em pontos isolados.</w:t>
       </w:r>
     </w:p>
     <w:p>
@@ -11874,7 +10871,7 @@
                     <pic:cNvPicPr/>
                   </pic:nvPicPr>
                   <pic:blipFill>
-                    <a:blip r:embed="rId16"/>
+                    <a:blip r:embed="rId17"/>
                     <a:stretch>
                       <a:fillRect/>
                     </a:stretch>
@@ -11907,24 +10904,7 @@
           <w:b/>
           <w:bCs/>
         </w:rPr>
-        <w:lastRenderedPageBreak/>
-        <w:t xml:space="preserve">Gráfico: </w:t>
-      </w:r>
-      <w:proofErr w:type="spellStart"/>
-      <w:r>
-        <w:rPr>
-          <w:b/>
-          <w:bCs/>
-        </w:rPr>
-        <w:t>Boxplot</w:t>
-      </w:r>
-      <w:proofErr w:type="spellEnd"/>
-      <w:r>
-        <w:rPr>
-          <w:b/>
-          <w:bCs/>
-        </w:rPr>
-        <w:t xml:space="preserve"> de V14 (Exemplo de Coluna com Outliers)</w:t>
+        <w:t>Gráfico: Boxplot de V14 (Exemplo de Coluna com Outliers)</w:t>
       </w:r>
     </w:p>
     <w:p>
@@ -11953,7 +10933,7 @@
                     <pic:cNvPicPr/>
                   </pic:nvPicPr>
                   <pic:blipFill>
-                    <a:blip r:embed="rId17"/>
+                    <a:blip r:embed="rId18"/>
                     <a:stretch>
                       <a:fillRect/>
                     </a:stretch>
@@ -11981,11 +10961,20 @@
           <w:bCs/>
         </w:rPr>
       </w:pPr>
+    </w:p>
+    <w:p>
+      <w:pPr>
+        <w:rPr>
+          <w:b/>
+          <w:bCs/>
+        </w:rPr>
+      </w:pPr>
       <w:r>
         <w:rPr>
           <w:b/>
           <w:bCs/>
         </w:rPr>
+        <w:lastRenderedPageBreak/>
         <w:t>Conclusões</w:t>
       </w:r>
     </w:p>
@@ -11997,63 +10986,7 @@
         </w:rPr>
       </w:pPr>
       <w:r>
-        <w:t xml:space="preserve">Colunas que podem ser removidas: Nenhuma essencial, mas Time pode ser removido se não houver análise temporal. Colunas que podem ser transformadas: </w:t>
-      </w:r>
-      <w:proofErr w:type="spellStart"/>
-      <w:r>
-        <w:t>Amount</w:t>
-      </w:r>
-      <w:proofErr w:type="spellEnd"/>
-      <w:r>
-        <w:t xml:space="preserve"> (log-transformação para normalizar distribuição assimétrica); V1-V28 (padronização z-score para PCA features). Colunas que devem ser investigadas: V1-V28 e </w:t>
-      </w:r>
-      <w:proofErr w:type="spellStart"/>
-      <w:r>
-        <w:t>Amount</w:t>
-      </w:r>
-      <w:proofErr w:type="spellEnd"/>
-      <w:r>
-        <w:t xml:space="preserve"> devido a outliers (</w:t>
-      </w:r>
-      <w:proofErr w:type="spellStart"/>
-      <w:r>
-        <w:t>ex</w:t>
-      </w:r>
-      <w:proofErr w:type="spellEnd"/>
-      <w:r>
-        <w:t xml:space="preserve">: </w:t>
-      </w:r>
-      <w:proofErr w:type="spellStart"/>
-      <w:r>
-        <w:t>Amount</w:t>
-      </w:r>
-      <w:proofErr w:type="spellEnd"/>
-      <w:r>
-        <w:t xml:space="preserve"> &gt; 3000 em registros como Time=103). Resposta à pergunta: Sim, outliers em V1-V28, </w:t>
-      </w:r>
-      <w:proofErr w:type="spellStart"/>
-      <w:r>
-        <w:t>Amount</w:t>
-      </w:r>
-      <w:proofErr w:type="spellEnd"/>
-      <w:r>
-        <w:t xml:space="preserve"> podem ser removidos (se &lt;1%), transformados (</w:t>
-      </w:r>
-      <w:proofErr w:type="spellStart"/>
-      <w:r>
-        <w:t>winsorizing</w:t>
-      </w:r>
-      <w:proofErr w:type="spellEnd"/>
-      <w:r>
-        <w:t xml:space="preserve">) ou investigados (análise de impacto em </w:t>
-      </w:r>
-      <w:proofErr w:type="spellStart"/>
-      <w:r>
-        <w:t>Class</w:t>
-      </w:r>
-      <w:proofErr w:type="spellEnd"/>
-      <w:r>
-        <w:t>=0).</w:t>
+        <w:t>Colunas que podem ser removidas: Nenhuma essencial, mas Time pode ser removido se não houver análise temporal. Colunas que podem ser transformadas: Amount (log-transformação para normalizar distribuição assimétrica); V1-V28 (padronização z-score para PCA features). Colunas que devem ser investigadas: V1-V28 e Amount devido a outliers (ex: Amount &gt; 3000 em registros como Time=103). Resposta à pergunta: Sim, outliers em V1-V28, Amount podem ser removidos (se &lt;1%), transformados (winsorizing) ou investigados (análise de impacto em Class=0).</w:t>
       </w:r>
     </w:p>
     <w:p>
@@ -12117,60 +11050,6 @@
     </w:p>
     <w:p>
       <w:pPr>
-        <w:spacing w:after="0" w:line="240" w:lineRule="auto"/>
-        <w:rPr>
-          <w:b/>
-          <w:bCs/>
-        </w:rPr>
-      </w:pPr>
-    </w:p>
-    <w:p>
-      <w:pPr>
-        <w:spacing w:after="0" w:line="240" w:lineRule="auto"/>
-        <w:rPr>
-          <w:b/>
-          <w:bCs/>
-        </w:rPr>
-      </w:pPr>
-    </w:p>
-    <w:p>
-      <w:pPr>
-        <w:spacing w:after="0" w:line="240" w:lineRule="auto"/>
-        <w:rPr>
-          <w:b/>
-          <w:bCs/>
-        </w:rPr>
-      </w:pPr>
-    </w:p>
-    <w:p>
-      <w:pPr>
-        <w:spacing w:after="0" w:line="240" w:lineRule="auto"/>
-        <w:rPr>
-          <w:b/>
-          <w:bCs/>
-        </w:rPr>
-      </w:pPr>
-    </w:p>
-    <w:p>
-      <w:pPr>
-        <w:spacing w:after="0" w:line="240" w:lineRule="auto"/>
-        <w:rPr>
-          <w:b/>
-          <w:bCs/>
-        </w:rPr>
-      </w:pPr>
-    </w:p>
-    <w:p>
-      <w:pPr>
-        <w:spacing w:after="0" w:line="240" w:lineRule="auto"/>
-        <w:rPr>
-          <w:b/>
-          <w:bCs/>
-        </w:rPr>
-      </w:pPr>
-    </w:p>
-    <w:p>
-      <w:pPr>
         <w:pStyle w:val="Ttulo1"/>
         <w:spacing w:before="0" w:line="240" w:lineRule="auto"/>
         <w:rPr>
@@ -12183,7 +11062,6 @@
           <w:sz w:val="24"/>
           <w:szCs w:val="24"/>
         </w:rPr>
-        <w:lastRenderedPageBreak/>
         <w:t>Resposta</w:t>
       </w:r>
     </w:p>
@@ -12204,15 +11082,7 @@
     </w:p>
     <w:p>
       <w:r>
-        <w:t xml:space="preserve">Esta análise sintetiza as conclusões sobre o </w:t>
-      </w:r>
-      <w:proofErr w:type="spellStart"/>
-      <w:r>
-        <w:t>dataset</w:t>
-      </w:r>
-      <w:proofErr w:type="spellEnd"/>
-      <w:r>
-        <w:t xml:space="preserve"> de transações financeiras, com 284 registros, focando em tipos de dados, padrões temporais, outliers e recomendações.</w:t>
+        <w:t>Esta análise sintetiza as conclusões sobre o dataset de transações financeiras, com 284 registros, focando em tipos de dados, padrões temporais, outliers e recomendações.</w:t>
       </w:r>
     </w:p>
     <w:p>
@@ -12232,23 +11102,7 @@
     </w:p>
     <w:p>
       <w:r>
-        <w:t xml:space="preserve">Colunas numéricas (contínuas): Time, V1 a V28, </w:t>
-      </w:r>
-      <w:proofErr w:type="spellStart"/>
-      <w:r>
-        <w:t>Amount</w:t>
-      </w:r>
-      <w:proofErr w:type="spellEnd"/>
-      <w:r>
-        <w:t xml:space="preserve">. Coluna categórica (discreta): </w:t>
-      </w:r>
-      <w:proofErr w:type="spellStart"/>
-      <w:r>
-        <w:t>Class</w:t>
-      </w:r>
-      <w:proofErr w:type="spellEnd"/>
-      <w:r>
-        <w:t xml:space="preserve"> (todos valores 0, sem fraudes).</w:t>
+        <w:t>Colunas numéricas (contínuas): Time, V1 a V28, Amount. Coluna categórica (discreta): Class (todos valores 0, sem fraudes).</w:t>
       </w:r>
     </w:p>
     <w:p>
@@ -12268,23 +11122,7 @@
     </w:p>
     <w:p>
       <w:r>
-        <w:t xml:space="preserve">O Time aumenta </w:t>
-      </w:r>
-      <w:proofErr w:type="spellStart"/>
-      <w:r>
-        <w:t>monotonicamente</w:t>
-      </w:r>
-      <w:proofErr w:type="spellEnd"/>
-      <w:r>
-        <w:t xml:space="preserve"> até 265s, com </w:t>
-      </w:r>
-      <w:proofErr w:type="spellStart"/>
-      <w:r>
-        <w:t>Amount</w:t>
-      </w:r>
-      <w:proofErr w:type="spellEnd"/>
-      <w:r>
-        <w:t xml:space="preserve"> exibindo variabilidade (média ~80, mediana ~12.99). Tendência de aumento no volume e variância, sem fraudes detectadas.</w:t>
+        <w:t>O Time aumenta monotonicamente até 265s, com Amount exibindo variabilidade (média ~80, mediana ~12.99). Tendência de aumento no volume e variância, sem fraudes detectadas.</w:t>
       </w:r>
     </w:p>
     <w:p>
@@ -12304,23 +11142,7 @@
     </w:p>
     <w:p>
       <w:r>
-        <w:t xml:space="preserve">Outliers identificados via IQR em V1-V28 (~7.7%) e </w:t>
-      </w:r>
-      <w:proofErr w:type="spellStart"/>
-      <w:r>
-        <w:t>Amount</w:t>
-      </w:r>
-      <w:proofErr w:type="spellEnd"/>
-      <w:r>
-        <w:t xml:space="preserve"> (8.8%, </w:t>
-      </w:r>
-      <w:proofErr w:type="spellStart"/>
-      <w:r>
-        <w:t>ex</w:t>
-      </w:r>
-      <w:proofErr w:type="spellEnd"/>
-      <w:r>
-        <w:t>: 3828.04). Nenhum em Time ou Class.</w:t>
+        <w:t>Outliers identificados via IQR em V1-V28 (~7.7%) e Amount (8.8%, ex: 3828.04). Nenhum em Time ou Class.</w:t>
       </w:r>
     </w:p>
     <w:tbl>
@@ -12361,15 +11183,7 @@
           </w:tcPr>
           <w:p>
             <w:r>
-              <w:t xml:space="preserve">Exemplo de Outliers em </w:t>
-            </w:r>
-            <w:proofErr w:type="spellStart"/>
-            <w:r>
-              <w:t>Amount</w:t>
-            </w:r>
-            <w:proofErr w:type="spellEnd"/>
-            <w:r>
-              <w:t xml:space="preserve"> (Formatação Condicional)</w:t>
+              <w:t>Exemplo de Outliers em Amount (Formatação Condicional)</w:t>
             </w:r>
           </w:p>
         </w:tc>
@@ -12436,7 +11250,6 @@
                 <w:bCs/>
               </w:rPr>
             </w:pPr>
-            <w:proofErr w:type="spellStart"/>
             <w:r>
               <w:rPr>
                 <w:b/>
@@ -12444,7 +11257,6 @@
               </w:rPr>
               <w:t>Amount</w:t>
             </w:r>
-            <w:proofErr w:type="spellEnd"/>
           </w:p>
         </w:tc>
         <w:tc>
@@ -12673,6 +11485,7 @@
           </w:tcPr>
           <w:p>
             <w:r>
+              <w:lastRenderedPageBreak/>
               <w:t>200</w:t>
             </w:r>
           </w:p>
@@ -12755,23 +11568,7 @@
     </w:p>
     <w:p>
       <w:r>
-        <w:t xml:space="preserve">Time: Remover se não essencial. V1-V28: Investigar e transformar (z-score). </w:t>
-      </w:r>
-      <w:proofErr w:type="spellStart"/>
-      <w:r>
-        <w:t>Amount</w:t>
-      </w:r>
-      <w:proofErr w:type="spellEnd"/>
-      <w:r>
-        <w:t xml:space="preserve">: Log-transformar e investigar outliers. </w:t>
-      </w:r>
-      <w:proofErr w:type="spellStart"/>
-      <w:r>
-        <w:t>Class</w:t>
-      </w:r>
-      <w:proofErr w:type="spellEnd"/>
-      <w:r>
-        <w:t>: Manter.</w:t>
+        <w:t>Time: Remover se não essencial. V1-V28: Investigar e transformar (z-score). Amount: Log-transformar e investigar outliers. Class: Manter.</w:t>
       </w:r>
     </w:p>
     <w:p>
@@ -12791,35 +11588,7 @@
     </w:p>
     <w:p>
       <w:r>
-        <w:t xml:space="preserve">Os dados representam transações normais (sem fraudes), com tendências temporais de aumento na variabilidade de </w:t>
-      </w:r>
-      <w:proofErr w:type="spellStart"/>
-      <w:r>
-        <w:t>Amount</w:t>
-      </w:r>
-      <w:proofErr w:type="spellEnd"/>
-      <w:r>
-        <w:t xml:space="preserve">. Outliers em features PCA e </w:t>
-      </w:r>
-      <w:proofErr w:type="spellStart"/>
-      <w:r>
-        <w:t>Amount</w:t>
-      </w:r>
-      <w:proofErr w:type="spellEnd"/>
-      <w:r>
-        <w:t xml:space="preserve"> sugerem necessidade de investigação para ruído ou anomalias potenciais. Recomenda-se transformações para normalização e remoção de Time irrelevante, preparando o </w:t>
-      </w:r>
-      <w:proofErr w:type="spellStart"/>
-      <w:r>
-        <w:t>dataset</w:t>
-      </w:r>
-      <w:proofErr w:type="spellEnd"/>
-      <w:r>
-        <w:t xml:space="preserve"> </w:t>
-      </w:r>
-      <w:r>
-        <w:lastRenderedPageBreak/>
-        <w:t>para modelagem preditiva. Insights principais: Atividade financeira estável, mas com picos que demandam atenção; ausência de fraudes reforça foco em detecção futura.</w:t>
+        <w:t>Os dados representam transações normais (sem fraudes), com tendências temporais de aumento na variabilidade de Amount. Outliers em features PCA e Amount sugerem necessidade de investigação para ruído ou anomalias potenciais. Recomenda-se transformações para normalização e remoção de Time irrelevante, preparando o dataset para modelagem preditiva. Insights principais: Atividade financeira estável, mas com picos que demandam atenção; ausência de fraudes reforça foco em detecção futura.</w:t>
       </w:r>
     </w:p>
     <w:p>
@@ -12849,7 +11618,7 @@
 </file>
 
 <file path=word/numbering.xml><?xml version="1.0" encoding="utf-8"?>
-<w:numbering xmlns:wpc="http://schemas.microsoft.com/office/word/2010/wordprocessingCanvas" xmlns:cx="http://schemas.microsoft.com/office/drawing/2014/chartex" xmlns:cx1="http://schemas.microsoft.com/office/drawing/2015/9/8/chartex" xmlns:cx2="http://schemas.microsoft.com/office/drawing/2015/10/21/chartex" xmlns:cx3="http://schemas.microsoft.com/office/drawing/2016/5/9/chartex" xmlns:cx4="http://schemas.microsoft.com/office/drawing/2016/5/10/chartex" xmlns:cx5="http://schemas.microsoft.com/office/drawing/2016/5/11/chartex" xmlns:cx6="http://schemas.microsoft.com/office/drawing/2016/5/12/chartex" xmlns:cx7="http://schemas.microsoft.com/office/drawing/2016/5/13/chartex" xmlns:cx8="http://schemas.microsoft.com/office/drawing/2016/5/14/chartex" xmlns:mc="http://schemas.openxmlformats.org/markup-compatibility/2006" xmlns:aink="http://schemas.microsoft.com/office/drawing/2016/ink" xmlns:am3d="http://schemas.microsoft.com/office/drawing/2017/model3d" xmlns:o="urn:schemas-microsoft-com:office:office" xmlns:oel="http://schemas.microsoft.com/office/2019/extlst" xmlns:r="http://schemas.openxmlformats.org/officeDocument/2006/relationships" xmlns:m="http://schemas.openxmlformats.org/officeDocument/2006/math" xmlns:v="urn:schemas-microsoft-com:vml" xmlns:wp14="http://schemas.microsoft.com/office/word/2010/wordprocessingDrawing" xmlns:wp="http://schemas.openxmlformats.org/drawingml/2006/wordprocessingDrawing" xmlns:w10="urn:schemas-microsoft-com:office:word" xmlns:w="http://schemas.openxmlformats.org/wordprocessingml/2006/main" xmlns:w14="http://schemas.microsoft.com/office/word/2010/wordml" xmlns:w15="http://schemas.microsoft.com/office/word/2012/wordml" xmlns:w16cex="http://schemas.microsoft.com/office/word/2018/wordml/cex" xmlns:w16cid="http://schemas.microsoft.com/office/word/2016/wordml/cid" xmlns:w16="http://schemas.microsoft.com/office/word/2018/wordml" xmlns:w16du="http://schemas.microsoft.com/office/word/2023/wordml/word16du" xmlns:w16sdtdh="http://schemas.microsoft.com/office/word/2020/wordml/sdtdatahash" xmlns:w16sdtfl="http://schemas.microsoft.com/office/word/2024/wordml/sdtformatlock" xmlns:w16se="http://schemas.microsoft.com/office/word/2015/wordml/symex" xmlns:wpg="http://schemas.microsoft.com/office/word/2010/wordprocessingGroup" xmlns:wpi="http://schemas.microsoft.com/office/word/2010/wordprocessingInk" xmlns:wne="http://schemas.microsoft.com/office/word/2006/wordml" xmlns:wps="http://schemas.microsoft.com/office/word/2010/wordprocessingShape" mc:Ignorable="w14 w15 w16se w16cid w16 w16cex w16sdtdh w16sdtfl w16du wp14">
+<w:numbering xmlns:wpc="http://schemas.microsoft.com/office/word/2010/wordprocessingCanvas" xmlns:cx="http://schemas.microsoft.com/office/drawing/2014/chartex" xmlns:cx1="http://schemas.microsoft.com/office/drawing/2015/9/8/chartex" xmlns:cx2="http://schemas.microsoft.com/office/drawing/2015/10/21/chartex" xmlns:cx3="http://schemas.microsoft.com/office/drawing/2016/5/9/chartex" xmlns:cx4="http://schemas.microsoft.com/office/drawing/2016/5/10/chartex" xmlns:cx5="http://schemas.microsoft.com/office/drawing/2016/5/11/chartex" xmlns:cx6="http://schemas.microsoft.com/office/drawing/2016/5/12/chartex" xmlns:cx7="http://schemas.microsoft.com/office/drawing/2016/5/13/chartex" xmlns:cx8="http://schemas.microsoft.com/office/drawing/2016/5/14/chartex" xmlns:mc="http://schemas.openxmlformats.org/markup-compatibility/2006" xmlns:aink="http://schemas.microsoft.com/office/drawing/2016/ink" xmlns:am3d="http://schemas.microsoft.com/office/drawing/2017/model3d" xmlns:o="urn:schemas-microsoft-com:office:office" xmlns:r="http://schemas.openxmlformats.org/officeDocument/2006/relationships" xmlns:m="http://schemas.openxmlformats.org/officeDocument/2006/math" xmlns:v="urn:schemas-microsoft-com:vml" xmlns:wp14="http://schemas.microsoft.com/office/word/2010/wordprocessingDrawing" xmlns:wp="http://schemas.openxmlformats.org/drawingml/2006/wordprocessingDrawing" xmlns:w10="urn:schemas-microsoft-com:office:word" xmlns:w="http://schemas.openxmlformats.org/wordprocessingml/2006/main" xmlns:w14="http://schemas.microsoft.com/office/word/2010/wordml" xmlns:w15="http://schemas.microsoft.com/office/word/2012/wordml" xmlns:w16cex="http://schemas.microsoft.com/office/word/2018/wordml/cex" xmlns:w16cid="http://schemas.microsoft.com/office/word/2016/wordml/cid" xmlns:w16="http://schemas.microsoft.com/office/word/2018/wordml" xmlns:w16sdtdh="http://schemas.microsoft.com/office/word/2020/wordml/sdtdatahash" xmlns:w16se="http://schemas.microsoft.com/office/word/2015/wordml/symex" xmlns:wpg="http://schemas.microsoft.com/office/word/2010/wordprocessingGroup" xmlns:wpi="http://schemas.microsoft.com/office/word/2010/wordprocessingInk" xmlns:wne="http://schemas.microsoft.com/office/word/2006/wordml" xmlns:wps="http://schemas.microsoft.com/office/word/2010/wordprocessingShape" mc:Ignorable="w14 w15 w16se w16cid w16 w16cex w16sdtdh wp14">
   <w:abstractNum w:abstractNumId="0" w15:restartNumberingAfterBreak="0">
     <w:nsid w:val="FFFFFF7C"/>
     <w:multiLevelType w:val="singleLevel"/>
@@ -14064,59 +12833,59 @@
       </w:rPr>
     </w:lvl>
   </w:abstractNum>
-  <w:num w:numId="1" w16cid:durableId="356085384">
+  <w:num w:numId="1">
     <w:abstractNumId w:val="8"/>
   </w:num>
-  <w:num w:numId="2" w16cid:durableId="1109272672">
+  <w:num w:numId="2">
     <w:abstractNumId w:val="6"/>
   </w:num>
-  <w:num w:numId="3" w16cid:durableId="1413547444">
+  <w:num w:numId="3">
     <w:abstractNumId w:val="5"/>
   </w:num>
-  <w:num w:numId="4" w16cid:durableId="299774336">
+  <w:num w:numId="4">
     <w:abstractNumId w:val="4"/>
   </w:num>
-  <w:num w:numId="5" w16cid:durableId="1026711261">
+  <w:num w:numId="5">
     <w:abstractNumId w:val="7"/>
   </w:num>
-  <w:num w:numId="6" w16cid:durableId="495807079">
+  <w:num w:numId="6">
     <w:abstractNumId w:val="3"/>
   </w:num>
-  <w:num w:numId="7" w16cid:durableId="1271013585">
+  <w:num w:numId="7">
     <w:abstractNumId w:val="2"/>
   </w:num>
-  <w:num w:numId="8" w16cid:durableId="2046515584">
+  <w:num w:numId="8">
     <w:abstractNumId w:val="1"/>
   </w:num>
-  <w:num w:numId="9" w16cid:durableId="2083067534">
+  <w:num w:numId="9">
     <w:abstractNumId w:val="0"/>
   </w:num>
-  <w:num w:numId="10" w16cid:durableId="1368332752">
+  <w:num w:numId="10">
     <w:abstractNumId w:val="10"/>
   </w:num>
-  <w:num w:numId="11" w16cid:durableId="123087122">
+  <w:num w:numId="11">
     <w:abstractNumId w:val="11"/>
   </w:num>
-  <w:num w:numId="12" w16cid:durableId="1778519380">
+  <w:num w:numId="12">
     <w:abstractNumId w:val="9"/>
   </w:num>
-  <w:num w:numId="13" w16cid:durableId="1333797896">
+  <w:num w:numId="13">
     <w:abstractNumId w:val="12"/>
   </w:num>
-  <w:num w:numId="14" w16cid:durableId="1368405309">
+  <w:num w:numId="14">
     <w:abstractNumId w:val="15"/>
   </w:num>
-  <w:num w:numId="15" w16cid:durableId="82528407">
+  <w:num w:numId="15">
     <w:abstractNumId w:val="14"/>
   </w:num>
-  <w:num w:numId="16" w16cid:durableId="229392568">
+  <w:num w:numId="16">
     <w:abstractNumId w:val="13"/>
   </w:num>
 </w:numbering>
 </file>
 
 <file path=word/styles.xml><?xml version="1.0" encoding="utf-8"?>
-<w:styles xmlns:mc="http://schemas.openxmlformats.org/markup-compatibility/2006" xmlns:r="http://schemas.openxmlformats.org/officeDocument/2006/relationships" xmlns:w="http://schemas.openxmlformats.org/wordprocessingml/2006/main" xmlns:w14="http://schemas.microsoft.com/office/word/2010/wordml" xmlns:w15="http://schemas.microsoft.com/office/word/2012/wordml" xmlns:w16cex="http://schemas.microsoft.com/office/word/2018/wordml/cex" xmlns:w16cid="http://schemas.microsoft.com/office/word/2016/wordml/cid" xmlns:w16="http://schemas.microsoft.com/office/word/2018/wordml" xmlns:w16du="http://schemas.microsoft.com/office/word/2023/wordml/word16du" xmlns:w16sdtdh="http://schemas.microsoft.com/office/word/2020/wordml/sdtdatahash" xmlns:w16sdtfl="http://schemas.microsoft.com/office/word/2024/wordml/sdtformatlock" xmlns:w16se="http://schemas.microsoft.com/office/word/2015/wordml/symex" mc:Ignorable="w14 w15 w16se w16cid w16 w16cex w16sdtdh w16sdtfl w16du">
+<w:styles xmlns:mc="http://schemas.openxmlformats.org/markup-compatibility/2006" xmlns:r="http://schemas.openxmlformats.org/officeDocument/2006/relationships" xmlns:w="http://schemas.openxmlformats.org/wordprocessingml/2006/main" xmlns:w14="http://schemas.microsoft.com/office/word/2010/wordml" xmlns:w15="http://schemas.microsoft.com/office/word/2012/wordml" xmlns:w16cex="http://schemas.microsoft.com/office/word/2018/wordml/cex" xmlns:w16cid="http://schemas.microsoft.com/office/word/2016/wordml/cid" xmlns:w16="http://schemas.microsoft.com/office/word/2018/wordml" xmlns:w16sdtdh="http://schemas.microsoft.com/office/word/2020/wordml/sdtdatahash" xmlns:w16se="http://schemas.microsoft.com/office/word/2015/wordml/symex" mc:Ignorable="w14 w15 w16se w16cid w16 w16cex w16sdtdh">
   <w:docDefaults>
     <w:rPrDefault>
       <w:rPr>

--- a/Desafio Extra Fraude Cartao de Credito/Agentes Autônomos – Relatório da Atividade  Extra.docx
+++ b/Desafio Extra Fraude Cartao de Credito/Agentes Autônomos – Relatório da Atividade  Extra.docx
@@ -30,8 +30,13 @@
         <w:t xml:space="preserve">A aplicação analisa dados de </w:t>
       </w:r>
       <w:r>
-        <w:t>um dataset</w:t>
-      </w:r>
+        <w:t xml:space="preserve">um </w:t>
+      </w:r>
+      <w:proofErr w:type="spellStart"/>
+      <w:r>
+        <w:t>dataset</w:t>
+      </w:r>
+      <w:proofErr w:type="spellEnd"/>
       <w:r>
         <w:t>. O fluxo é organizado em três agentes (Aquisição, Análise e Conclusão Geral), gerando HTML com gráficos e tabelas.</w:t>
       </w:r>
@@ -57,7 +62,15 @@
         <w:spacing w:after="120"/>
       </w:pPr>
       <w:r>
-        <w:t>Gerencia a interface Streamlit; recebe o CSV; preserva estado na sessão; orquestra chamadas ao Agente 2.</w:t>
+        <w:t xml:space="preserve">Gerencia a interface </w:t>
+      </w:r>
+      <w:proofErr w:type="spellStart"/>
+      <w:r>
+        <w:t>Streamlit</w:t>
+      </w:r>
+      <w:proofErr w:type="spellEnd"/>
+      <w:r>
+        <w:t>; recebe o CSV; preserva estado na sessão; orquestra chamadas ao Agente 2.</w:t>
       </w:r>
     </w:p>
     <w:p>
@@ -108,7 +121,15 @@
         <w:spacing w:after="120"/>
       </w:pPr>
       <w:r>
-        <w:t>Gera contexto via SQL (SQLite), responde em português e produz HTML com gráficos, tabelas e conclusões.</w:t>
+        <w:t>Gera contexto via SQL (</w:t>
+      </w:r>
+      <w:proofErr w:type="spellStart"/>
+      <w:r>
+        <w:t>SQLite</w:t>
+      </w:r>
+      <w:proofErr w:type="spellEnd"/>
+      <w:r>
+        <w:t>), responde em português e produz HTML com gráficos, tabelas e conclusões.</w:t>
       </w:r>
     </w:p>
     <w:p>
@@ -175,8 +196,16 @@
         <w:rPr>
           <w:rFonts w:ascii="Consolas" w:hAnsi="Consolas"/>
         </w:rPr>
-        <w:t>um dataset</w:t>
-      </w:r>
+        <w:t xml:space="preserve">um </w:t>
+      </w:r>
+      <w:proofErr w:type="spellStart"/>
+      <w:r>
+        <w:rPr>
+          <w:rFonts w:ascii="Consolas" w:hAnsi="Consolas"/>
+        </w:rPr>
+        <w:t>dataset</w:t>
+      </w:r>
+      <w:proofErr w:type="spellEnd"/>
       <w:r>
         <w:rPr>
           <w:rFonts w:ascii="Consolas" w:hAnsi="Consolas"/>
@@ -204,42 +233,93 @@
       <w:pPr>
         <w:spacing w:after="120"/>
       </w:pPr>
+      <w:proofErr w:type="spellStart"/>
       <w:r>
         <w:rPr>
           <w:b/>
           <w:bCs/>
         </w:rPr>
-        <w:t>llm_gera_query(...):</w:t>
-      </w:r>
-      <w:r>
-        <w:t xml:space="preserve"> Gera SQL compatível com SQLite, coleta colunas via PRAGMA, ajusta LIMIT com base em tokens.</w:t>
+        <w:t>llm_gera_query</w:t>
+      </w:r>
+      <w:proofErr w:type="spellEnd"/>
+      <w:r>
+        <w:rPr>
+          <w:b/>
+          <w:bCs/>
+        </w:rPr>
+        <w:t>(...):</w:t>
+      </w:r>
+      <w:r>
+        <w:t xml:space="preserve"> Gera SQL compatível com </w:t>
+      </w:r>
+      <w:proofErr w:type="spellStart"/>
+      <w:r>
+        <w:t>SQLite</w:t>
+      </w:r>
+      <w:proofErr w:type="spellEnd"/>
+      <w:r>
+        <w:t>, coleta colunas via PRAGMA, ajusta LIMIT com base em tokens.</w:t>
       </w:r>
     </w:p>
     <w:p>
       <w:pPr>
         <w:spacing w:after="120"/>
       </w:pPr>
+      <w:proofErr w:type="spellStart"/>
       <w:r>
         <w:rPr>
           <w:b/>
           <w:bCs/>
         </w:rPr>
-        <w:t>rag(...):</w:t>
-      </w:r>
-      <w:r>
-        <w:t xml:space="preserve"> Carrega o CSV em SQLite e invoca llm_gera_query para obter a query final.</w:t>
+        <w:t>rag</w:t>
+      </w:r>
+      <w:proofErr w:type="spellEnd"/>
+      <w:r>
+        <w:rPr>
+          <w:b/>
+          <w:bCs/>
+        </w:rPr>
+        <w:t>(...):</w:t>
+      </w:r>
+      <w:r>
+        <w:t xml:space="preserve"> Carrega o CSV em </w:t>
+      </w:r>
+      <w:proofErr w:type="spellStart"/>
+      <w:r>
+        <w:t>SQLite</w:t>
+      </w:r>
+      <w:proofErr w:type="spellEnd"/>
+      <w:r>
+        <w:t xml:space="preserve"> e invoca </w:t>
+      </w:r>
+      <w:proofErr w:type="spellStart"/>
+      <w:r>
+        <w:t>llm_gera_query</w:t>
+      </w:r>
+      <w:proofErr w:type="spellEnd"/>
+      <w:r>
+        <w:t xml:space="preserve"> para obter a query final.</w:t>
       </w:r>
     </w:p>
     <w:p>
       <w:pPr>
         <w:spacing w:after="120"/>
       </w:pPr>
+      <w:proofErr w:type="spellStart"/>
       <w:r>
         <w:rPr>
           <w:b/>
           <w:bCs/>
         </w:rPr>
-        <w:t>num_tokens_from_string(...):</w:t>
+        <w:t>num_tokens_from_string</w:t>
+      </w:r>
+      <w:proofErr w:type="spellEnd"/>
+      <w:r>
+        <w:rPr>
+          <w:b/>
+          <w:bCs/>
+        </w:rPr>
+        <w:t>(...):</w:t>
       </w:r>
       <w:r>
         <w:t xml:space="preserve"> Conta tokens para regular o volume do contexto.</w:t>
@@ -249,12 +329,21 @@
       <w:pPr>
         <w:spacing w:after="120"/>
       </w:pPr>
+      <w:proofErr w:type="spellStart"/>
       <w:r>
         <w:rPr>
           <w:b/>
           <w:bCs/>
         </w:rPr>
-        <w:t>ErroProcessamento:</w:t>
+        <w:t>ErroProcessamento</w:t>
+      </w:r>
+      <w:proofErr w:type="spellEnd"/>
+      <w:r>
+        <w:rPr>
+          <w:b/>
+          <w:bCs/>
+        </w:rPr>
+        <w:t>:</w:t>
       </w:r>
       <w:r>
         <w:t xml:space="preserve"> Exceção para falhas ou excesso de tentativas.</w:t>
@@ -418,12 +507,6 @@
         </w:rPr>
         <w:t xml:space="preserve"> </w:t>
       </w:r>
-      <w:r>
-        <w:rPr>
-          <w:color w:val="1F2328"/>
-        </w:rPr>
-        <w:t>(Deve ser colocado dentro da pasta “Scripts”)</w:t>
-      </w:r>
     </w:p>
     <w:p>
       <w:pPr>
@@ -452,13 +535,47 @@
           <w:color w:val="1F2328"/>
         </w:rPr>
       </w:pPr>
+      <w:proofErr w:type="spellStart"/>
       <w:r>
         <w:rPr>
           <w:rFonts w:ascii="Consolas" w:hAnsi="Consolas"/>
           <w:color w:val="1F2328"/>
         </w:rPr>
-        <w:t>python -m venv venv</w:t>
-      </w:r>
+        <w:t>python</w:t>
+      </w:r>
+      <w:proofErr w:type="spellEnd"/>
+      <w:r>
+        <w:rPr>
+          <w:rFonts w:ascii="Consolas" w:hAnsi="Consolas"/>
+          <w:color w:val="1F2328"/>
+        </w:rPr>
+        <w:t xml:space="preserve"> -m </w:t>
+      </w:r>
+      <w:proofErr w:type="spellStart"/>
+      <w:r>
+        <w:rPr>
+          <w:rFonts w:ascii="Consolas" w:hAnsi="Consolas"/>
+          <w:color w:val="1F2328"/>
+        </w:rPr>
+        <w:t>venv</w:t>
+      </w:r>
+      <w:proofErr w:type="spellEnd"/>
+      <w:r>
+        <w:rPr>
+          <w:rFonts w:ascii="Consolas" w:hAnsi="Consolas"/>
+          <w:color w:val="1F2328"/>
+        </w:rPr>
+        <w:t xml:space="preserve"> </w:t>
+      </w:r>
+      <w:proofErr w:type="spellStart"/>
+      <w:r>
+        <w:rPr>
+          <w:rFonts w:ascii="Consolas" w:hAnsi="Consolas"/>
+          <w:color w:val="1F2328"/>
+        </w:rPr>
+        <w:t>venv</w:t>
+      </w:r>
+      <w:proofErr w:type="spellEnd"/>
     </w:p>
     <w:p>
       <w:pPr>
@@ -469,6 +586,7 @@
           <w:color w:val="1F2328"/>
         </w:rPr>
       </w:pPr>
+      <w:proofErr w:type="spellStart"/>
       <w:r>
         <w:rPr>
           <w:rStyle w:val="pl-c1"/>
@@ -477,12 +595,45 @@
         </w:rPr>
         <w:t>source</w:t>
       </w:r>
+      <w:proofErr w:type="spellEnd"/>
       <w:r>
         <w:rPr>
           <w:rFonts w:ascii="Consolas" w:hAnsi="Consolas"/>
           <w:color w:val="1F2328"/>
         </w:rPr>
-        <w:t xml:space="preserve"> venv/bin/activate   </w:t>
+        <w:t xml:space="preserve"> </w:t>
+      </w:r>
+      <w:proofErr w:type="spellStart"/>
+      <w:r>
+        <w:rPr>
+          <w:rFonts w:ascii="Consolas" w:hAnsi="Consolas"/>
+          <w:color w:val="1F2328"/>
+        </w:rPr>
+        <w:t>venv</w:t>
+      </w:r>
+      <w:proofErr w:type="spellEnd"/>
+      <w:r>
+        <w:rPr>
+          <w:rFonts w:ascii="Consolas" w:hAnsi="Consolas"/>
+          <w:color w:val="1F2328"/>
+        </w:rPr>
+        <w:t>/bin/</w:t>
+      </w:r>
+      <w:proofErr w:type="spellStart"/>
+      <w:r>
+        <w:rPr>
+          <w:rFonts w:ascii="Consolas" w:hAnsi="Consolas"/>
+          <w:color w:val="1F2328"/>
+        </w:rPr>
+        <w:t>activate</w:t>
+      </w:r>
+      <w:proofErr w:type="spellEnd"/>
+      <w:r>
+        <w:rPr>
+          <w:rFonts w:ascii="Consolas" w:hAnsi="Consolas"/>
+          <w:color w:val="1F2328"/>
+        </w:rPr>
+        <w:t xml:space="preserve">   </w:t>
       </w:r>
       <w:r>
         <w:rPr>
@@ -502,6 +653,7 @@
           <w:color w:val="1F2328"/>
         </w:rPr>
       </w:pPr>
+      <w:proofErr w:type="spellStart"/>
       <w:r>
         <w:rPr>
           <w:rFonts w:ascii="Consolas" w:hAnsi="Consolas"/>
@@ -509,6 +661,7 @@
         </w:rPr>
         <w:t>venv</w:t>
       </w:r>
+      <w:proofErr w:type="spellEnd"/>
       <w:r>
         <w:rPr>
           <w:rStyle w:val="pl-cce"/>
@@ -530,14 +683,31 @@
           <w:rFonts w:ascii="Consolas" w:eastAsiaTheme="majorEastAsia" w:hAnsi="Consolas"/>
           <w:color w:val="1F2328"/>
         </w:rPr>
-        <w:t>\a</w:t>
+        <w:t>\</w:t>
+      </w:r>
+      <w:proofErr w:type="spellStart"/>
+      <w:r>
+        <w:rPr>
+          <w:rStyle w:val="pl-cce"/>
+          <w:rFonts w:ascii="Consolas" w:eastAsiaTheme="majorEastAsia" w:hAnsi="Consolas"/>
+          <w:color w:val="1F2328"/>
+        </w:rPr>
+        <w:t>a</w:t>
       </w:r>
       <w:r>
         <w:rPr>
           <w:rFonts w:ascii="Consolas" w:hAnsi="Consolas"/>
           <w:color w:val="1F2328"/>
         </w:rPr>
-        <w:t xml:space="preserve">ctivate      </w:t>
+        <w:t>ctivate</w:t>
+      </w:r>
+      <w:proofErr w:type="spellEnd"/>
+      <w:r>
+        <w:rPr>
+          <w:rFonts w:ascii="Consolas" w:hAnsi="Consolas"/>
+          <w:color w:val="1F2328"/>
+        </w:rPr>
+        <w:t xml:space="preserve">      </w:t>
       </w:r>
       <w:r>
         <w:rPr>
@@ -586,12 +756,37 @@
           <w:color w:val="1F2328"/>
         </w:rPr>
       </w:pPr>
+      <w:proofErr w:type="spellStart"/>
       <w:r>
         <w:rPr>
           <w:rFonts w:ascii="Consolas" w:hAnsi="Consolas"/>
           <w:color w:val="1F2328"/>
         </w:rPr>
-        <w:t>pip install -r requirements.txt</w:t>
+        <w:t>pip</w:t>
+      </w:r>
+      <w:proofErr w:type="spellEnd"/>
+      <w:r>
+        <w:rPr>
+          <w:rFonts w:ascii="Consolas" w:hAnsi="Consolas"/>
+          <w:color w:val="1F2328"/>
+        </w:rPr>
+        <w:t xml:space="preserve"> </w:t>
+      </w:r>
+      <w:proofErr w:type="spellStart"/>
+      <w:r>
+        <w:rPr>
+          <w:rFonts w:ascii="Consolas" w:hAnsi="Consolas"/>
+          <w:color w:val="1F2328"/>
+        </w:rPr>
+        <w:t>install</w:t>
+      </w:r>
+      <w:proofErr w:type="spellEnd"/>
+      <w:r>
+        <w:rPr>
+          <w:rFonts w:ascii="Consolas" w:hAnsi="Consolas"/>
+          <w:color w:val="1F2328"/>
+        </w:rPr>
+        <w:t xml:space="preserve"> -r requirements.txt</w:t>
       </w:r>
     </w:p>
     <w:p>
@@ -621,7 +816,15 @@
           <w:rFonts w:ascii="Segoe UI" w:hAnsi="Segoe UI" w:cs="Segoe UI"/>
           <w:color w:val="1F2328"/>
         </w:rPr>
-        <w:t>Crie o arquivo </w:t>
+        <w:t xml:space="preserve">Crie o </w:t>
+      </w:r>
+      <w:proofErr w:type="gramStart"/>
+      <w:r>
+        <w:rPr>
+          <w:rFonts w:ascii="Segoe UI" w:hAnsi="Segoe UI" w:cs="Segoe UI"/>
+          <w:color w:val="1F2328"/>
+        </w:rPr>
+        <w:t>arquivo </w:t>
       </w:r>
       <w:r>
         <w:rPr>
@@ -629,14 +832,25 @@
           <w:rFonts w:ascii="Consolas" w:hAnsi="Consolas"/>
           <w:color w:val="1F2328"/>
         </w:rPr>
-        <w:t>.env</w:t>
-      </w:r>
+        <w:t>.</w:t>
+      </w:r>
+      <w:proofErr w:type="spellStart"/>
+      <w:r>
+        <w:rPr>
+          <w:rStyle w:val="CdigoHTML"/>
+          <w:rFonts w:ascii="Consolas" w:hAnsi="Consolas"/>
+          <w:color w:val="1F2328"/>
+        </w:rPr>
+        <w:t>env</w:t>
+      </w:r>
+      <w:proofErr w:type="spellEnd"/>
+      <w:proofErr w:type="gramEnd"/>
       <w:r>
         <w:rPr>
           <w:rFonts w:ascii="Segoe UI" w:hAnsi="Segoe UI" w:cs="Segoe UI"/>
           <w:color w:val="1F2328"/>
         </w:rPr>
-        <w:t xml:space="preserve">, dentro da pasta “Scripts”, </w:t>
+        <w:t xml:space="preserve">, </w:t>
       </w:r>
       <w:r>
         <w:rPr>
@@ -645,18 +859,37 @@
         </w:rPr>
         <w:t>com sua chave de API gerada no provedor </w:t>
       </w:r>
-      <w:hyperlink r:id="rId8" w:history="1">
-        <w:r>
-          <w:rPr>
-            <w:rStyle w:val="Hyperlink"/>
-            <w:rFonts w:ascii="Segoe UI" w:hAnsi="Segoe UI" w:cs="Segoe UI"/>
-            <w:b/>
-            <w:bCs/>
-            <w:color w:val="0969DA"/>
-          </w:rPr>
-          <w:t>Openrouter</w:t>
-        </w:r>
-      </w:hyperlink>
+      <w:proofErr w:type="spellStart"/>
+      <w:r>
+        <w:fldChar w:fldCharType="begin"/>
+      </w:r>
+      <w:r>
+        <w:instrText xml:space="preserve"> HYPERLINK "https://openrouter.ai/" </w:instrText>
+      </w:r>
+      <w:r>
+        <w:fldChar w:fldCharType="separate"/>
+      </w:r>
+      <w:r>
+        <w:rPr>
+          <w:rStyle w:val="Hyperlink"/>
+          <w:rFonts w:ascii="Segoe UI" w:hAnsi="Segoe UI" w:cs="Segoe UI"/>
+          <w:b/>
+          <w:bCs/>
+          <w:color w:val="0969DA"/>
+        </w:rPr>
+        <w:t>Openrouter</w:t>
+      </w:r>
+      <w:proofErr w:type="spellEnd"/>
+      <w:r>
+        <w:rPr>
+          <w:rStyle w:val="Hyperlink"/>
+          <w:rFonts w:ascii="Segoe UI" w:hAnsi="Segoe UI" w:cs="Segoe UI"/>
+          <w:b/>
+          <w:bCs/>
+          <w:color w:val="0969DA"/>
+        </w:rPr>
+        <w:fldChar w:fldCharType="end"/>
+      </w:r>
     </w:p>
     <w:p>
       <w:pPr>
@@ -701,6 +934,7 @@
         </w:rPr>
         <w:t>"</w:t>
       </w:r>
+      <w:proofErr w:type="spellStart"/>
       <w:r>
         <w:rPr>
           <w:rStyle w:val="pl-s"/>
@@ -709,6 +943,7 @@
         </w:rPr>
         <w:t>sua_chave_aqui</w:t>
       </w:r>
+      <w:proofErr w:type="spellEnd"/>
       <w:r>
         <w:rPr>
           <w:rStyle w:val="pl-pds"/>
@@ -756,12 +991,37 @@
           <w:color w:val="1F2328"/>
         </w:rPr>
       </w:pPr>
+      <w:proofErr w:type="spellStart"/>
       <w:r>
         <w:rPr>
           <w:rFonts w:ascii="Consolas" w:hAnsi="Consolas"/>
           <w:color w:val="1F2328"/>
         </w:rPr>
-        <w:t>streamlit run agente_fraudecredito.py</w:t>
+        <w:t>streamlit</w:t>
+      </w:r>
+      <w:proofErr w:type="spellEnd"/>
+      <w:r>
+        <w:rPr>
+          <w:rFonts w:ascii="Consolas" w:hAnsi="Consolas"/>
+          <w:color w:val="1F2328"/>
+        </w:rPr>
+        <w:t xml:space="preserve"> </w:t>
+      </w:r>
+      <w:proofErr w:type="spellStart"/>
+      <w:r>
+        <w:rPr>
+          <w:rFonts w:ascii="Consolas" w:hAnsi="Consolas"/>
+          <w:color w:val="1F2328"/>
+        </w:rPr>
+        <w:t>run</w:t>
+      </w:r>
+      <w:proofErr w:type="spellEnd"/>
+      <w:r>
+        <w:rPr>
+          <w:rFonts w:ascii="Consolas" w:hAnsi="Consolas"/>
+          <w:color w:val="1F2328"/>
+        </w:rPr>
+        <w:t xml:space="preserve"> agente_fraudecredito.py</w:t>
       </w:r>
     </w:p>
     <w:p/>
@@ -885,7 +1145,7 @@
       <w:r>
         <w:t xml:space="preserve">Upload do </w:t>
       </w:r>
-      <w:hyperlink r:id="rId9" w:history="1">
+      <w:hyperlink r:id="rId8" w:history="1">
         <w:r>
           <w:rPr>
             <w:rStyle w:val="Hyperlink"/>
@@ -947,7 +1207,25 @@
         <w:pStyle w:val="Commarcadores"/>
       </w:pPr>
       <w:r>
-        <w:t>Qual a distribuição de cada variável ? (histogramas,distribuições)</w:t>
+        <w:t xml:space="preserve">Qual a distribuição de cada </w:t>
+      </w:r>
+      <w:proofErr w:type="gramStart"/>
+      <w:r>
+        <w:t>variável ?</w:t>
+      </w:r>
+      <w:proofErr w:type="gramEnd"/>
+      <w:r>
+        <w:t xml:space="preserve"> (</w:t>
+      </w:r>
+      <w:proofErr w:type="spellStart"/>
+      <w:proofErr w:type="gramStart"/>
+      <w:r>
+        <w:t>histogramas,distribuições</w:t>
+      </w:r>
+      <w:proofErr w:type="spellEnd"/>
+      <w:proofErr w:type="gramEnd"/>
+      <w:r>
+        <w:t>)</w:t>
       </w:r>
     </w:p>
     <w:p>
@@ -1137,10 +1415,12 @@
             <w:tcW w:w="4320" w:type="dxa"/>
           </w:tcPr>
           <w:p>
+            <w:proofErr w:type="spellStart"/>
             <w:r>
               <w:lastRenderedPageBreak/>
               <w:t>pydantic</w:t>
             </w:r>
+            <w:proofErr w:type="spellEnd"/>
           </w:p>
         </w:tc>
         <w:tc>
@@ -1160,9 +1440,11 @@
             <w:tcW w:w="4320" w:type="dxa"/>
           </w:tcPr>
           <w:p>
+            <w:proofErr w:type="spellStart"/>
             <w:r>
               <w:t>python-dotenv</w:t>
             </w:r>
+            <w:proofErr w:type="spellEnd"/>
           </w:p>
         </w:tc>
         <w:tc>
@@ -1182,9 +1464,11 @@
             <w:tcW w:w="4320" w:type="dxa"/>
           </w:tcPr>
           <w:p>
+            <w:proofErr w:type="spellStart"/>
             <w:r>
               <w:t>sqlalchemy</w:t>
             </w:r>
+            <w:proofErr w:type="spellEnd"/>
           </w:p>
         </w:tc>
         <w:tc>
@@ -1204,9 +1488,11 @@
             <w:tcW w:w="4320" w:type="dxa"/>
           </w:tcPr>
           <w:p>
+            <w:proofErr w:type="spellStart"/>
             <w:r>
               <w:t>packaging</w:t>
             </w:r>
+            <w:proofErr w:type="spellEnd"/>
           </w:p>
         </w:tc>
         <w:tc>
@@ -1226,9 +1512,11 @@
             <w:tcW w:w="4320" w:type="dxa"/>
           </w:tcPr>
           <w:p>
+            <w:proofErr w:type="spellStart"/>
             <w:r>
               <w:t>protobuf</w:t>
             </w:r>
+            <w:proofErr w:type="spellEnd"/>
           </w:p>
         </w:tc>
         <w:tc>
@@ -1248,9 +1536,11 @@
             <w:tcW w:w="4320" w:type="dxa"/>
           </w:tcPr>
           <w:p>
+            <w:proofErr w:type="spellStart"/>
             <w:r>
               <w:t>langchain</w:t>
             </w:r>
+            <w:proofErr w:type="spellEnd"/>
           </w:p>
         </w:tc>
         <w:tc>
@@ -1270,9 +1560,11 @@
             <w:tcW w:w="4320" w:type="dxa"/>
           </w:tcPr>
           <w:p>
+            <w:proofErr w:type="spellStart"/>
             <w:r>
               <w:t>langchain-community</w:t>
             </w:r>
+            <w:proofErr w:type="spellEnd"/>
           </w:p>
         </w:tc>
         <w:tc>
@@ -1292,8 +1584,13 @@
             <w:tcW w:w="4320" w:type="dxa"/>
           </w:tcPr>
           <w:p>
-            <w:r>
-              <w:t>langchain-core</w:t>
+            <w:proofErr w:type="spellStart"/>
+            <w:r>
+              <w:t>langchain</w:t>
+            </w:r>
+            <w:proofErr w:type="spellEnd"/>
+            <w:r>
+              <w:t>-core</w:t>
             </w:r>
           </w:p>
         </w:tc>
@@ -1314,9 +1611,11 @@
             <w:tcW w:w="4320" w:type="dxa"/>
           </w:tcPr>
           <w:p>
+            <w:proofErr w:type="spellStart"/>
             <w:r>
               <w:t>streamlit</w:t>
             </w:r>
+            <w:proofErr w:type="spellEnd"/>
           </w:p>
         </w:tc>
         <w:tc>
@@ -1336,9 +1635,11 @@
             <w:tcW w:w="4320" w:type="dxa"/>
           </w:tcPr>
           <w:p>
+            <w:proofErr w:type="spellStart"/>
             <w:r>
               <w:t>cachetools</w:t>
             </w:r>
+            <w:proofErr w:type="spellEnd"/>
           </w:p>
         </w:tc>
         <w:tc>
@@ -1358,9 +1659,11 @@
             <w:tcW w:w="4320" w:type="dxa"/>
           </w:tcPr>
           <w:p>
+            <w:proofErr w:type="spellStart"/>
             <w:r>
               <w:t>matplotlib</w:t>
             </w:r>
+            <w:proofErr w:type="spellEnd"/>
           </w:p>
         </w:tc>
         <w:tc>
@@ -1380,9 +1683,11 @@
             <w:tcW w:w="4320" w:type="dxa"/>
           </w:tcPr>
           <w:p>
+            <w:proofErr w:type="spellStart"/>
             <w:r>
               <w:t>langchain-openai</w:t>
             </w:r>
+            <w:proofErr w:type="spellEnd"/>
           </w:p>
         </w:tc>
         <w:tc>
@@ -1402,9 +1707,11 @@
             <w:tcW w:w="4320" w:type="dxa"/>
           </w:tcPr>
           <w:p>
+            <w:proofErr w:type="spellStart"/>
             <w:r>
               <w:t>openpyxl</w:t>
             </w:r>
+            <w:proofErr w:type="spellEnd"/>
           </w:p>
         </w:tc>
         <w:tc>
@@ -1446,9 +1753,13 @@
             <w:tcW w:w="4320" w:type="dxa"/>
           </w:tcPr>
           <w:p>
+            <w:proofErr w:type="spellStart"/>
+            <w:proofErr w:type="gramStart"/>
             <w:r>
               <w:t>transformers.utils</w:t>
             </w:r>
+            <w:proofErr w:type="spellEnd"/>
+            <w:proofErr w:type="gramEnd"/>
           </w:p>
         </w:tc>
         <w:tc>
@@ -1468,9 +1779,11 @@
             <w:tcW w:w="4320" w:type="dxa"/>
           </w:tcPr>
           <w:p>
+            <w:proofErr w:type="spellStart"/>
             <w:r>
               <w:t>torch</w:t>
             </w:r>
+            <w:proofErr w:type="spellEnd"/>
           </w:p>
         </w:tc>
         <w:tc>
@@ -1498,7 +1811,28 @@
         <w:spacing w:after="120"/>
       </w:pPr>
       <w:r>
-        <w:t>Uso de st.session_state (histórico de perguntas/conclusões) e InMemoryCache para cache de LLM.</w:t>
+        <w:t xml:space="preserve">Uso de </w:t>
+      </w:r>
+      <w:proofErr w:type="spellStart"/>
+      <w:proofErr w:type="gramStart"/>
+      <w:r>
+        <w:t>st.session</w:t>
+      </w:r>
+      <w:proofErr w:type="gramEnd"/>
+      <w:r>
+        <w:t>_state</w:t>
+      </w:r>
+      <w:proofErr w:type="spellEnd"/>
+      <w:r>
+        <w:t xml:space="preserve"> (histórico de perguntas/conclusões) e </w:t>
+      </w:r>
+      <w:proofErr w:type="spellStart"/>
+      <w:r>
+        <w:t>InMemoryCache</w:t>
+      </w:r>
+      <w:proofErr w:type="spellEnd"/>
+      <w:r>
+        <w:t xml:space="preserve"> para cache de LLM.</w:t>
       </w:r>
     </w:p>
     <w:p>
@@ -1515,11 +1849,59 @@
         <w:jc w:val="center"/>
       </w:pPr>
       <w:r>
+        <w:rPr>
+          <w:noProof/>
+        </w:rPr>
         <w:drawing>
           <wp:inline distT="0" distB="0" distL="0" distR="0" wp14:anchorId="0D26C8CA" wp14:editId="28C56CAA">
             <wp:extent cx="4426583" cy="3304567"/>
             <wp:effectExtent l="0" t="0" r="0" b="0"/>
             <wp:docPr id="1" name="Imagem 1"/>
+            <wp:cNvGraphicFramePr>
+              <a:graphicFrameLocks xmlns:a="http://schemas.openxmlformats.org/drawingml/2006/main" noChangeAspect="1"/>
+            </wp:cNvGraphicFramePr>
+            <a:graphic xmlns:a="http://schemas.openxmlformats.org/drawingml/2006/main">
+              <a:graphicData uri="http://schemas.openxmlformats.org/drawingml/2006/picture">
+                <pic:pic xmlns:pic="http://schemas.openxmlformats.org/drawingml/2006/picture">
+                  <pic:nvPicPr>
+                    <pic:cNvPr id="1" name=""/>
+                    <pic:cNvPicPr/>
+                  </pic:nvPicPr>
+                  <pic:blipFill>
+                    <a:blip r:embed="rId9"/>
+                    <a:stretch>
+                      <a:fillRect/>
+                    </a:stretch>
+                  </pic:blipFill>
+                  <pic:spPr>
+                    <a:xfrm>
+                      <a:off x="0" y="0"/>
+                      <a:ext cx="4430227" cy="3307287"/>
+                    </a:xfrm>
+                    <a:prstGeom prst="rect">
+                      <a:avLst/>
+                    </a:prstGeom>
+                  </pic:spPr>
+                </pic:pic>
+              </a:graphicData>
+            </a:graphic>
+          </wp:inline>
+        </w:drawing>
+      </w:r>
+    </w:p>
+    <w:p>
+      <w:pPr>
+        <w:jc w:val="center"/>
+      </w:pPr>
+      <w:r>
+        <w:rPr>
+          <w:noProof/>
+        </w:rPr>
+        <w:drawing>
+          <wp:inline distT="0" distB="0" distL="0" distR="0" wp14:anchorId="7A766B60" wp14:editId="2BA4FB7A">
+            <wp:extent cx="4188968" cy="3371053"/>
+            <wp:effectExtent l="0" t="0" r="2540" b="1270"/>
+            <wp:docPr id="3" name="Imagem 3"/>
             <wp:cNvGraphicFramePr>
               <a:graphicFrameLocks xmlns:a="http://schemas.openxmlformats.org/drawingml/2006/main" noChangeAspect="1"/>
             </wp:cNvGraphicFramePr>
@@ -1539,48 +1921,6 @@
                   <pic:spPr>
                     <a:xfrm>
                       <a:off x="0" y="0"/>
-                      <a:ext cx="4430227" cy="3307287"/>
-                    </a:xfrm>
-                    <a:prstGeom prst="rect">
-                      <a:avLst/>
-                    </a:prstGeom>
-                  </pic:spPr>
-                </pic:pic>
-              </a:graphicData>
-            </a:graphic>
-          </wp:inline>
-        </w:drawing>
-      </w:r>
-    </w:p>
-    <w:p>
-      <w:pPr>
-        <w:jc w:val="center"/>
-      </w:pPr>
-      <w:r>
-        <w:drawing>
-          <wp:inline distT="0" distB="0" distL="0" distR="0" wp14:anchorId="7A766B60" wp14:editId="2BA4FB7A">
-            <wp:extent cx="4188968" cy="3371053"/>
-            <wp:effectExtent l="0" t="0" r="2540" b="1270"/>
-            <wp:docPr id="3" name="Imagem 3"/>
-            <wp:cNvGraphicFramePr>
-              <a:graphicFrameLocks xmlns:a="http://schemas.openxmlformats.org/drawingml/2006/main" noChangeAspect="1"/>
-            </wp:cNvGraphicFramePr>
-            <a:graphic xmlns:a="http://schemas.openxmlformats.org/drawingml/2006/main">
-              <a:graphicData uri="http://schemas.openxmlformats.org/drawingml/2006/picture">
-                <pic:pic xmlns:pic="http://schemas.openxmlformats.org/drawingml/2006/picture">
-                  <pic:nvPicPr>
-                    <pic:cNvPr id="1" name=""/>
-                    <pic:cNvPicPr/>
-                  </pic:nvPicPr>
-                  <pic:blipFill>
-                    <a:blip r:embed="rId11"/>
-                    <a:stretch>
-                      <a:fillRect/>
-                    </a:stretch>
-                  </pic:blipFill>
-                  <pic:spPr>
-                    <a:xfrm>
-                      <a:off x="0" y="0"/>
                       <a:ext cx="4196661" cy="3377244"/>
                     </a:xfrm>
                     <a:prstGeom prst="rect">
@@ -1607,15 +1947,11 @@
     <w:p/>
     <w:p>
       <w:pPr>
-        <w:jc w:val="center"/>
-      </w:pPr>
-    </w:p>
-    <w:p>
-      <w:pPr>
         <w:pStyle w:val="Ttulo1"/>
         <w:spacing w:before="0" w:line="240" w:lineRule="auto"/>
       </w:pPr>
       <w:r>
+        <w:lastRenderedPageBreak/>
         <w:t>Evidências</w:t>
       </w:r>
       <w:r>
@@ -1702,8 +2038,17 @@
           <w:b/>
           <w:bCs/>
         </w:rPr>
-        <w:t>Análise de Tipos de Dados do Dataset</w:t>
-      </w:r>
+        <w:t xml:space="preserve">Análise de Tipos de Dados do </w:t>
+      </w:r>
+      <w:proofErr w:type="spellStart"/>
+      <w:r>
+        <w:rPr>
+          <w:b/>
+          <w:bCs/>
+        </w:rPr>
+        <w:t>Dataset</w:t>
+      </w:r>
+      <w:proofErr w:type="spellEnd"/>
     </w:p>
     <w:p>
       <w:pPr>
@@ -1717,7 +2062,71 @@
           <w:b/>
           <w:bCs/>
         </w:rPr>
-        <w:t>Dados utilizados: Schema do dataset com colunas: Time (FLOAT), V1-V28 (FLOAT), Amount (FLOAT), Class (BIGINT). Baseado no contexto fornecido, sem dados reais carregados, simulando contagens de tipos para visualização.</w:t>
+        <w:t>Dados utilizados: </w:t>
+      </w:r>
+      <w:proofErr w:type="spellStart"/>
+      <w:r>
+        <w:rPr>
+          <w:b/>
+          <w:bCs/>
+        </w:rPr>
+        <w:t>Schema</w:t>
+      </w:r>
+      <w:proofErr w:type="spellEnd"/>
+      <w:r>
+        <w:rPr>
+          <w:b/>
+          <w:bCs/>
+        </w:rPr>
+        <w:t xml:space="preserve"> do </w:t>
+      </w:r>
+      <w:proofErr w:type="spellStart"/>
+      <w:r>
+        <w:rPr>
+          <w:b/>
+          <w:bCs/>
+        </w:rPr>
+        <w:t>dataset</w:t>
+      </w:r>
+      <w:proofErr w:type="spellEnd"/>
+      <w:r>
+        <w:rPr>
+          <w:b/>
+          <w:bCs/>
+        </w:rPr>
+        <w:t xml:space="preserve"> com colunas: Time (FLOAT), V1-V28 (FLOAT), </w:t>
+      </w:r>
+      <w:proofErr w:type="spellStart"/>
+      <w:r>
+        <w:rPr>
+          <w:b/>
+          <w:bCs/>
+        </w:rPr>
+        <w:t>Amount</w:t>
+      </w:r>
+      <w:proofErr w:type="spellEnd"/>
+      <w:r>
+        <w:rPr>
+          <w:b/>
+          <w:bCs/>
+        </w:rPr>
+        <w:t xml:space="preserve"> (FLOAT), </w:t>
+      </w:r>
+      <w:proofErr w:type="spellStart"/>
+      <w:r>
+        <w:rPr>
+          <w:b/>
+          <w:bCs/>
+        </w:rPr>
+        <w:t>Class</w:t>
+      </w:r>
+      <w:proofErr w:type="spellEnd"/>
+      <w:r>
+        <w:rPr>
+          <w:b/>
+          <w:bCs/>
+        </w:rPr>
+        <w:t xml:space="preserve"> (BIGINT). Baseado no contexto fornecido, sem dados reais carregados, simulando contagens de tipos para visualização.</w:t>
       </w:r>
     </w:p>
     <w:p>
@@ -4932,6 +5341,7 @@
                 <w:bCs/>
               </w:rPr>
             </w:pPr>
+            <w:proofErr w:type="spellStart"/>
             <w:r>
               <w:rPr>
                 <w:b/>
@@ -4939,6 +5349,7 @@
               </w:rPr>
               <w:t>Amount</w:t>
             </w:r>
+            <w:proofErr w:type="spellEnd"/>
           </w:p>
         </w:tc>
         <w:tc>
@@ -5037,6 +5448,7 @@
                 <w:bCs/>
               </w:rPr>
             </w:pPr>
+            <w:proofErr w:type="spellStart"/>
             <w:r>
               <w:rPr>
                 <w:b/>
@@ -5044,6 +5456,7 @@
               </w:rPr>
               <w:t>Class</w:t>
             </w:r>
+            <w:proofErr w:type="spellEnd"/>
           </w:p>
         </w:tc>
         <w:tc>
@@ -5180,7 +5593,7 @@
                     <pic:cNvPicPr/>
                   </pic:nvPicPr>
                   <pic:blipFill>
-                    <a:blip r:embed="rId12"/>
+                    <a:blip r:embed="rId11"/>
                     <a:stretch>
                       <a:fillRect/>
                     </a:stretch>
@@ -5218,7 +5631,55 @@
     </w:p>
     <w:p>
       <w:r>
-        <w:t>O dataset possui predominantemente colunas numéricas contínuas (Time, V1 a V28, Amount - tipo FLOAT). A coluna Class (BIGINT) é categórica nominal, tipicamente representando labels binários (ex: 0/1 para não-fraude/fraude). Resposta à pergunta: Tipos numéricos nas colunas Time, V1-V28, Amount; categórico na coluna Class.</w:t>
+        <w:t xml:space="preserve">O </w:t>
+      </w:r>
+      <w:proofErr w:type="spellStart"/>
+      <w:r>
+        <w:t>dataset</w:t>
+      </w:r>
+      <w:proofErr w:type="spellEnd"/>
+      <w:r>
+        <w:t xml:space="preserve"> possui predominantemente colunas numéricas contínuas (Time, V1 a V28, </w:t>
+      </w:r>
+      <w:proofErr w:type="spellStart"/>
+      <w:r>
+        <w:t>Amount</w:t>
+      </w:r>
+      <w:proofErr w:type="spellEnd"/>
+      <w:r>
+        <w:t xml:space="preserve"> - tipo FLOAT). A coluna </w:t>
+      </w:r>
+      <w:proofErr w:type="spellStart"/>
+      <w:r>
+        <w:t>Class</w:t>
+      </w:r>
+      <w:proofErr w:type="spellEnd"/>
+      <w:r>
+        <w:t xml:space="preserve"> (BIGINT) é categórica nominal, tipicamente representando </w:t>
+      </w:r>
+      <w:proofErr w:type="spellStart"/>
+      <w:r>
+        <w:t>labels</w:t>
+      </w:r>
+      <w:proofErr w:type="spellEnd"/>
+      <w:r>
+        <w:t xml:space="preserve"> binários (</w:t>
+      </w:r>
+      <w:proofErr w:type="spellStart"/>
+      <w:r>
+        <w:t>ex</w:t>
+      </w:r>
+      <w:proofErr w:type="spellEnd"/>
+      <w:r>
+        <w:t xml:space="preserve">: 0/1 para não-fraude/fraude). Resposta à pergunta: Tipos numéricos nas colunas Time, V1-V28, </w:t>
+      </w:r>
+      <w:proofErr w:type="spellStart"/>
+      <w:r>
+        <w:t>Amount</w:t>
+      </w:r>
+      <w:proofErr w:type="spellEnd"/>
+      <w:r>
+        <w:t>; categórico na coluna Class.</w:t>
       </w:r>
     </w:p>
     <w:p>
@@ -5231,6 +5692,7 @@
         </w:rPr>
       </w:pPr>
     </w:p>
+    <w:p/>
     <w:p>
       <w:pPr>
         <w:pStyle w:val="Ttulo1"/>
@@ -5245,6 +5707,7 @@
           <w:sz w:val="24"/>
           <w:szCs w:val="24"/>
         </w:rPr>
+        <w:lastRenderedPageBreak/>
         <w:t>Pergunta</w:t>
       </w:r>
       <w:r>
@@ -5284,7 +5747,6 @@
           <w:sz w:val="24"/>
           <w:szCs w:val="24"/>
         </w:rPr>
-        <w:lastRenderedPageBreak/>
         <w:t>Resposta</w:t>
       </w:r>
     </w:p>
@@ -5312,72 +5774,110 @@
           <w:b/>
           <w:bCs/>
         </w:rPr>
-        <w:t>Análise de Padrões e Tendências Temporais no Dataset</w:t>
-      </w:r>
-    </w:p>
-    <w:p>
-      <w:pPr>
-        <w:rPr>
-          <w:rFonts w:ascii="Arial" w:hAnsi="Arial" w:cs="Arial"/>
-        </w:rPr>
-      </w:pPr>
+        <w:t xml:space="preserve">Análise de Padrões e Tendências Temporais no </w:t>
+      </w:r>
+      <w:proofErr w:type="spellStart"/>
       <w:r>
         <w:rPr>
           <w:rFonts w:ascii="Arial" w:hAnsi="Arial" w:cs="Arial"/>
           <w:b/>
           <w:bCs/>
         </w:rPr>
-        <w:t>Dados utilizados:</w:t>
-      </w:r>
-      <w:r>
-        <w:rPr>
-          <w:rFonts w:ascii="Arial" w:hAnsi="Arial" w:cs="Arial"/>
-        </w:rPr>
-        <w:t> Dataset fornecido com 284 registros de transações, colunas: Time (tempo em segundos), V1 a V28 (variáveis anônimas numéricas), Amount (valor da transação), Class (0 para não-fraude).</w:t>
-      </w:r>
+        <w:t>Dataset</w:t>
+      </w:r>
+      <w:proofErr w:type="spellEnd"/>
     </w:p>
     <w:p>
       <w:pPr>
+        <w:rPr>
+          <w:rFonts w:ascii="Arial" w:hAnsi="Arial" w:cs="Arial"/>
+        </w:rPr>
+      </w:pPr>
+      <w:r>
         <w:rPr>
           <w:rFonts w:ascii="Arial" w:hAnsi="Arial" w:cs="Arial"/>
           <w:b/>
           <w:bCs/>
         </w:rPr>
-      </w:pPr>
-      <w:r>
+        <w:t>Dados utilizados:</w:t>
+      </w:r>
+      <w:r>
+        <w:rPr>
+          <w:rFonts w:ascii="Arial" w:hAnsi="Arial" w:cs="Arial"/>
+        </w:rPr>
+        <w:t> </w:t>
+      </w:r>
+      <w:proofErr w:type="spellStart"/>
+      <w:r>
+        <w:rPr>
+          <w:rFonts w:ascii="Arial" w:hAnsi="Arial" w:cs="Arial"/>
+        </w:rPr>
+        <w:t>Dataset</w:t>
+      </w:r>
+      <w:proofErr w:type="spellEnd"/>
+      <w:r>
+        <w:rPr>
+          <w:rFonts w:ascii="Arial" w:hAnsi="Arial" w:cs="Arial"/>
+        </w:rPr>
+        <w:t xml:space="preserve"> fornecido com 284 registros de transações, colunas: Time (tempo em segundos), V1 a V28 (variáveis anônimas numéricas), </w:t>
+      </w:r>
+      <w:proofErr w:type="spellStart"/>
+      <w:r>
+        <w:rPr>
+          <w:rFonts w:ascii="Arial" w:hAnsi="Arial" w:cs="Arial"/>
+        </w:rPr>
+        <w:t>Amount</w:t>
+      </w:r>
+      <w:proofErr w:type="spellEnd"/>
+      <w:r>
+        <w:rPr>
+          <w:rFonts w:ascii="Arial" w:hAnsi="Arial" w:cs="Arial"/>
+        </w:rPr>
+        <w:t xml:space="preserve"> (valor da transação), </w:t>
+      </w:r>
+      <w:proofErr w:type="spellStart"/>
+      <w:r>
+        <w:rPr>
+          <w:rFonts w:ascii="Arial" w:hAnsi="Arial" w:cs="Arial"/>
+        </w:rPr>
+        <w:t>Class</w:t>
+      </w:r>
+      <w:proofErr w:type="spellEnd"/>
+      <w:r>
+        <w:rPr>
+          <w:rFonts w:ascii="Arial" w:hAnsi="Arial" w:cs="Arial"/>
+        </w:rPr>
+        <w:t xml:space="preserve"> (0 para não-fraude).</w:t>
+      </w:r>
+    </w:p>
+    <w:p>
+      <w:pPr>
         <w:rPr>
           <w:rFonts w:ascii="Arial" w:hAnsi="Arial" w:cs="Arial"/>
           <w:b/>
           <w:bCs/>
         </w:rPr>
-        <w:t>Resumo das Colunas Relevantes</w:t>
-      </w:r>
-    </w:p>
-    <w:p>
-      <w:pPr>
-        <w:rPr>
-          <w:rFonts w:ascii="Arial" w:hAnsi="Arial" w:cs="Arial"/>
-        </w:rPr>
-      </w:pPr>
-      <w:r>
-        <w:rPr>
-          <w:rFonts w:ascii="Arial" w:hAnsi="Arial" w:cs="Arial"/>
-        </w:rPr>
-        <w:t>Colunas analisadas para tendências temporais: </w:t>
-      </w:r>
+      </w:pPr>
       <w:r>
         <w:rPr>
           <w:rFonts w:ascii="Arial" w:hAnsi="Arial" w:cs="Arial"/>
           <w:b/>
           <w:bCs/>
         </w:rPr>
-        <w:t>Time</w:t>
-      </w:r>
-      <w:r>
+        <w:t>Resumo das Colunas Relevantes</w:t>
+      </w:r>
+    </w:p>
+    <w:p>
+      <w:pPr>
         <w:rPr>
           <w:rFonts w:ascii="Arial" w:hAnsi="Arial" w:cs="Arial"/>
         </w:rPr>
-        <w:t>, </w:t>
+      </w:pPr>
+      <w:r>
+        <w:rPr>
+          <w:rFonts w:ascii="Arial" w:hAnsi="Arial" w:cs="Arial"/>
+        </w:rPr>
+        <w:t>Colunas analisadas para tendências temporais: </w:t>
       </w:r>
       <w:r>
         <w:rPr>
@@ -5385,7 +5885,7 @@
           <w:b/>
           <w:bCs/>
         </w:rPr>
-        <w:t>Amount</w:t>
+        <w:t>Time</w:t>
       </w:r>
       <w:r>
         <w:rPr>
@@ -5393,19 +5893,49 @@
         </w:rPr>
         <w:t>, </w:t>
       </w:r>
+      <w:proofErr w:type="spellStart"/>
       <w:r>
         <w:rPr>
           <w:rFonts w:ascii="Arial" w:hAnsi="Arial" w:cs="Arial"/>
           <w:b/>
           <w:bCs/>
         </w:rPr>
+        <w:t>Amount</w:t>
+      </w:r>
+      <w:proofErr w:type="spellEnd"/>
+      <w:r>
+        <w:rPr>
+          <w:rFonts w:ascii="Arial" w:hAnsi="Arial" w:cs="Arial"/>
+        </w:rPr>
+        <w:t>, </w:t>
+      </w:r>
+      <w:r>
+        <w:rPr>
+          <w:rFonts w:ascii="Arial" w:hAnsi="Arial" w:cs="Arial"/>
+          <w:b/>
+          <w:bCs/>
+        </w:rPr>
         <w:t>Class</w:t>
       </w:r>
       <w:r>
         <w:rPr>
           <w:rFonts w:ascii="Arial" w:hAnsi="Arial" w:cs="Arial"/>
         </w:rPr>
-        <w:t>. Todas as transações têm Class=0 (sem fraudes).</w:t>
+        <w:t xml:space="preserve">. Todas as transações têm </w:t>
+      </w:r>
+      <w:proofErr w:type="spellStart"/>
+      <w:r>
+        <w:rPr>
+          <w:rFonts w:ascii="Arial" w:hAnsi="Arial" w:cs="Arial"/>
+        </w:rPr>
+        <w:t>Class</w:t>
+      </w:r>
+      <w:proofErr w:type="spellEnd"/>
+      <w:r>
+        <w:rPr>
+          <w:rFonts w:ascii="Arial" w:hAnsi="Arial" w:cs="Arial"/>
+        </w:rPr>
+        <w:t>=0 (sem fraudes).</w:t>
       </w:r>
     </w:p>
     <w:p>
@@ -5509,6 +6039,7 @@
                 <w:bCs/>
               </w:rPr>
             </w:pPr>
+            <w:proofErr w:type="spellStart"/>
             <w:r>
               <w:rPr>
                 <w:rFonts w:ascii="Arial" w:hAnsi="Arial" w:cs="Arial"/>
@@ -5517,6 +6048,7 @@
               </w:rPr>
               <w:t>Amount</w:t>
             </w:r>
+            <w:proofErr w:type="spellEnd"/>
           </w:p>
         </w:tc>
         <w:tc>
@@ -5546,6 +6078,7 @@
                 <w:bCs/>
               </w:rPr>
             </w:pPr>
+            <w:proofErr w:type="spellStart"/>
             <w:r>
               <w:rPr>
                 <w:rFonts w:ascii="Arial" w:hAnsi="Arial" w:cs="Arial"/>
@@ -5554,6 +6087,7 @@
               </w:rPr>
               <w:t>Class</w:t>
             </w:r>
+            <w:proofErr w:type="spellEnd"/>
           </w:p>
         </w:tc>
       </w:tr>
@@ -6069,7 +6603,21 @@
         <w:rPr>
           <w:rFonts w:ascii="Arial" w:hAnsi="Arial" w:cs="Arial"/>
         </w:rPr>
-        <w:t> Valores altos de Amount (&gt;100) em vermelho; baixos (&lt;10) em verde.</w:t>
+        <w:t xml:space="preserve"> Valores altos de </w:t>
+      </w:r>
+      <w:proofErr w:type="spellStart"/>
+      <w:r>
+        <w:rPr>
+          <w:rFonts w:ascii="Arial" w:hAnsi="Arial" w:cs="Arial"/>
+        </w:rPr>
+        <w:t>Amount</w:t>
+      </w:r>
+      <w:proofErr w:type="spellEnd"/>
+      <w:r>
+        <w:rPr>
+          <w:rFonts w:ascii="Arial" w:hAnsi="Arial" w:cs="Arial"/>
+        </w:rPr>
+        <w:t xml:space="preserve"> (&gt;100) em vermelho; baixos (&lt;10) em verde.</w:t>
       </w:r>
     </w:p>
     <w:p>
@@ -6086,7 +6634,25 @@
           <w:b/>
           <w:bCs/>
         </w:rPr>
-        <w:t>Gráfico: Tendência de Amount ao Longo do Tempo</w:t>
+        <w:t xml:space="preserve">Gráfico: Tendência de </w:t>
+      </w:r>
+      <w:proofErr w:type="spellStart"/>
+      <w:r>
+        <w:rPr>
+          <w:rFonts w:ascii="Arial" w:hAnsi="Arial" w:cs="Arial"/>
+          <w:b/>
+          <w:bCs/>
+        </w:rPr>
+        <w:t>Amount</w:t>
+      </w:r>
+      <w:proofErr w:type="spellEnd"/>
+      <w:r>
+        <w:rPr>
+          <w:rFonts w:ascii="Arial" w:hAnsi="Arial" w:cs="Arial"/>
+          <w:b/>
+          <w:bCs/>
+        </w:rPr>
+        <w:t xml:space="preserve"> ao Longo do Tempo</w:t>
       </w:r>
     </w:p>
     <w:p>
@@ -6099,7 +6665,21 @@
         <w:rPr>
           <w:rFonts w:ascii="Arial" w:hAnsi="Arial" w:cs="Arial"/>
         </w:rPr>
-        <w:t>Eixo X: Time (segundos); Eixo Y: Amount (valores normalizados para visualização).</w:t>
+        <w:t xml:space="preserve">Eixo X: Time (segundos); Eixo Y: </w:t>
+      </w:r>
+      <w:proofErr w:type="spellStart"/>
+      <w:r>
+        <w:rPr>
+          <w:rFonts w:ascii="Arial" w:hAnsi="Arial" w:cs="Arial"/>
+        </w:rPr>
+        <w:t>Amount</w:t>
+      </w:r>
+      <w:proofErr w:type="spellEnd"/>
+      <w:r>
+        <w:rPr>
+          <w:rFonts w:ascii="Arial" w:hAnsi="Arial" w:cs="Arial"/>
+        </w:rPr>
+        <w:t xml:space="preserve"> (valores normalizados para visualização).</w:t>
       </w:r>
     </w:p>
     <w:p>
@@ -6113,10 +6693,11 @@
         <w:rPr>
           <w:noProof/>
         </w:rPr>
+        <w:lastRenderedPageBreak/>
         <w:drawing>
-          <wp:inline distT="0" distB="0" distL="0" distR="0" wp14:anchorId="58E69D87" wp14:editId="077D3D57">
-            <wp:extent cx="3019102" cy="1926076"/>
-            <wp:effectExtent l="0" t="0" r="0" b="0"/>
+          <wp:inline distT="0" distB="0" distL="0" distR="0" wp14:anchorId="58E69D87" wp14:editId="68C27FBC">
+            <wp:extent cx="4228778" cy="2697804"/>
+            <wp:effectExtent l="0" t="0" r="635" b="7620"/>
             <wp:docPr id="1640933570" name="Imagem 1" descr="Gráfico&#10;&#10;O conteúdo gerado por IA pode estar incorreto."/>
             <wp:cNvGraphicFramePr>
               <a:graphicFrameLocks xmlns:a="http://schemas.openxmlformats.org/drawingml/2006/main" noChangeAspect="1"/>
@@ -6129,7 +6710,7 @@
                     <pic:cNvPicPr/>
                   </pic:nvPicPr>
                   <pic:blipFill>
-                    <a:blip r:embed="rId13"/>
+                    <a:blip r:embed="rId12"/>
                     <a:stretch>
                       <a:fillRect/>
                     </a:stretch>
@@ -6137,7 +6718,7 @@
                   <pic:spPr>
                     <a:xfrm>
                       <a:off x="0" y="0"/>
-                      <a:ext cx="3067046" cy="1956662"/>
+                      <a:ext cx="4309325" cy="2749190"/>
                     </a:xfrm>
                     <a:prstGeom prst="rect">
                       <a:avLst/>
@@ -6164,8 +6745,25 @@
           <w:b/>
           <w:bCs/>
         </w:rPr>
-        <w:lastRenderedPageBreak/>
-        <w:t>Gráfico: Distribuição de Transações por Intervalo de Tempo (Boxplot)</w:t>
+        <w:t>Gráfico: Distribuição de Transações por Intervalo de Tempo (</w:t>
+      </w:r>
+      <w:proofErr w:type="spellStart"/>
+      <w:r>
+        <w:rPr>
+          <w:rFonts w:ascii="Arial" w:hAnsi="Arial" w:cs="Arial"/>
+          <w:b/>
+          <w:bCs/>
+        </w:rPr>
+        <w:t>Boxplot</w:t>
+      </w:r>
+      <w:proofErr w:type="spellEnd"/>
+      <w:r>
+        <w:rPr>
+          <w:rFonts w:ascii="Arial" w:hAnsi="Arial" w:cs="Arial"/>
+          <w:b/>
+          <w:bCs/>
+        </w:rPr>
+        <w:t>)</w:t>
       </w:r>
     </w:p>
     <w:p>
@@ -6178,7 +6776,21 @@
         <w:rPr>
           <w:rFonts w:ascii="Arial" w:hAnsi="Arial" w:cs="Arial"/>
         </w:rPr>
-        <w:t>Eixo X: Intervalos de Time (0-50, 51-100, etc.); Eixo Y: Amount.</w:t>
+        <w:t xml:space="preserve">Eixo X: Intervalos de Time (0-50, 51-100, etc.); Eixo Y: </w:t>
+      </w:r>
+      <w:proofErr w:type="spellStart"/>
+      <w:r>
+        <w:rPr>
+          <w:rFonts w:ascii="Arial" w:hAnsi="Arial" w:cs="Arial"/>
+        </w:rPr>
+        <w:t>Amount</w:t>
+      </w:r>
+      <w:proofErr w:type="spellEnd"/>
+      <w:r>
+        <w:rPr>
+          <w:rFonts w:ascii="Arial" w:hAnsi="Arial" w:cs="Arial"/>
+        </w:rPr>
+        <w:t>.</w:t>
       </w:r>
     </w:p>
     <w:p>
@@ -6212,7 +6824,7 @@
                     <pic:cNvPicPr/>
                   </pic:nvPicPr>
                   <pic:blipFill>
-                    <a:blip r:embed="rId14"/>
+                    <a:blip r:embed="rId13"/>
                     <a:stretch>
                       <a:fillRect/>
                     </a:stretch>
@@ -6260,7 +6872,70 @@
         <w:rPr>
           <w:rFonts w:ascii="Arial" w:hAnsi="Arial" w:cs="Arial"/>
         </w:rPr>
-        <w:t>Sim, existem padrões temporais no dataset. O tempo (Time) varia de 0 a 265 segundos, indicando um fluxo contínuo de transações. Há uma tendência de aumento no volume de transações ao longo do tempo, com valores de Amount variando de 0.76 a 3828.04, concentrando-se em valores baixos no início e picos esporádicos. Não há fraudes (Class=0 em todos os registros), mas os valores de Amount mostram volatilidade crescente com o tempo, sugerindo padrões de atividade normal de transações.</w:t>
+        <w:t xml:space="preserve">Sim, existem padrões temporais no </w:t>
+      </w:r>
+      <w:proofErr w:type="spellStart"/>
+      <w:r>
+        <w:rPr>
+          <w:rFonts w:ascii="Arial" w:hAnsi="Arial" w:cs="Arial"/>
+        </w:rPr>
+        <w:t>dataset</w:t>
+      </w:r>
+      <w:proofErr w:type="spellEnd"/>
+      <w:r>
+        <w:rPr>
+          <w:rFonts w:ascii="Arial" w:hAnsi="Arial" w:cs="Arial"/>
+        </w:rPr>
+        <w:t xml:space="preserve">. O tempo (Time) varia de 0 a 265 segundos, indicando um fluxo contínuo de transações. Há uma tendência de aumento no volume de transações ao longo do tempo, com valores de </w:t>
+      </w:r>
+      <w:proofErr w:type="spellStart"/>
+      <w:r>
+        <w:rPr>
+          <w:rFonts w:ascii="Arial" w:hAnsi="Arial" w:cs="Arial"/>
+        </w:rPr>
+        <w:t>Amount</w:t>
+      </w:r>
+      <w:proofErr w:type="spellEnd"/>
+      <w:r>
+        <w:rPr>
+          <w:rFonts w:ascii="Arial" w:hAnsi="Arial" w:cs="Arial"/>
+        </w:rPr>
+        <w:t xml:space="preserve"> variando de 0.76 a 3828.04, concentrando-se em valores baixos no início e picos esporádicos. Não há fraudes </w:t>
+      </w:r>
+      <w:r>
+        <w:rPr>
+          <w:rFonts w:ascii="Arial" w:hAnsi="Arial" w:cs="Arial"/>
+        </w:rPr>
+        <w:lastRenderedPageBreak/>
+        <w:t>(</w:t>
+      </w:r>
+      <w:proofErr w:type="spellStart"/>
+      <w:r>
+        <w:rPr>
+          <w:rFonts w:ascii="Arial" w:hAnsi="Arial" w:cs="Arial"/>
+        </w:rPr>
+        <w:t>Class</w:t>
+      </w:r>
+      <w:proofErr w:type="spellEnd"/>
+      <w:r>
+        <w:rPr>
+          <w:rFonts w:ascii="Arial" w:hAnsi="Arial" w:cs="Arial"/>
+        </w:rPr>
+        <w:t xml:space="preserve">=0 em todos os registros), mas os valores de </w:t>
+      </w:r>
+      <w:proofErr w:type="spellStart"/>
+      <w:r>
+        <w:rPr>
+          <w:rFonts w:ascii="Arial" w:hAnsi="Arial" w:cs="Arial"/>
+        </w:rPr>
+        <w:t>Amount</w:t>
+      </w:r>
+      <w:proofErr w:type="spellEnd"/>
+      <w:r>
+        <w:rPr>
+          <w:rFonts w:ascii="Arial" w:hAnsi="Arial" w:cs="Arial"/>
+        </w:rPr>
+        <w:t xml:space="preserve"> mostram volatilidade crescente com o tempo, sugerindo padrões de atividade normal de transações.</w:t>
       </w:r>
     </w:p>
     <w:p>
@@ -6341,7 +7016,23 @@
           <w:b/>
           <w:bCs/>
         </w:rPr>
-        <w:t>Análise de Valores Atípicos no Dataset de Transações</w:t>
+        <w:t xml:space="preserve">Análise de Valores Atípicos no </w:t>
+      </w:r>
+      <w:proofErr w:type="spellStart"/>
+      <w:r>
+        <w:rPr>
+          <w:b/>
+          <w:bCs/>
+        </w:rPr>
+        <w:t>Dataset</w:t>
+      </w:r>
+      <w:proofErr w:type="spellEnd"/>
+      <w:r>
+        <w:rPr>
+          <w:b/>
+          <w:bCs/>
+        </w:rPr>
+        <w:t xml:space="preserve"> de Transações</w:t>
       </w:r>
     </w:p>
     <w:p>
@@ -6360,8 +7051,37 @@
       </w:r>
     </w:p>
     <w:p>
-      <w:r>
-        <w:t>Dataset fornecido com 284 registros. Colunas: Time, V1 a V28 (features numéricas transformadas por PCA), Amount (valor da transação), Class (todos 0, sem fraudes). Foco em colunas numéricas para detecção de outliers via método IQR (Q1 - 1.5*IQR a Q3 + 1.5*IQR).</w:t>
+      <w:proofErr w:type="spellStart"/>
+      <w:r>
+        <w:t>Dataset</w:t>
+      </w:r>
+      <w:proofErr w:type="spellEnd"/>
+      <w:r>
+        <w:t xml:space="preserve"> fornecido com 284 registros. Colunas: Time, V1 a V28 (</w:t>
+      </w:r>
+      <w:proofErr w:type="spellStart"/>
+      <w:r>
+        <w:t>features</w:t>
+      </w:r>
+      <w:proofErr w:type="spellEnd"/>
+      <w:r>
+        <w:t xml:space="preserve"> numéricas transformadas por PCA), </w:t>
+      </w:r>
+      <w:proofErr w:type="spellStart"/>
+      <w:r>
+        <w:t>Amount</w:t>
+      </w:r>
+      <w:proofErr w:type="spellEnd"/>
+      <w:r>
+        <w:t xml:space="preserve"> (valor da transação), </w:t>
+      </w:r>
+      <w:proofErr w:type="spellStart"/>
+      <w:r>
+        <w:t>Class</w:t>
+      </w:r>
+      <w:proofErr w:type="spellEnd"/>
+      <w:r>
+        <w:t xml:space="preserve"> (todos 0, sem fraudes). Foco em colunas numéricas para detecção de outliers via método IQR (Q1 - 1.5*IQR a Q3 + 1.5*IQR).</w:t>
       </w:r>
     </w:p>
     <w:p/>
@@ -6377,7 +7097,6 @@
           <w:b/>
           <w:bCs/>
         </w:rPr>
-        <w:lastRenderedPageBreak/>
         <w:t>Resumo de Outliers por Coluna</w:t>
       </w:r>
     </w:p>
@@ -7376,6 +8095,7 @@
           </w:tcPr>
           <w:p>
             <w:r>
+              <w:lastRenderedPageBreak/>
               <w:t>V8</w:t>
             </w:r>
           </w:p>
@@ -8083,7 +8803,6 @@
           </w:tcPr>
           <w:p>
             <w:r>
-              <w:lastRenderedPageBreak/>
               <w:t>V15</w:t>
             </w:r>
           </w:p>
@@ -9094,6 +9813,7 @@
           </w:tcPr>
           <w:p>
             <w:r>
+              <w:lastRenderedPageBreak/>
               <w:t>V25</w:t>
             </w:r>
           </w:p>
@@ -9494,9 +10214,11 @@
             <w:hideMark/>
           </w:tcPr>
           <w:p>
+            <w:proofErr w:type="spellStart"/>
             <w:r>
               <w:t>Amount</w:t>
             </w:r>
+            <w:proofErr w:type="spellEnd"/>
           </w:p>
         </w:tc>
         <w:tc>
@@ -9617,9 +10339,11 @@
             <w:hideMark/>
           </w:tcPr>
           <w:p>
+            <w:proofErr w:type="spellStart"/>
             <w:r>
               <w:t>Class</w:t>
             </w:r>
+            <w:proofErr w:type="spellEnd"/>
           </w:p>
         </w:tc>
         <w:tc>
@@ -9719,26 +10443,58 @@
           <w:bCs/>
         </w:rPr>
       </w:pPr>
+      <w:r>
+        <w:rPr>
+          <w:b/>
+          <w:bCs/>
+        </w:rPr>
+        <w:t xml:space="preserve">Gráfico de </w:t>
+      </w:r>
+      <w:proofErr w:type="spellStart"/>
+      <w:r>
+        <w:rPr>
+          <w:b/>
+          <w:bCs/>
+        </w:rPr>
+        <w:t>Boxplot</w:t>
+      </w:r>
+      <w:proofErr w:type="spellEnd"/>
+      <w:r>
+        <w:rPr>
+          <w:b/>
+          <w:bCs/>
+        </w:rPr>
+        <w:t xml:space="preserve"> para Detecção de Outliers em </w:t>
+      </w:r>
+      <w:proofErr w:type="spellStart"/>
+      <w:r>
+        <w:rPr>
+          <w:b/>
+          <w:bCs/>
+        </w:rPr>
+        <w:t>Amount</w:t>
+      </w:r>
+      <w:proofErr w:type="spellEnd"/>
     </w:p>
     <w:p>
-      <w:pPr>
-        <w:rPr>
-          <w:b/>
-          <w:bCs/>
-        </w:rPr>
-      </w:pPr>
-      <w:r>
-        <w:rPr>
-          <w:b/>
-          <w:bCs/>
-        </w:rPr>
-        <w:lastRenderedPageBreak/>
-        <w:t>Gráfico de Boxplot para Detecção de Outliers em Amount</w:t>
-      </w:r>
-    </w:p>
-    <w:p>
-      <w:r>
-        <w:t>Legenda: Boxplot mostra mediana, quartis e outliers (pontos fora dos bigodes). Eixo X: Coluna Amount; Eixo Y: Valores.</w:t>
+      <w:r>
+        <w:t xml:space="preserve">Legenda: </w:t>
+      </w:r>
+      <w:proofErr w:type="spellStart"/>
+      <w:r>
+        <w:t>Boxplot</w:t>
+      </w:r>
+      <w:proofErr w:type="spellEnd"/>
+      <w:r>
+        <w:t xml:space="preserve"> mostra mediana, quartis e outliers (pontos fora dos bigodes). Eixo X: Coluna </w:t>
+      </w:r>
+      <w:proofErr w:type="spellStart"/>
+      <w:r>
+        <w:t>Amount</w:t>
+      </w:r>
+      <w:proofErr w:type="spellEnd"/>
+      <w:r>
+        <w:t>; Eixo Y: Valores.</w:t>
       </w:r>
     </w:p>
     <w:p>
@@ -9762,7 +10518,7 @@
                     <pic:cNvPicPr/>
                   </pic:nvPicPr>
                   <pic:blipFill>
-                    <a:blip r:embed="rId15"/>
+                    <a:blip r:embed="rId14"/>
                     <a:stretch>
                       <a:fillRect/>
                     </a:stretch>
@@ -9790,17 +10546,74 @@
           <w:bCs/>
         </w:rPr>
       </w:pPr>
-      <w:r>
+    </w:p>
+    <w:p>
+      <w:pPr>
         <w:rPr>
           <w:b/>
           <w:bCs/>
         </w:rPr>
-        <w:t>Gráfico de Boxplot para V1 a V5 (Exemplo de Features)</w:t>
-      </w:r>
+      </w:pPr>
     </w:p>
     <w:p>
-      <w:r>
-        <w:t>Legenda: Destaca outliers em features PCA. Eixo X: Colunas V1-V5; Eixo Y: Valores normalizados.</w:t>
+      <w:pPr>
+        <w:rPr>
+          <w:b/>
+          <w:bCs/>
+        </w:rPr>
+      </w:pPr>
+      <w:r>
+        <w:rPr>
+          <w:b/>
+          <w:bCs/>
+        </w:rPr>
+        <w:lastRenderedPageBreak/>
+        <w:t xml:space="preserve">Gráfico de </w:t>
+      </w:r>
+      <w:proofErr w:type="spellStart"/>
+      <w:r>
+        <w:rPr>
+          <w:b/>
+          <w:bCs/>
+        </w:rPr>
+        <w:t>Boxplot</w:t>
+      </w:r>
+      <w:proofErr w:type="spellEnd"/>
+      <w:r>
+        <w:rPr>
+          <w:b/>
+          <w:bCs/>
+        </w:rPr>
+        <w:t xml:space="preserve"> para V1 a V5 (Exemplo de </w:t>
+      </w:r>
+      <w:proofErr w:type="spellStart"/>
+      <w:r>
+        <w:rPr>
+          <w:b/>
+          <w:bCs/>
+        </w:rPr>
+        <w:t>Features</w:t>
+      </w:r>
+      <w:proofErr w:type="spellEnd"/>
+      <w:r>
+        <w:rPr>
+          <w:b/>
+          <w:bCs/>
+        </w:rPr>
+        <w:t>)</w:t>
+      </w:r>
+    </w:p>
+    <w:p>
+      <w:r>
+        <w:t xml:space="preserve">Legenda: Destaca outliers em </w:t>
+      </w:r>
+      <w:proofErr w:type="spellStart"/>
+      <w:r>
+        <w:t>features</w:t>
+      </w:r>
+      <w:proofErr w:type="spellEnd"/>
+      <w:r>
+        <w:t xml:space="preserve"> PCA. Eixo X: Colunas V1-V5; Eixo Y: Valores normalizados.</w:t>
       </w:r>
     </w:p>
     <w:p>
@@ -9827,7 +10640,7 @@
                     <pic:cNvPicPr/>
                   </pic:nvPicPr>
                   <pic:blipFill>
-                    <a:blip r:embed="rId16"/>
+                    <a:blip r:embed="rId15"/>
                     <a:stretch>
                       <a:fillRect/>
                     </a:stretch>
@@ -9860,13 +10673,44 @@
           <w:b/>
           <w:bCs/>
         </w:rPr>
-        <w:lastRenderedPageBreak/>
         <w:t>Conclusões</w:t>
       </w:r>
     </w:p>
     <w:p>
       <w:r>
-        <w:t>Sim, existem valores atípicos nos dados, principalmente nas colunas V1 a V28 e Amount. Colunas como V5, V8 e Amount apresentam o maior número de outliers (até 8.8%), indicando variabilidade alta em transações. Time e Class não possuem outliers. Esses atípicos podem representar transações anômalas, embora Class seja 0. Recomenda-se remoção ou tratamento para modelagem. Dados utilizados: 284 registros do contexto.</w:t>
+        <w:t xml:space="preserve">Sim, existem valores atípicos nos dados, principalmente nas colunas V1 a V28 e </w:t>
+      </w:r>
+      <w:proofErr w:type="spellStart"/>
+      <w:r>
+        <w:t>Amount</w:t>
+      </w:r>
+      <w:proofErr w:type="spellEnd"/>
+      <w:r>
+        <w:t xml:space="preserve">. Colunas como V5, V8 e </w:t>
+      </w:r>
+      <w:proofErr w:type="spellStart"/>
+      <w:r>
+        <w:t>Amount</w:t>
+      </w:r>
+      <w:proofErr w:type="spellEnd"/>
+      <w:r>
+        <w:t xml:space="preserve"> apresentam o maior número de outliers (até 8.8%), indicando variabilidade alta em transações. Time e </w:t>
+      </w:r>
+      <w:proofErr w:type="spellStart"/>
+      <w:r>
+        <w:t>Class</w:t>
+      </w:r>
+      <w:proofErr w:type="spellEnd"/>
+      <w:r>
+        <w:t xml:space="preserve"> não possuem outliers. Esses atípicos podem representar transações anômalas, embora </w:t>
+      </w:r>
+      <w:proofErr w:type="spellStart"/>
+      <w:r>
+        <w:t>Class</w:t>
+      </w:r>
+      <w:proofErr w:type="spellEnd"/>
+      <w:r>
+        <w:t xml:space="preserve"> seja 0. Recomenda-se remoção ou tratamento para modelagem. Dados utilizados: 284 registros do contexto.</w:t>
       </w:r>
     </w:p>
     <w:p>
@@ -9957,7 +10801,23 @@
           <w:b/>
           <w:bCs/>
         </w:rPr>
-        <w:t>Análise de Dados: Colunas que Podem Ser Removidas, Transformadas ou Investigadas</w:t>
+        <w:t xml:space="preserve">Análise de Dados: Colunas que Podem Ser Removidas, </w:t>
+      </w:r>
+      <w:proofErr w:type="gramStart"/>
+      <w:r>
+        <w:rPr>
+          <w:b/>
+          <w:bCs/>
+        </w:rPr>
+        <w:t>Transformadas</w:t>
+      </w:r>
+      <w:proofErr w:type="gramEnd"/>
+      <w:r>
+        <w:rPr>
+          <w:b/>
+          <w:bCs/>
+        </w:rPr>
+        <w:t xml:space="preserve"> ou Investigadas</w:t>
       </w:r>
     </w:p>
     <w:p>
@@ -9969,7 +10829,39 @@
         <w:t>Dados utilizados:</w:t>
       </w:r>
       <w:r>
-        <w:t> 284 registros do dataset fornecido no contexto, com colunas Time, V1-V28, Amount e Class (todos Class=0, sem fraudes).</w:t>
+        <w:t xml:space="preserve"> 284 registros do </w:t>
+      </w:r>
+      <w:proofErr w:type="spellStart"/>
+      <w:r>
+        <w:t>dataset</w:t>
+      </w:r>
+      <w:proofErr w:type="spellEnd"/>
+      <w:r>
+        <w:t xml:space="preserve"> fornecido no contexto, com colunas Time, V1-V28, </w:t>
+      </w:r>
+      <w:proofErr w:type="spellStart"/>
+      <w:r>
+        <w:t>Amount</w:t>
+      </w:r>
+      <w:proofErr w:type="spellEnd"/>
+      <w:r>
+        <w:t xml:space="preserve"> e </w:t>
+      </w:r>
+      <w:proofErr w:type="spellStart"/>
+      <w:r>
+        <w:t>Class</w:t>
+      </w:r>
+      <w:proofErr w:type="spellEnd"/>
+      <w:r>
+        <w:t xml:space="preserve"> (todos </w:t>
+      </w:r>
+      <w:proofErr w:type="spellStart"/>
+      <w:r>
+        <w:t>Class</w:t>
+      </w:r>
+      <w:proofErr w:type="spellEnd"/>
+      <w:r>
+        <w:t>=0, sem fraudes).</w:t>
       </w:r>
     </w:p>
     <w:p>
@@ -9989,11 +10881,20 @@
     </w:p>
     <w:p>
       <w:r>
-        <w:t>Colunas numéricas: Time, V1, V2, V3, V4, V5, V6, V7, V8, V9, V10, V11, V12, V13, V14, V15, V16, V17, V18, V19, V20, V21, V22, V23, V24, V25, V26, V27, V28, Amount.</w:t>
+        <w:t xml:space="preserve">Colunas numéricas: Time, V1, V2, V3, V4, V5, V6, V7, V8, V9, V10, V11, V12, V13, V14, V15, V16, V17, V18, V19, V20, V21, V22, V23, V24, V25, V26, V27, V28, </w:t>
+      </w:r>
+      <w:proofErr w:type="spellStart"/>
+      <w:r>
+        <w:t>Amount</w:t>
+      </w:r>
+      <w:proofErr w:type="spellEnd"/>
+      <w:r>
+        <w:t>.</w:t>
       </w:r>
     </w:p>
     <w:p>
       <w:r>
+        <w:lastRenderedPageBreak/>
         <w:t>Coluna categórica: Class.</w:t>
       </w:r>
     </w:p>
@@ -10009,7 +10910,23 @@
           <w:b/>
           <w:bCs/>
         </w:rPr>
-        <w:t>Tabela de Exemplo com Formatação Condicional (Primeiros 5 Registros, Destacando Outliers em Amount &gt; 2000)</w:t>
+        <w:t xml:space="preserve">Tabela de Exemplo com Formatação Condicional (Primeiros 5 Registros, Destacando Outliers em </w:t>
+      </w:r>
+      <w:proofErr w:type="spellStart"/>
+      <w:r>
+        <w:rPr>
+          <w:b/>
+          <w:bCs/>
+        </w:rPr>
+        <w:t>Amount</w:t>
+      </w:r>
+      <w:proofErr w:type="spellEnd"/>
+      <w:r>
+        <w:rPr>
+          <w:b/>
+          <w:bCs/>
+        </w:rPr>
+        <w:t xml:space="preserve"> &gt; 2000)</w:t>
       </w:r>
     </w:p>
     <w:tbl>
@@ -10165,6 +11082,7 @@
                 <w:bCs/>
               </w:rPr>
             </w:pPr>
+            <w:proofErr w:type="spellStart"/>
             <w:r>
               <w:rPr>
                 <w:b/>
@@ -10172,6 +11090,7 @@
               </w:rPr>
               <w:t>Amount</w:t>
             </w:r>
+            <w:proofErr w:type="spellEnd"/>
           </w:p>
         </w:tc>
         <w:tc>
@@ -10200,6 +11119,7 @@
                 <w:bCs/>
               </w:rPr>
             </w:pPr>
+            <w:proofErr w:type="spellStart"/>
             <w:r>
               <w:rPr>
                 <w:b/>
@@ -10207,6 +11127,7 @@
               </w:rPr>
               <w:t>Class</w:t>
             </w:r>
+            <w:proofErr w:type="spellEnd"/>
           </w:p>
         </w:tc>
       </w:tr>
@@ -10833,18 +11754,73 @@
           <w:bCs/>
         </w:rPr>
       </w:pPr>
-      <w:r>
+    </w:p>
+    <w:p>
+      <w:pPr>
         <w:rPr>
           <w:b/>
           <w:bCs/>
         </w:rPr>
-        <w:t>Gráfico: Boxplot de Amount (Destacando Outliers)</w:t>
+      </w:pPr>
+      <w:r>
+        <w:rPr>
+          <w:b/>
+          <w:bCs/>
+        </w:rPr>
+        <w:t xml:space="preserve">Gráfico: </w:t>
+      </w:r>
+      <w:proofErr w:type="spellStart"/>
+      <w:r>
+        <w:rPr>
+          <w:b/>
+          <w:bCs/>
+        </w:rPr>
+        <w:t>Boxplot</w:t>
+      </w:r>
+      <w:proofErr w:type="spellEnd"/>
+      <w:r>
+        <w:rPr>
+          <w:b/>
+          <w:bCs/>
+        </w:rPr>
+        <w:t xml:space="preserve"> de </w:t>
+      </w:r>
+      <w:proofErr w:type="spellStart"/>
+      <w:r>
+        <w:rPr>
+          <w:b/>
+          <w:bCs/>
+        </w:rPr>
+        <w:t>Amount</w:t>
+      </w:r>
+      <w:proofErr w:type="spellEnd"/>
+      <w:r>
+        <w:rPr>
+          <w:b/>
+          <w:bCs/>
+        </w:rPr>
+        <w:t xml:space="preserve"> (Destacando Outliers)</w:t>
       </w:r>
     </w:p>
     <w:p>
       <w:r>
-        <w:lastRenderedPageBreak/>
-        <w:t>Legenda: Eixo X: Coluna Amount; Eixo Y: Valores de Amount. Outliers em pontos isolados.</w:t>
+        <w:t xml:space="preserve">Legenda: Eixo X: Coluna </w:t>
+      </w:r>
+      <w:proofErr w:type="spellStart"/>
+      <w:r>
+        <w:t>Amount</w:t>
+      </w:r>
+      <w:proofErr w:type="spellEnd"/>
+      <w:r>
+        <w:t xml:space="preserve">; Eixo Y: Valores de </w:t>
+      </w:r>
+      <w:proofErr w:type="spellStart"/>
+      <w:r>
+        <w:t>Amount</w:t>
+      </w:r>
+      <w:proofErr w:type="spellEnd"/>
+      <w:r>
+        <w:t>. Outliers em pontos isolados.</w:t>
       </w:r>
     </w:p>
     <w:p>
@@ -10871,7 +11847,7 @@
                     <pic:cNvPicPr/>
                   </pic:nvPicPr>
                   <pic:blipFill>
-                    <a:blip r:embed="rId17"/>
+                    <a:blip r:embed="rId16"/>
                     <a:stretch>
                       <a:fillRect/>
                     </a:stretch>
@@ -10899,12 +11875,37 @@
           <w:bCs/>
         </w:rPr>
       </w:pPr>
-      <w:r>
+    </w:p>
+    <w:p>
+      <w:pPr>
         <w:rPr>
           <w:b/>
           <w:bCs/>
         </w:rPr>
-        <w:t>Gráfico: Boxplot de V14 (Exemplo de Coluna com Outliers)</w:t>
+      </w:pPr>
+      <w:r>
+        <w:rPr>
+          <w:b/>
+          <w:bCs/>
+        </w:rPr>
+        <w:lastRenderedPageBreak/>
+        <w:t xml:space="preserve">Gráfico: </w:t>
+      </w:r>
+      <w:proofErr w:type="spellStart"/>
+      <w:r>
+        <w:rPr>
+          <w:b/>
+          <w:bCs/>
+        </w:rPr>
+        <w:t>Boxplot</w:t>
+      </w:r>
+      <w:proofErr w:type="spellEnd"/>
+      <w:r>
+        <w:rPr>
+          <w:b/>
+          <w:bCs/>
+        </w:rPr>
+        <w:t xml:space="preserve"> de V14 (Exemplo de Coluna com Outliers)</w:t>
       </w:r>
     </w:p>
     <w:p>
@@ -10933,7 +11934,7 @@
                     <pic:cNvPicPr/>
                   </pic:nvPicPr>
                   <pic:blipFill>
-                    <a:blip r:embed="rId18"/>
+                    <a:blip r:embed="rId17"/>
                     <a:stretch>
                       <a:fillRect/>
                     </a:stretch>
@@ -10974,7 +11975,6 @@
           <w:b/>
           <w:bCs/>
         </w:rPr>
-        <w:lastRenderedPageBreak/>
         <w:t>Conclusões</w:t>
       </w:r>
     </w:p>
@@ -10986,7 +11986,71 @@
         </w:rPr>
       </w:pPr>
       <w:r>
-        <w:t>Colunas que podem ser removidas: Nenhuma essencial, mas Time pode ser removido se não houver análise temporal. Colunas que podem ser transformadas: Amount (log-transformação para normalizar distribuição assimétrica); V1-V28 (padronização z-score para PCA features). Colunas que devem ser investigadas: V1-V28 e Amount devido a outliers (ex: Amount &gt; 3000 em registros como Time=103). Resposta à pergunta: Sim, outliers em V1-V28, Amount podem ser removidos (se &lt;1%), transformados (winsorizing) ou investigados (análise de impacto em Class=0).</w:t>
+        <w:t xml:space="preserve">Colunas que podem ser removidas: Nenhuma essencial, mas Time pode ser removido se não houver análise temporal. Colunas que podem ser transformadas: </w:t>
+      </w:r>
+      <w:proofErr w:type="spellStart"/>
+      <w:r>
+        <w:t>Amount</w:t>
+      </w:r>
+      <w:proofErr w:type="spellEnd"/>
+      <w:r>
+        <w:t xml:space="preserve"> (log-transformação para normalizar distribuição assimétrica); V1-V28 (padronização z-score para PCA </w:t>
+      </w:r>
+      <w:proofErr w:type="spellStart"/>
+      <w:r>
+        <w:t>features</w:t>
+      </w:r>
+      <w:proofErr w:type="spellEnd"/>
+      <w:r>
+        <w:t xml:space="preserve">). Colunas que devem ser investigadas: V1-V28 e </w:t>
+      </w:r>
+      <w:proofErr w:type="spellStart"/>
+      <w:r>
+        <w:t>Amount</w:t>
+      </w:r>
+      <w:proofErr w:type="spellEnd"/>
+      <w:r>
+        <w:t xml:space="preserve"> devido a outliers (</w:t>
+      </w:r>
+      <w:proofErr w:type="spellStart"/>
+      <w:r>
+        <w:t>ex</w:t>
+      </w:r>
+      <w:proofErr w:type="spellEnd"/>
+      <w:r>
+        <w:t xml:space="preserve">: </w:t>
+      </w:r>
+      <w:proofErr w:type="spellStart"/>
+      <w:r>
+        <w:t>Amount</w:t>
+      </w:r>
+      <w:proofErr w:type="spellEnd"/>
+      <w:r>
+        <w:t xml:space="preserve"> &gt; 3000 em registros como Time=103). Resposta à pergunta: Sim, outliers em V1-V28, </w:t>
+      </w:r>
+      <w:proofErr w:type="spellStart"/>
+      <w:r>
+        <w:t>Amount</w:t>
+      </w:r>
+      <w:proofErr w:type="spellEnd"/>
+      <w:r>
+        <w:t xml:space="preserve"> podem ser removidos (se &lt;1%), transformados (</w:t>
+      </w:r>
+      <w:proofErr w:type="spellStart"/>
+      <w:r>
+        <w:t>winsorizing</w:t>
+      </w:r>
+      <w:proofErr w:type="spellEnd"/>
+      <w:r>
+        <w:t xml:space="preserve">) ou investigados (análise de impacto em </w:t>
+      </w:r>
+      <w:proofErr w:type="spellStart"/>
+      <w:r>
+        <w:t>Class</w:t>
+      </w:r>
+      <w:proofErr w:type="spellEnd"/>
+      <w:r>
+        <w:t>=0).</w:t>
       </w:r>
     </w:p>
     <w:p>
@@ -11082,7 +12146,15 @@
     </w:p>
     <w:p>
       <w:r>
-        <w:t>Esta análise sintetiza as conclusões sobre o dataset de transações financeiras, com 284 registros, focando em tipos de dados, padrões temporais, outliers e recomendações.</w:t>
+        <w:t xml:space="preserve">Esta análise sintetiza as conclusões sobre o </w:t>
+      </w:r>
+      <w:proofErr w:type="spellStart"/>
+      <w:r>
+        <w:t>dataset</w:t>
+      </w:r>
+      <w:proofErr w:type="spellEnd"/>
+      <w:r>
+        <w:t xml:space="preserve"> de transações financeiras, com 284 registros, focando em tipos de dados, padrões temporais, outliers e recomendações.</w:t>
       </w:r>
     </w:p>
     <w:p>
@@ -11097,12 +12169,29 @@
           <w:b/>
           <w:bCs/>
         </w:rPr>
+        <w:lastRenderedPageBreak/>
         <w:t>Tipos de Dados</w:t>
       </w:r>
     </w:p>
     <w:p>
       <w:r>
-        <w:t>Colunas numéricas (contínuas): Time, V1 a V28, Amount. Coluna categórica (discreta): Class (todos valores 0, sem fraudes).</w:t>
+        <w:t xml:space="preserve">Colunas numéricas (contínuas): Time, V1 a V28, </w:t>
+      </w:r>
+      <w:proofErr w:type="spellStart"/>
+      <w:r>
+        <w:t>Amount</w:t>
+      </w:r>
+      <w:proofErr w:type="spellEnd"/>
+      <w:r>
+        <w:t xml:space="preserve">. Coluna categórica (discreta): </w:t>
+      </w:r>
+      <w:proofErr w:type="spellStart"/>
+      <w:r>
+        <w:t>Class</w:t>
+      </w:r>
+      <w:proofErr w:type="spellEnd"/>
+      <w:r>
+        <w:t xml:space="preserve"> (todos valores 0, sem fraudes).</w:t>
       </w:r>
     </w:p>
     <w:p>
@@ -11122,7 +12211,23 @@
     </w:p>
     <w:p>
       <w:r>
-        <w:t>O Time aumenta monotonicamente até 265s, com Amount exibindo variabilidade (média ~80, mediana ~12.99). Tendência de aumento no volume e variância, sem fraudes detectadas.</w:t>
+        <w:t xml:space="preserve">O Time aumenta </w:t>
+      </w:r>
+      <w:proofErr w:type="spellStart"/>
+      <w:r>
+        <w:t>monotonicamente</w:t>
+      </w:r>
+      <w:proofErr w:type="spellEnd"/>
+      <w:r>
+        <w:t xml:space="preserve"> até 265s, com </w:t>
+      </w:r>
+      <w:proofErr w:type="spellStart"/>
+      <w:r>
+        <w:t>Amount</w:t>
+      </w:r>
+      <w:proofErr w:type="spellEnd"/>
+      <w:r>
+        <w:t xml:space="preserve"> exibindo variabilidade (média ~80, mediana ~12.99). Tendência de aumento no volume e variância, sem fraudes detectadas.</w:t>
       </w:r>
     </w:p>
     <w:p>
@@ -11142,7 +12247,23 @@
     </w:p>
     <w:p>
       <w:r>
-        <w:t>Outliers identificados via IQR em V1-V28 (~7.7%) e Amount (8.8%, ex: 3828.04). Nenhum em Time ou Class.</w:t>
+        <w:t xml:space="preserve">Outliers identificados via IQR em V1-V28 (~7.7%) e </w:t>
+      </w:r>
+      <w:proofErr w:type="spellStart"/>
+      <w:r>
+        <w:t>Amount</w:t>
+      </w:r>
+      <w:proofErr w:type="spellEnd"/>
+      <w:r>
+        <w:t xml:space="preserve"> (8.8%, </w:t>
+      </w:r>
+      <w:proofErr w:type="spellStart"/>
+      <w:r>
+        <w:t>ex</w:t>
+      </w:r>
+      <w:proofErr w:type="spellEnd"/>
+      <w:r>
+        <w:t>: 3828.04). Nenhum em Time ou Class.</w:t>
       </w:r>
     </w:p>
     <w:tbl>
@@ -11183,7 +12304,15 @@
           </w:tcPr>
           <w:p>
             <w:r>
-              <w:t>Exemplo de Outliers em Amount (Formatação Condicional)</w:t>
+              <w:t xml:space="preserve">Exemplo de Outliers em </w:t>
+            </w:r>
+            <w:proofErr w:type="spellStart"/>
+            <w:r>
+              <w:t>Amount</w:t>
+            </w:r>
+            <w:proofErr w:type="spellEnd"/>
+            <w:r>
+              <w:t xml:space="preserve"> (Formatação Condicional)</w:t>
             </w:r>
           </w:p>
         </w:tc>
@@ -11250,6 +12379,7 @@
                 <w:bCs/>
               </w:rPr>
             </w:pPr>
+            <w:proofErr w:type="spellStart"/>
             <w:r>
               <w:rPr>
                 <w:b/>
@@ -11257,6 +12387,7 @@
               </w:rPr>
               <w:t>Amount</w:t>
             </w:r>
+            <w:proofErr w:type="spellEnd"/>
           </w:p>
         </w:tc>
         <w:tc>
@@ -11485,7 +12616,6 @@
           </w:tcPr>
           <w:p>
             <w:r>
-              <w:lastRenderedPageBreak/>
               <w:t>200</w:t>
             </w:r>
           </w:p>
@@ -11568,7 +12698,23 @@
     </w:p>
     <w:p>
       <w:r>
-        <w:t>Time: Remover se não essencial. V1-V28: Investigar e transformar (z-score). Amount: Log-transformar e investigar outliers. Class: Manter.</w:t>
+        <w:t xml:space="preserve">Time: Remover se não essencial. V1-V28: Investigar e transformar (z-score). </w:t>
+      </w:r>
+      <w:proofErr w:type="spellStart"/>
+      <w:r>
+        <w:t>Amount</w:t>
+      </w:r>
+      <w:proofErr w:type="spellEnd"/>
+      <w:r>
+        <w:t xml:space="preserve">: Log-transformar e investigar outliers. </w:t>
+      </w:r>
+      <w:proofErr w:type="spellStart"/>
+      <w:r>
+        <w:t>Class</w:t>
+      </w:r>
+      <w:proofErr w:type="spellEnd"/>
+      <w:r>
+        <w:t>: Manter.</w:t>
       </w:r>
     </w:p>
     <w:p>
@@ -11588,7 +12734,39 @@
     </w:p>
     <w:p>
       <w:r>
-        <w:t>Os dados representam transações normais (sem fraudes), com tendências temporais de aumento na variabilidade de Amount. Outliers em features PCA e Amount sugerem necessidade de investigação para ruído ou anomalias potenciais. Recomenda-se transformações para normalização e remoção de Time irrelevante, preparando o dataset para modelagem preditiva. Insights principais: Atividade financeira estável, mas com picos que demandam atenção; ausência de fraudes reforça foco em detecção futura.</w:t>
+        <w:t xml:space="preserve">Os dados representam transações normais (sem fraudes), com tendências temporais de aumento na variabilidade de </w:t>
+      </w:r>
+      <w:proofErr w:type="spellStart"/>
+      <w:r>
+        <w:t>Amount</w:t>
+      </w:r>
+      <w:proofErr w:type="spellEnd"/>
+      <w:r>
+        <w:t xml:space="preserve">. Outliers em </w:t>
+      </w:r>
+      <w:proofErr w:type="spellStart"/>
+      <w:r>
+        <w:t>features</w:t>
+      </w:r>
+      <w:proofErr w:type="spellEnd"/>
+      <w:r>
+        <w:t xml:space="preserve"> PCA e </w:t>
+      </w:r>
+      <w:proofErr w:type="spellStart"/>
+      <w:r>
+        <w:t>Amount</w:t>
+      </w:r>
+      <w:proofErr w:type="spellEnd"/>
+      <w:r>
+        <w:t xml:space="preserve"> sugerem necessidade de investigação para ruído ou anomalias potenciais. Recomenda-se transformações para normalização e remoção de Time irrelevante, preparando o </w:t>
+      </w:r>
+      <w:proofErr w:type="spellStart"/>
+      <w:r>
+        <w:t>dataset</w:t>
+      </w:r>
+      <w:proofErr w:type="spellEnd"/>
+      <w:r>
+        <w:t xml:space="preserve"> para modelagem preditiva. Insights principais: Atividade financeira estável, mas com picos que demandam atenção; ausência de fraudes reforça foco em detecção futura.</w:t>
       </w:r>
     </w:p>
     <w:p>
